--- a/Project_Docs_D7/Testing_and_QA_Summary.docx
+++ b/Project_Docs_D7/Testing_and_QA_Summary.docx
@@ -2,15 +2,14 @@
 <file path=word/document.xml><?xml version="1.0" encoding="utf-8"?>
 <w:document xmlns:w="http://schemas.openxmlformats.org/wordprocessingml/2006/main" xmlns:m="http://schemas.openxmlformats.org/officeDocument/2006/math" xmlns:r="http://schemas.openxmlformats.org/officeDocument/2006/relationships" xmlns:o="urn:schemas-microsoft-com:office:office" xmlns:v="urn:schemas-microsoft-com:vml" xmlns:w10="urn:schemas-microsoft-com:office:word" xmlns:a="http://schemas.openxmlformats.org/drawingml/2006/main" xmlns:pic="http://schemas.openxmlformats.org/drawingml/2006/picture" xmlns:wp="http://schemas.openxmlformats.org/drawingml/2006/wordprocessingDrawing">
   <w:body>
+    <w:bookmarkStart w:id="23" w:name="testing-and-qa-summary"/>
     <w:p>
       <w:pPr>
         <w:pStyle w:val="Heading1"/>
       </w:pPr>
-      <w:bookmarkStart w:id="20" w:name="testing-and-qa-summary"/>
       <w:r>
         <w:t xml:space="preserve">Testing and QA Summary</w:t>
       </w:r>
-      <w:bookmarkEnd w:id="20"/>
     </w:p>
     <w:p>
       <w:pPr>
@@ -19,6 +18,7 @@
       <w:r>
         <w:rPr>
           <w:b/>
+          <w:bCs/>
         </w:rPr>
         <w:t xml:space="preserve">Status date:</w:t>
       </w:r>
@@ -42,6 +42,7 @@
       <w:r>
         <w:rPr>
           <w:i/>
+          <w:iCs/>
         </w:rPr>
         <w:t xml:space="preserve">what</w:t>
       </w:r>
@@ -57,6 +58,7 @@
       <w:r>
         <w:rPr>
           <w:i/>
+          <w:iCs/>
         </w:rPr>
         <w:t xml:space="preserve">how</w:t>
       </w:r>
@@ -72,6 +74,7 @@
       <w:r>
         <w:rPr>
           <w:i/>
+          <w:iCs/>
         </w:rPr>
         <w:t xml:space="preserve">what is not covered yet</w:t>
       </w:r>
@@ -79,15 +82,14 @@
         <w:t xml:space="preserve">. It is the QA contract for the next developer.</w:t>
       </w:r>
     </w:p>
+    <w:bookmarkStart w:id="9" w:name="Xc88c88b98d28fc72515908c9b883d3b332e1498"/>
     <w:p>
       <w:pPr>
         <w:pStyle w:val="Heading2"/>
       </w:pPr>
-      <w:bookmarkStart w:id="21" w:name="Xc88c88b98d28fc72515908c9b883d3b332e1498"/>
       <w:r>
         <w:t xml:space="preserve">1. How to run the suite</w:t>
       </w:r>
-      <w:bookmarkEnd w:id="21"/>
     </w:p>
     <w:p>
       <w:pPr>
@@ -126,7 +128,13 @@
         <w:rPr>
           <w:rStyle w:val="NormalTok"/>
         </w:rPr>
-        <w:t xml:space="preserve">   # platform-import gate (fast)</w:t>
+        <w:t xml:space="preserve">   </w:t>
+      </w:r>
+      <w:r>
+        <w:rPr>
+          <w:rStyle w:val="CommentTok"/>
+        </w:rPr>
+        <w:t xml:space="preserve"># platform-import gate (fast)</w:t>
       </w:r>
       <w:r>
         <w:br/>
@@ -141,7 +149,13 @@
         <w:rPr>
           <w:rStyle w:val="NormalTok"/>
         </w:rPr>
-        <w:t xml:space="preserve"> analyze                       # static analysis (lints + unused, etc.)</w:t>
+        <w:t xml:space="preserve"> analyze                       </w:t>
+      </w:r>
+      <w:r>
+        <w:rPr>
+          <w:rStyle w:val="CommentTok"/>
+        </w:rPr>
+        <w:t xml:space="preserve"># static analysis (lints + unused, etc.)</w:t>
       </w:r>
       <w:r>
         <w:br/>
@@ -156,7 +170,13 @@
         <w:rPr>
           <w:rStyle w:val="NormalTok"/>
         </w:rPr>
-        <w:t xml:space="preserve"> test                          # 21 test files (excluding test_util.dart)</w:t>
+        <w:t xml:space="preserve"> test                          </w:t>
+      </w:r>
+      <w:r>
+        <w:rPr>
+          <w:rStyle w:val="CommentTok"/>
+        </w:rPr>
+        <w:t xml:space="preserve"># 21 test files (excluding test_util.dart)</w:t>
       </w:r>
       <w:r>
         <w:br/>
@@ -171,7 +191,25 @@
         <w:rPr>
           <w:rStyle w:val="NormalTok"/>
         </w:rPr>
-        <w:t xml:space="preserve"> build web --release           # production build sanity check</w:t>
+        <w:t xml:space="preserve"> build web </w:t>
+      </w:r>
+      <w:r>
+        <w:rPr>
+          <w:rStyle w:val="AttributeTok"/>
+        </w:rPr>
+        <w:t xml:space="preserve">--release</w:t>
+      </w:r>
+      <w:r>
+        <w:rPr>
+          <w:rStyle w:val="NormalTok"/>
+        </w:rPr>
+        <w:t xml:space="preserve">           </w:t>
+      </w:r>
+      <w:r>
+        <w:rPr>
+          <w:rStyle w:val="CommentTok"/>
+        </w:rPr>
+        <w:t xml:space="preserve"># production build sanity check</w:t>
       </w:r>
     </w:p>
     <w:p>
@@ -255,15 +293,15 @@
         <w:t xml:space="preserve"> test test/integration_workflow_test.dart</w:t>
       </w:r>
     </w:p>
+    <w:bookmarkEnd w:id="9"/>
+    <w:bookmarkStart w:id="16" w:name="X0011d1de1c1a30e2de46bba60a61795b18f4db3"/>
     <w:p>
       <w:pPr>
         <w:pStyle w:val="Heading2"/>
       </w:pPr>
-      <w:bookmarkStart w:id="22" w:name="X0011d1de1c1a30e2de46bba60a61795b18f4db3"/>
       <w:r>
         <w:t xml:space="preserve">2. Test inventory</w:t>
       </w:r>
-      <w:bookmarkEnd w:id="22"/>
     </w:p>
     <w:p>
       <w:pPr>
@@ -278,6 +316,7 @@
       <w:r>
         <w:rPr>
           <w:b/>
+          <w:bCs/>
         </w:rPr>
         <w:t xml:space="preserve">21 Dart test files</w:t>
       </w:r>
@@ -303,42 +342,34 @@
         <w:t xml:space="preserve">helper, organized by what they exercise:</w:t>
       </w:r>
     </w:p>
+    <w:bookmarkStart w:id="10" w:name="parsing-and-stores"/>
     <w:p>
       <w:pPr>
         <w:pStyle w:val="Heading3"/>
       </w:pPr>
-      <w:bookmarkStart w:id="23" w:name="parsing-and-stores"/>
       <w:r>
         <w:t xml:space="preserve">Parsing and stores</w:t>
       </w:r>
-      <w:bookmarkEnd w:id="23"/>
     </w:p>
     <w:tbl>
       <w:tblPr>
         <w:tblStyle w:val="Table"/>
-        <w:tblW w:type="pct" w:w="0.0"/>
-        <w:tblLook w:firstRow="1"/>
+        <w:tblW w:type="auto" w:w="0"/>
+        <w:tblLook w:firstRow="1" w:lastRow="0" w:firstColumn="0" w:lastColumn="0" w:noHBand="0" w:noVBand="0" w:val="0020"/>
       </w:tblPr>
       <w:tblGrid>
-        <w:gridCol w:w="4680"/>
-        <w:gridCol w:w="4680"/>
+        <w:gridCol w:w="3960"/>
+        <w:gridCol w:w="3960"/>
       </w:tblGrid>
-      <w:tblGrid/>
       <w:tr>
         <w:trPr>
-          <w:cnfStyle w:firstRow="1"/>
+          <w:tblHeader w:val="on"/>
         </w:trPr>
         <w:tc>
-          <w:tcPr>
-            <w:tcBorders>
-              <w:bottom w:val="single"/>
-            </w:tcBorders>
-            <w:vAlign w:val="bottom"/>
-          </w:tcPr>
-          <w:p>
-            <w:pPr>
-              <w:pStyle w:val="Compact"/>
-              <w:jc w:val="left"/>
+          <w:tcPr/>
+          <w:p>
+            <w:pPr>
+              <w:pStyle w:val="Compact"/>
             </w:pPr>
             <w:r>
               <w:t xml:space="preserve">File</w:t>
@@ -346,16 +377,10 @@
           </w:p>
         </w:tc>
         <w:tc>
-          <w:tcPr>
-            <w:tcBorders>
-              <w:bottom w:val="single"/>
-            </w:tcBorders>
-            <w:vAlign w:val="bottom"/>
-          </w:tcPr>
-          <w:p>
-            <w:pPr>
-              <w:pStyle w:val="Compact"/>
-              <w:jc w:val="left"/>
+          <w:tcPr/>
+          <w:p>
+            <w:pPr>
+              <w:pStyle w:val="Compact"/>
             </w:pPr>
             <w:r>
               <w:t xml:space="preserve">Covers</w:t>
@@ -365,10 +390,10 @@
       </w:tr>
       <w:tr>
         <w:tc>
-          <w:p>
-            <w:pPr>
-              <w:pStyle w:val="Compact"/>
-              <w:jc w:val="left"/>
+          <w:tcPr/>
+          <w:p>
+            <w:pPr>
+              <w:pStyle w:val="Compact"/>
             </w:pPr>
             <w:r>
               <w:rPr>
@@ -379,10 +404,10 @@
           </w:p>
         </w:tc>
         <w:tc>
-          <w:p>
-            <w:pPr>
-              <w:pStyle w:val="Compact"/>
-              <w:jc w:val="left"/>
+          <w:tcPr/>
+          <w:p>
+            <w:pPr>
+              <w:pStyle w:val="Compact"/>
             </w:pPr>
             <w:r>
               <w:rPr>
@@ -422,10 +447,10 @@
       </w:tr>
       <w:tr>
         <w:tc>
-          <w:p>
-            <w:pPr>
-              <w:pStyle w:val="Compact"/>
-              <w:jc w:val="left"/>
+          <w:tcPr/>
+          <w:p>
+            <w:pPr>
+              <w:pStyle w:val="Compact"/>
             </w:pPr>
             <w:r>
               <w:rPr>
@@ -436,10 +461,10 @@
           </w:p>
         </w:tc>
         <w:tc>
-          <w:p>
-            <w:pPr>
-              <w:pStyle w:val="Compact"/>
-              <w:jc w:val="left"/>
+          <w:tcPr/>
+          <w:p>
+            <w:pPr>
+              <w:pStyle w:val="Compact"/>
             </w:pPr>
             <w:r>
               <w:rPr>
@@ -479,10 +504,10 @@
       </w:tr>
       <w:tr>
         <w:tc>
-          <w:p>
-            <w:pPr>
-              <w:pStyle w:val="Compact"/>
-              <w:jc w:val="left"/>
+          <w:tcPr/>
+          <w:p>
+            <w:pPr>
+              <w:pStyle w:val="Compact"/>
             </w:pPr>
             <w:r>
               <w:rPr>
@@ -493,10 +518,10 @@
           </w:p>
         </w:tc>
         <w:tc>
-          <w:p>
-            <w:pPr>
-              <w:pStyle w:val="Compact"/>
-              <w:jc w:val="left"/>
+          <w:tcPr/>
+          <w:p>
+            <w:pPr>
+              <w:pStyle w:val="Compact"/>
             </w:pPr>
             <w:r>
               <w:t xml:space="preserve">People-vs-courses consistency (</w:t>
@@ -515,10 +540,10 @@
       </w:tr>
       <w:tr>
         <w:tc>
-          <w:p>
-            <w:pPr>
-              <w:pStyle w:val="Compact"/>
-              <w:jc w:val="left"/>
+          <w:tcPr/>
+          <w:p>
+            <w:pPr>
+              <w:pStyle w:val="Compact"/>
             </w:pPr>
             <w:r>
               <w:rPr>
@@ -529,10 +554,10 @@
           </w:p>
         </w:tc>
         <w:tc>
-          <w:p>
-            <w:pPr>
-              <w:pStyle w:val="Compact"/>
-              <w:jc w:val="left"/>
+          <w:tcPr/>
+          <w:p>
+            <w:pPr>
+              <w:pStyle w:val="Compact"/>
             </w:pPr>
             <w:r>
               <w:t xml:space="preserve">Helper data structures used across compute modules.</w:t>
@@ -541,42 +566,35 @@
         </w:tc>
       </w:tr>
     </w:tbl>
+    <w:bookmarkEnd w:id="10"/>
+    <w:bookmarkStart w:id="11" w:name="compute-modules"/>
     <w:p>
       <w:pPr>
         <w:pStyle w:val="Heading3"/>
       </w:pPr>
-      <w:bookmarkStart w:id="24" w:name="compute-modules"/>
       <w:r>
         <w:t xml:space="preserve">Compute modules</w:t>
       </w:r>
-      <w:bookmarkEnd w:id="24"/>
     </w:p>
     <w:tbl>
       <w:tblPr>
         <w:tblStyle w:val="Table"/>
-        <w:tblW w:type="pct" w:w="0.0"/>
-        <w:tblLook w:firstRow="1"/>
+        <w:tblW w:type="auto" w:w="0"/>
+        <w:tblLook w:firstRow="1" w:lastRow="0" w:firstColumn="0" w:lastColumn="0" w:noHBand="0" w:noVBand="0" w:val="0020"/>
       </w:tblPr>
       <w:tblGrid>
-        <w:gridCol w:w="4680"/>
-        <w:gridCol w:w="4680"/>
+        <w:gridCol w:w="3960"/>
+        <w:gridCol w:w="3960"/>
       </w:tblGrid>
-      <w:tblGrid/>
       <w:tr>
         <w:trPr>
-          <w:cnfStyle w:firstRow="1"/>
+          <w:tblHeader w:val="on"/>
         </w:trPr>
         <w:tc>
-          <w:tcPr>
-            <w:tcBorders>
-              <w:bottom w:val="single"/>
-            </w:tcBorders>
-            <w:vAlign w:val="bottom"/>
-          </w:tcPr>
-          <w:p>
-            <w:pPr>
-              <w:pStyle w:val="Compact"/>
-              <w:jc w:val="left"/>
+          <w:tcPr/>
+          <w:p>
+            <w:pPr>
+              <w:pStyle w:val="Compact"/>
             </w:pPr>
             <w:r>
               <w:t xml:space="preserve">File</w:t>
@@ -584,16 +602,10 @@
           </w:p>
         </w:tc>
         <w:tc>
-          <w:tcPr>
-            <w:tcBorders>
-              <w:bottom w:val="single"/>
-            </w:tcBorders>
-            <w:vAlign w:val="bottom"/>
-          </w:tcPr>
-          <w:p>
-            <w:pPr>
-              <w:pStyle w:val="Compact"/>
-              <w:jc w:val="left"/>
+          <w:tcPr/>
+          <w:p>
+            <w:pPr>
+              <w:pStyle w:val="Compact"/>
             </w:pPr>
             <w:r>
               <w:t xml:space="preserve">Covers</w:t>
@@ -603,10 +615,10 @@
       </w:tr>
       <w:tr>
         <w:tc>
-          <w:p>
-            <w:pPr>
-              <w:pStyle w:val="Compact"/>
-              <w:jc w:val="left"/>
+          <w:tcPr/>
+          <w:p>
+            <w:pPr>
+              <w:pStyle w:val="Compact"/>
             </w:pPr>
             <w:r>
               <w:rPr>
@@ -617,10 +629,10 @@
           </w:p>
         </w:tc>
         <w:tc>
-          <w:p>
-            <w:pPr>
-              <w:pStyle w:val="Compact"/>
-              <w:jc w:val="left"/>
+          <w:tcPr/>
+          <w:p>
+            <w:pPr>
+              <w:pStyle w:val="Compact"/>
             </w:pPr>
             <w:r>
               <w:t xml:space="preserve">Drop, split-mode (</w:t>
@@ -654,10 +666,10 @@
       </w:tr>
       <w:tr>
         <w:tc>
-          <w:p>
-            <w:pPr>
-              <w:pStyle w:val="Compact"/>
-              <w:jc w:val="left"/>
+          <w:tcPr/>
+          <w:p>
+            <w:pPr>
+              <w:pStyle w:val="Compact"/>
             </w:pPr>
             <w:r>
               <w:rPr>
@@ -668,10 +680,10 @@
           </w:p>
         </w:tc>
         <w:tc>
-          <w:p>
-            <w:pPr>
-              <w:pStyle w:val="Compact"/>
-              <w:jc w:val="left"/>
+          <w:tcPr/>
+          <w:p>
+            <w:pPr>
+              <w:pStyle w:val="Compact"/>
             </w:pPr>
             <w:r>
               <w:t xml:space="preserve">Split preview vs commit, John Taber's algorithm correctness, history-aware resplitting.</w:t>
@@ -681,10 +693,10 @@
       </w:tr>
       <w:tr>
         <w:tc>
-          <w:p>
-            <w:pPr>
-              <w:pStyle w:val="Compact"/>
-              <w:jc w:val="left"/>
+          <w:tcPr/>
+          <w:p>
+            <w:pPr>
+              <w:pStyle w:val="Compact"/>
             </w:pPr>
             <w:r>
               <w:rPr>
@@ -695,10 +707,10 @@
           </w:p>
         </w:tc>
         <w:tc>
-          <w:p>
-            <w:pPr>
-              <w:pStyle w:val="Compact"/>
-              <w:jc w:val="left"/>
+          <w:tcPr/>
+          <w:p>
+            <w:pPr>
+              <w:pStyle w:val="Compact"/>
             </w:pPr>
             <w:r>
               <w:t xml:space="preserve">First choices, backups, drops, resulting class membership, unmet-wants summary math.</w:t>
@@ -708,10 +720,10 @@
       </w:tr>
       <w:tr>
         <w:tc>
-          <w:p>
-            <w:pPr>
-              <w:pStyle w:val="Compact"/>
-              <w:jc w:val="left"/>
+          <w:tcPr/>
+          <w:p>
+            <w:pPr>
+              <w:pStyle w:val="Compact"/>
             </w:pPr>
             <w:r>
               <w:rPr>
@@ -722,10 +734,10 @@
           </w:p>
         </w:tc>
         <w:tc>
-          <w:p>
-            <w:pPr>
-              <w:pStyle w:val="Compact"/>
-              <w:jc w:val="left"/>
+          <w:tcPr/>
+          <w:p>
+            <w:pPr>
+              <w:pStyle w:val="Compact"/>
             </w:pPr>
             <w:r>
               <w:t xml:space="preserve">The</w:t>
@@ -765,10 +777,10 @@
       </w:tr>
       <w:tr>
         <w:tc>
-          <w:p>
-            <w:pPr>
-              <w:pStyle w:val="Compact"/>
-              <w:jc w:val="left"/>
+          <w:tcPr/>
+          <w:p>
+            <w:pPr>
+              <w:pStyle w:val="Compact"/>
             </w:pPr>
             <w:r>
               <w:rPr>
@@ -779,10 +791,10 @@
           </w:p>
         </w:tc>
         <w:tc>
-          <w:p>
-            <w:pPr>
-              <w:pStyle w:val="Compact"/>
-              <w:jc w:val="left"/>
+          <w:tcPr/>
+          <w:p>
+            <w:pPr>
+              <w:pStyle w:val="Compact"/>
             </w:pPr>
             <w:r>
               <w:t xml:space="preserve">Recomputation of class-size &amp; availability counts after scheduling and drop events (the D5 fix).</w:t>
@@ -791,42 +803,35 @@
         </w:tc>
       </w:tr>
     </w:tbl>
+    <w:bookmarkEnd w:id="11"/>
+    <w:bookmarkStart w:id="12" w:name="save--load--persistence"/>
     <w:p>
       <w:pPr>
         <w:pStyle w:val="Heading3"/>
       </w:pPr>
-      <w:bookmarkStart w:id="25" w:name="save--load--persistence"/>
       <w:r>
         <w:t xml:space="preserve">Save / load / persistence</w:t>
       </w:r>
-      <w:bookmarkEnd w:id="25"/>
     </w:p>
     <w:tbl>
       <w:tblPr>
         <w:tblStyle w:val="Table"/>
-        <w:tblW w:type="pct" w:w="0.0"/>
-        <w:tblLook w:firstRow="1"/>
+        <w:tblW w:type="auto" w:w="0"/>
+        <w:tblLook w:firstRow="1" w:lastRow="0" w:firstColumn="0" w:lastColumn="0" w:noHBand="0" w:noVBand="0" w:val="0020"/>
       </w:tblPr>
       <w:tblGrid>
-        <w:gridCol w:w="4680"/>
-        <w:gridCol w:w="4680"/>
+        <w:gridCol w:w="3960"/>
+        <w:gridCol w:w="3960"/>
       </w:tblGrid>
-      <w:tblGrid/>
       <w:tr>
         <w:trPr>
-          <w:cnfStyle w:firstRow="1"/>
+          <w:tblHeader w:val="on"/>
         </w:trPr>
         <w:tc>
-          <w:tcPr>
-            <w:tcBorders>
-              <w:bottom w:val="single"/>
-            </w:tcBorders>
-            <w:vAlign w:val="bottom"/>
-          </w:tcPr>
-          <w:p>
-            <w:pPr>
-              <w:pStyle w:val="Compact"/>
-              <w:jc w:val="left"/>
+          <w:tcPr/>
+          <w:p>
+            <w:pPr>
+              <w:pStyle w:val="Compact"/>
             </w:pPr>
             <w:r>
               <w:t xml:space="preserve">File</w:t>
@@ -834,16 +839,10 @@
           </w:p>
         </w:tc>
         <w:tc>
-          <w:tcPr>
-            <w:tcBorders>
-              <w:bottom w:val="single"/>
-            </w:tcBorders>
-            <w:vAlign w:val="bottom"/>
-          </w:tcPr>
-          <w:p>
-            <w:pPr>
-              <w:pStyle w:val="Compact"/>
-              <w:jc w:val="left"/>
+          <w:tcPr/>
+          <w:p>
+            <w:pPr>
+              <w:pStyle w:val="Compact"/>
             </w:pPr>
             <w:r>
               <w:t xml:space="preserve">Covers</w:t>
@@ -853,10 +852,10 @@
       </w:tr>
       <w:tr>
         <w:tc>
-          <w:p>
-            <w:pPr>
-              <w:pStyle w:val="Compact"/>
-              <w:jc w:val="left"/>
+          <w:tcPr/>
+          <w:p>
+            <w:pPr>
+              <w:pStyle w:val="Compact"/>
             </w:pPr>
             <w:r>
               <w:rPr>
@@ -867,10 +866,10 @@
           </w:p>
         </w:tc>
         <w:tc>
-          <w:p>
-            <w:pPr>
-              <w:pStyle w:val="Compact"/>
-              <w:jc w:val="left"/>
+          <w:tcPr/>
+          <w:p>
+            <w:pPr>
+              <w:pStyle w:val="Compact"/>
             </w:pPr>
             <w:r>
               <w:rPr>
@@ -904,10 +903,10 @@
       </w:tr>
       <w:tr>
         <w:tc>
-          <w:p>
-            <w:pPr>
-              <w:pStyle w:val="Compact"/>
-              <w:jc w:val="left"/>
+          <w:tcPr/>
+          <w:p>
+            <w:pPr>
+              <w:pStyle w:val="Compact"/>
             </w:pPr>
             <w:r>
               <w:rPr>
@@ -918,10 +917,10 @@
           </w:p>
         </w:tc>
         <w:tc>
-          <w:p>
-            <w:pPr>
-              <w:pStyle w:val="Compact"/>
-              <w:jc w:val="left"/>
+          <w:tcPr/>
+          <w:p>
+            <w:pPr>
+              <w:pStyle w:val="Compact"/>
             </w:pPr>
             <w:r>
               <w:rPr>
@@ -990,17 +989,17 @@
               <w:t xml:space="preserve"> </w:t>
             </w:r>
             <w:r>
-              <w:t xml:space="preserve">envelope, missing-marker errors, legacy state-only files.</w:t>
+              <w:t xml:space="preserve">envelope, missing-marker errors, legacy state-only files, no-trailing-newline edge cases, CRLF content, round-trip build→parse.</w:t>
             </w:r>
           </w:p>
         </w:tc>
       </w:tr>
       <w:tr>
         <w:tc>
-          <w:p>
-            <w:pPr>
-              <w:pStyle w:val="Compact"/>
-              <w:jc w:val="left"/>
+          <w:tcPr/>
+          <w:p>
+            <w:pPr>
+              <w:pStyle w:val="Compact"/>
             </w:pPr>
             <w:r>
               <w:rPr>
@@ -1011,23 +1010,23 @@
           </w:p>
         </w:tc>
         <w:tc>
-          <w:p>
-            <w:pPr>
-              <w:pStyle w:val="Compact"/>
-              <w:jc w:val="left"/>
-            </w:pPr>
-            <w:r>
-              <w:t xml:space="preserve">Backwards compatibility between bundled saves and legacy state-only saves; restore preserves drops, splits, schedule, coordinators.</w:t>
+          <w:tcPr/>
+          <w:p>
+            <w:pPr>
+              <w:pStyle w:val="Compact"/>
+            </w:pPr>
+            <w:r>
+              <w:t xml:space="preserve">Backwards compatibility between bundled saves and legacy state-only saves; restore preserves drops, splits, schedule, coordinators; no-trailing-newline sources; adjacent-marker legacy saves; CRLF sources; coordinator-state cross-instance restore.</w:t>
             </w:r>
           </w:p>
         </w:tc>
       </w:tr>
       <w:tr>
         <w:tc>
-          <w:p>
-            <w:pPr>
-              <w:pStyle w:val="Compact"/>
-              <w:jc w:val="left"/>
+          <w:tcPr/>
+          <w:p>
+            <w:pPr>
+              <w:pStyle w:val="Compact"/>
             </w:pPr>
             <w:r>
               <w:rPr>
@@ -1038,10 +1037,10 @@
           </w:p>
         </w:tc>
         <w:tc>
-          <w:p>
-            <w:pPr>
-              <w:pStyle w:val="Compact"/>
-              <w:jc w:val="left"/>
+          <w:tcPr/>
+          <w:p>
+            <w:pPr>
+              <w:pStyle w:val="Compact"/>
             </w:pPr>
             <w:r>
               <w:t xml:space="preserve">Browser</w:t>
@@ -1123,10 +1122,10 @@
       </w:tr>
       <w:tr>
         <w:tc>
-          <w:p>
-            <w:pPr>
-              <w:pStyle w:val="Compact"/>
-              <w:jc w:val="left"/>
+          <w:tcPr/>
+          <w:p>
+            <w:pPr>
+              <w:pStyle w:val="Compact"/>
             </w:pPr>
             <w:r>
               <w:rPr>
@@ -1137,10 +1136,10 @@
           </w:p>
         </w:tc>
         <w:tc>
-          <w:p>
-            <w:pPr>
-              <w:pStyle w:val="Compact"/>
-              <w:jc w:val="left"/>
+          <w:tcPr/>
+          <w:p>
+            <w:pPr>
+              <w:pStyle w:val="Compact"/>
             </w:pPr>
             <w:r>
               <w:rPr>
@@ -1197,42 +1196,35 @@
         </w:tc>
       </w:tr>
     </w:tbl>
+    <w:bookmarkEnd w:id="12"/>
+    <w:bookmarkStart w:id="13" w:name="widget--ui"/>
     <w:p>
       <w:pPr>
         <w:pStyle w:val="Heading3"/>
       </w:pPr>
-      <w:bookmarkStart w:id="26" w:name="widget--ui"/>
       <w:r>
         <w:t xml:space="preserve">Widget / UI</w:t>
       </w:r>
-      <w:bookmarkEnd w:id="26"/>
     </w:p>
     <w:tbl>
       <w:tblPr>
         <w:tblStyle w:val="Table"/>
-        <w:tblW w:type="pct" w:w="0.0"/>
-        <w:tblLook w:firstRow="1"/>
+        <w:tblW w:type="auto" w:w="0"/>
+        <w:tblLook w:firstRow="1" w:lastRow="0" w:firstColumn="0" w:lastColumn="0" w:noHBand="0" w:noVBand="0" w:val="0020"/>
       </w:tblPr>
       <w:tblGrid>
-        <w:gridCol w:w="4680"/>
-        <w:gridCol w:w="4680"/>
+        <w:gridCol w:w="3960"/>
+        <w:gridCol w:w="3960"/>
       </w:tblGrid>
-      <w:tblGrid/>
       <w:tr>
         <w:trPr>
-          <w:cnfStyle w:firstRow="1"/>
+          <w:tblHeader w:val="on"/>
         </w:trPr>
         <w:tc>
-          <w:tcPr>
-            <w:tcBorders>
-              <w:bottom w:val="single"/>
-            </w:tcBorders>
-            <w:vAlign w:val="bottom"/>
-          </w:tcPr>
-          <w:p>
-            <w:pPr>
-              <w:pStyle w:val="Compact"/>
-              <w:jc w:val="left"/>
+          <w:tcPr/>
+          <w:p>
+            <w:pPr>
+              <w:pStyle w:val="Compact"/>
             </w:pPr>
             <w:r>
               <w:t xml:space="preserve">File</w:t>
@@ -1240,16 +1232,10 @@
           </w:p>
         </w:tc>
         <w:tc>
-          <w:tcPr>
-            <w:tcBorders>
-              <w:bottom w:val="single"/>
-            </w:tcBorders>
-            <w:vAlign w:val="bottom"/>
-          </w:tcPr>
-          <w:p>
-            <w:pPr>
-              <w:pStyle w:val="Compact"/>
-              <w:jc w:val="left"/>
+          <w:tcPr/>
+          <w:p>
+            <w:pPr>
+              <w:pStyle w:val="Compact"/>
             </w:pPr>
             <w:r>
               <w:t xml:space="preserve">Covers</w:t>
@@ -1259,10 +1245,10 @@
       </w:tr>
       <w:tr>
         <w:tc>
-          <w:p>
-            <w:pPr>
-              <w:pStyle w:val="Compact"/>
-              <w:jc w:val="left"/>
+          <w:tcPr/>
+          <w:p>
+            <w:pPr>
+              <w:pStyle w:val="Compact"/>
             </w:pPr>
             <w:r>
               <w:rPr>
@@ -1273,10 +1259,10 @@
           </w:p>
         </w:tc>
         <w:tc>
-          <w:p>
-            <w:pPr>
-              <w:pStyle w:val="Compact"/>
-              <w:jc w:val="left"/>
+          <w:tcPr/>
+          <w:p>
+            <w:pPr>
+              <w:pStyle w:val="Compact"/>
             </w:pPr>
             <w:r>
               <w:rPr>
@@ -1310,10 +1296,10 @@
       </w:tr>
       <w:tr>
         <w:tc>
-          <w:p>
-            <w:pPr>
-              <w:pStyle w:val="Compact"/>
-              <w:jc w:val="left"/>
+          <w:tcPr/>
+          <w:p>
+            <w:pPr>
+              <w:pStyle w:val="Compact"/>
             </w:pPr>
             <w:r>
               <w:rPr>
@@ -1324,10 +1310,10 @@
           </w:p>
         </w:tc>
         <w:tc>
-          <w:p>
-            <w:pPr>
-              <w:pStyle w:val="Compact"/>
-              <w:jc w:val="left"/>
+          <w:tcPr/>
+          <w:p>
+            <w:pPr>
+              <w:pStyle w:val="Compact"/>
             </w:pPr>
             <w:r>
               <w:t xml:space="preserve">Coordinator-mode UI states on the course rows.</w:t>
@@ -1337,10 +1323,10 @@
       </w:tr>
       <w:tr>
         <w:tc>
-          <w:p>
-            <w:pPr>
-              <w:pStyle w:val="Compact"/>
-              <w:jc w:val="left"/>
+          <w:tcPr/>
+          <w:p>
+            <w:pPr>
+              <w:pStyle w:val="Compact"/>
             </w:pPr>
             <w:r>
               <w:rPr>
@@ -1351,10 +1337,10 @@
           </w:p>
         </w:tc>
         <w:tc>
-          <w:p>
-            <w:pPr>
-              <w:pStyle w:val="Compact"/>
-              <w:jc w:val="left"/>
+          <w:tcPr/>
+          <w:p>
+            <w:pPr>
+              <w:pStyle w:val="Compact"/>
             </w:pPr>
             <w:r>
               <w:t xml:space="preserve">Overview/stat panel rendering across pipeline stages.</w:t>
@@ -1364,10 +1350,10 @@
       </w:tr>
       <w:tr>
         <w:tc>
-          <w:p>
-            <w:pPr>
-              <w:pStyle w:val="Compact"/>
-              <w:jc w:val="left"/>
+          <w:tcPr/>
+          <w:p>
+            <w:pPr>
+              <w:pStyle w:val="Compact"/>
             </w:pPr>
             <w:r>
               <w:rPr>
@@ -1378,10 +1364,10 @@
           </w:p>
         </w:tc>
         <w:tc>
-          <w:p>
-            <w:pPr>
-              <w:pStyle w:val="Compact"/>
-              <w:jc w:val="left"/>
+          <w:tcPr/>
+          <w:p>
+            <w:pPr>
+              <w:pStyle w:val="Compact"/>
             </w:pPr>
             <w:r>
               <w:t xml:space="preserve">Click-same-slot-again deselects (D6 feature).</w:t>
@@ -1391,10 +1377,10 @@
       </w:tr>
       <w:tr>
         <w:tc>
-          <w:p>
-            <w:pPr>
-              <w:pStyle w:val="Compact"/>
-              <w:jc w:val="left"/>
+          <w:tcPr/>
+          <w:p>
+            <w:pPr>
+              <w:pStyle w:val="Compact"/>
             </w:pPr>
             <w:r>
               <w:rPr>
@@ -1405,10 +1391,10 @@
           </w:p>
         </w:tc>
         <w:tc>
-          <w:p>
-            <w:pPr>
-              <w:pStyle w:val="Compact"/>
-              <w:jc w:val="left"/>
+          <w:tcPr/>
+          <w:p>
+            <w:pPr>
+              <w:pStyle w:val="Compact"/>
             </w:pPr>
             <w:r>
               <w:t xml:space="preserve">End-to-end pipeline: load → drop → split → schedule → coordinator → export. The single richest regression test.</w:t>
@@ -1417,42 +1403,35 @@
         </w:tc>
       </w:tr>
     </w:tbl>
+    <w:bookmarkEnd w:id="13"/>
+    <w:bookmarkStart w:id="14" w:name="platform-safety"/>
     <w:p>
       <w:pPr>
         <w:pStyle w:val="Heading3"/>
       </w:pPr>
-      <w:bookmarkStart w:id="27" w:name="platform-safety"/>
       <w:r>
         <w:t xml:space="preserve">Platform safety</w:t>
       </w:r>
-      <w:bookmarkEnd w:id="27"/>
     </w:p>
     <w:tbl>
       <w:tblPr>
         <w:tblStyle w:val="Table"/>
-        <w:tblW w:type="pct" w:w="0.0"/>
-        <w:tblLook w:firstRow="1"/>
+        <w:tblW w:type="auto" w:w="0"/>
+        <w:tblLook w:firstRow="1" w:lastRow="0" w:firstColumn="0" w:lastColumn="0" w:noHBand="0" w:noVBand="0" w:val="0020"/>
       </w:tblPr>
       <w:tblGrid>
-        <w:gridCol w:w="4680"/>
-        <w:gridCol w:w="4680"/>
+        <w:gridCol w:w="3960"/>
+        <w:gridCol w:w="3960"/>
       </w:tblGrid>
-      <w:tblGrid/>
       <w:tr>
         <w:trPr>
-          <w:cnfStyle w:firstRow="1"/>
+          <w:tblHeader w:val="on"/>
         </w:trPr>
         <w:tc>
-          <w:tcPr>
-            <w:tcBorders>
-              <w:bottom w:val="single"/>
-            </w:tcBorders>
-            <w:vAlign w:val="bottom"/>
-          </w:tcPr>
-          <w:p>
-            <w:pPr>
-              <w:pStyle w:val="Compact"/>
-              <w:jc w:val="left"/>
+          <w:tcPr/>
+          <w:p>
+            <w:pPr>
+              <w:pStyle w:val="Compact"/>
             </w:pPr>
             <w:r>
               <w:t xml:space="preserve">File</w:t>
@@ -1460,16 +1439,10 @@
           </w:p>
         </w:tc>
         <w:tc>
-          <w:tcPr>
-            <w:tcBorders>
-              <w:bottom w:val="single"/>
-            </w:tcBorders>
-            <w:vAlign w:val="bottom"/>
-          </w:tcPr>
-          <w:p>
-            <w:pPr>
-              <w:pStyle w:val="Compact"/>
-              <w:jc w:val="left"/>
+          <w:tcPr/>
+          <w:p>
+            <w:pPr>
+              <w:pStyle w:val="Compact"/>
             </w:pPr>
             <w:r>
               <w:t xml:space="preserve">Covers</w:t>
@@ -1479,10 +1452,10 @@
       </w:tr>
       <w:tr>
         <w:tc>
-          <w:p>
-            <w:pPr>
-              <w:pStyle w:val="Compact"/>
-              <w:jc w:val="left"/>
+          <w:tcPr/>
+          <w:p>
+            <w:pPr>
+              <w:pStyle w:val="Compact"/>
             </w:pPr>
             <w:r>
               <w:rPr>
@@ -1493,10 +1466,10 @@
           </w:p>
         </w:tc>
         <w:tc>
-          <w:p>
-            <w:pPr>
-              <w:pStyle w:val="Compact"/>
-              <w:jc w:val="left"/>
+          <w:tcPr/>
+          <w:p>
+            <w:pPr>
+              <w:pStyle w:val="Compact"/>
             </w:pPr>
             <w:r>
               <w:t xml:space="preserve">Mirrors</w:t>
@@ -1535,42 +1508,35 @@
         </w:tc>
       </w:tr>
     </w:tbl>
+    <w:bookmarkEnd w:id="14"/>
+    <w:bookmarkStart w:id="15" w:name="shared-helpers"/>
     <w:p>
       <w:pPr>
         <w:pStyle w:val="Heading3"/>
       </w:pPr>
-      <w:bookmarkStart w:id="28" w:name="shared-helpers"/>
       <w:r>
         <w:t xml:space="preserve">Shared helpers</w:t>
       </w:r>
-      <w:bookmarkEnd w:id="28"/>
     </w:p>
     <w:tbl>
       <w:tblPr>
         <w:tblStyle w:val="Table"/>
-        <w:tblW w:type="pct" w:w="0.0"/>
-        <w:tblLook w:firstRow="1"/>
+        <w:tblW w:type="auto" w:w="0"/>
+        <w:tblLook w:firstRow="1" w:lastRow="0" w:firstColumn="0" w:lastColumn="0" w:noHBand="0" w:noVBand="0" w:val="0020"/>
       </w:tblPr>
       <w:tblGrid>
-        <w:gridCol w:w="4680"/>
-        <w:gridCol w:w="4680"/>
+        <w:gridCol w:w="3960"/>
+        <w:gridCol w:w="3960"/>
       </w:tblGrid>
-      <w:tblGrid/>
       <w:tr>
         <w:trPr>
-          <w:cnfStyle w:firstRow="1"/>
+          <w:tblHeader w:val="on"/>
         </w:trPr>
         <w:tc>
-          <w:tcPr>
-            <w:tcBorders>
-              <w:bottom w:val="single"/>
-            </w:tcBorders>
-            <w:vAlign w:val="bottom"/>
-          </w:tcPr>
-          <w:p>
-            <w:pPr>
-              <w:pStyle w:val="Compact"/>
-              <w:jc w:val="left"/>
+          <w:tcPr/>
+          <w:p>
+            <w:pPr>
+              <w:pStyle w:val="Compact"/>
             </w:pPr>
             <w:r>
               <w:t xml:space="preserve">File</w:t>
@@ -1578,16 +1544,10 @@
           </w:p>
         </w:tc>
         <w:tc>
-          <w:tcPr>
-            <w:tcBorders>
-              <w:bottom w:val="single"/>
-            </w:tcBorders>
-            <w:vAlign w:val="bottom"/>
-          </w:tcPr>
-          <w:p>
-            <w:pPr>
-              <w:pStyle w:val="Compact"/>
-              <w:jc w:val="left"/>
+          <w:tcPr/>
+          <w:p>
+            <w:pPr>
+              <w:pStyle w:val="Compact"/>
             </w:pPr>
             <w:r>
               <w:t xml:space="preserve">Covers</w:t>
@@ -1597,10 +1557,10 @@
       </w:tr>
       <w:tr>
         <w:tc>
-          <w:p>
-            <w:pPr>
-              <w:pStyle w:val="Compact"/>
-              <w:jc w:val="left"/>
+          <w:tcPr/>
+          <w:p>
+            <w:pPr>
+              <w:pStyle w:val="Compact"/>
             </w:pPr>
             <w:r>
               <w:rPr>
@@ -1611,10 +1571,10 @@
           </w:p>
         </w:tc>
         <w:tc>
-          <w:p>
-            <w:pPr>
-              <w:pStyle w:val="Compact"/>
-              <w:jc w:val="left"/>
+          <w:tcPr/>
+          <w:p>
+            <w:pPr>
+              <w:pStyle w:val="Compact"/>
             </w:pPr>
             <w:r>
               <w:rPr>
@@ -1632,15 +1592,16 @@
         </w:tc>
       </w:tr>
     </w:tbl>
+    <w:bookmarkEnd w:id="15"/>
+    <w:bookmarkEnd w:id="16"/>
+    <w:bookmarkStart w:id="17" w:name="Xadf9d15b0d7ea1931372a18775cbe4060b04905"/>
     <w:p>
       <w:pPr>
         <w:pStyle w:val="Heading2"/>
       </w:pPr>
-      <w:bookmarkStart w:id="29" w:name="Xadf9d15b0d7ea1931372a18775cbe4060b04905"/>
       <w:r>
         <w:t xml:space="preserve">3. What was tested across deliverables (cumulative)</w:t>
       </w:r>
-      <w:bookmarkEnd w:id="29"/>
     </w:p>
     <w:p>
       <w:pPr>
@@ -1653,30 +1614,23 @@
     <w:tbl>
       <w:tblPr>
         <w:tblStyle w:val="Table"/>
-        <w:tblW w:type="pct" w:w="0.0"/>
-        <w:tblLook w:firstRow="1"/>
+        <w:tblW w:type="auto" w:w="0"/>
+        <w:tblLook w:firstRow="1" w:lastRow="0" w:firstColumn="0" w:lastColumn="0" w:noHBand="0" w:noVBand="0" w:val="0020"/>
       </w:tblPr>
       <w:tblGrid>
-        <w:gridCol w:w="3120"/>
-        <w:gridCol w:w="3120"/>
-        <w:gridCol w:w="3120"/>
+        <w:gridCol w:w="2640"/>
+        <w:gridCol w:w="2640"/>
+        <w:gridCol w:w="2640"/>
       </w:tblGrid>
-      <w:tblGrid/>
       <w:tr>
         <w:trPr>
-          <w:cnfStyle w:firstRow="1"/>
+          <w:tblHeader w:val="on"/>
         </w:trPr>
         <w:tc>
-          <w:tcPr>
-            <w:tcBorders>
-              <w:bottom w:val="single"/>
-            </w:tcBorders>
-            <w:vAlign w:val="bottom"/>
-          </w:tcPr>
-          <w:p>
-            <w:pPr>
-              <w:pStyle w:val="Compact"/>
-              <w:jc w:val="left"/>
+          <w:tcPr/>
+          <w:p>
+            <w:pPr>
+              <w:pStyle w:val="Compact"/>
             </w:pPr>
             <w:r>
               <w:t xml:space="preserve">Capability</w:t>
@@ -1684,16 +1638,10 @@
           </w:p>
         </w:tc>
         <w:tc>
-          <w:tcPr>
-            <w:tcBorders>
-              <w:bottom w:val="single"/>
-            </w:tcBorders>
-            <w:vAlign w:val="bottom"/>
-          </w:tcPr>
-          <w:p>
-            <w:pPr>
-              <w:pStyle w:val="Compact"/>
-              <w:jc w:val="left"/>
+          <w:tcPr/>
+          <w:p>
+            <w:pPr>
+              <w:pStyle w:val="Compact"/>
             </w:pPr>
             <w:r>
               <w:t xml:space="preserve">First validated</w:t>
@@ -1701,16 +1649,10 @@
           </w:p>
         </w:tc>
         <w:tc>
-          <w:tcPr>
-            <w:tcBorders>
-              <w:bottom w:val="single"/>
-            </w:tcBorders>
-            <w:vAlign w:val="bottom"/>
-          </w:tcPr>
-          <w:p>
-            <w:pPr>
-              <w:pStyle w:val="Compact"/>
-              <w:jc w:val="left"/>
+          <w:tcPr/>
+          <w:p>
+            <w:pPr>
+              <w:pStyle w:val="Compact"/>
             </w:pPr>
             <w:r>
               <w:t xml:space="preserve">Status at D7</w:t>
@@ -1720,10 +1662,10 @@
       </w:tr>
       <w:tr>
         <w:tc>
-          <w:p>
-            <w:pPr>
-              <w:pStyle w:val="Compact"/>
-              <w:jc w:val="left"/>
+          <w:tcPr/>
+          <w:p>
+            <w:pPr>
+              <w:pStyle w:val="Compact"/>
             </w:pPr>
             <w:r>
               <w:t xml:space="preserve">Course / people parsing and malformed-input detection</w:t>
@@ -1731,10 +1673,10 @@
           </w:p>
         </w:tc>
         <w:tc>
-          <w:p>
-            <w:pPr>
-              <w:pStyle w:val="Compact"/>
-              <w:jc w:val="left"/>
+          <w:tcPr/>
+          <w:p>
+            <w:pPr>
+              <w:pStyle w:val="Compact"/>
             </w:pPr>
             <w:r>
               <w:t xml:space="preserve">D2/D3</w:t>
@@ -1742,10 +1684,10 @@
           </w:p>
         </w:tc>
         <w:tc>
-          <w:p>
-            <w:pPr>
-              <w:pStyle w:val="Compact"/>
-              <w:jc w:val="left"/>
+          <w:tcPr/>
+          <w:p>
+            <w:pPr>
+              <w:pStyle w:val="Compact"/>
             </w:pPr>
             <w:r>
               <w:t xml:space="preserve">Stable; covers all exception types in</w:t>
@@ -1767,10 +1709,10 @@
       </w:tr>
       <w:tr>
         <w:tc>
-          <w:p>
-            <w:pPr>
-              <w:pStyle w:val="Compact"/>
-              <w:jc w:val="left"/>
+          <w:tcPr/>
+          <w:p>
+            <w:pPr>
+              <w:pStyle w:val="Compact"/>
             </w:pPr>
             <w:r>
               <w:t xml:space="preserve">Web-safe file loading via byte streams</w:t>
@@ -1778,10 +1720,10 @@
           </w:p>
         </w:tc>
         <w:tc>
-          <w:p>
-            <w:pPr>
-              <w:pStyle w:val="Compact"/>
-              <w:jc w:val="left"/>
+          <w:tcPr/>
+          <w:p>
+            <w:pPr>
+              <w:pStyle w:val="Compact"/>
             </w:pPr>
             <w:r>
               <w:t xml:space="preserve">D3/D4</w:t>
@@ -1789,10 +1731,10 @@
           </w:p>
         </w:tc>
         <w:tc>
-          <w:p>
-            <w:pPr>
-              <w:pStyle w:val="Compact"/>
-              <w:jc w:val="left"/>
+          <w:tcPr/>
+          <w:p>
+            <w:pPr>
+              <w:pStyle w:val="Compact"/>
             </w:pPr>
             <w:r>
               <w:t xml:space="preserve">Stable; both desktop and web paths covered.</w:t>
@@ -1802,10 +1744,10 @@
       </w:tr>
       <w:tr>
         <w:tc>
-          <w:p>
-            <w:pPr>
-              <w:pStyle w:val="Compact"/>
-              <w:jc w:val="left"/>
+          <w:tcPr/>
+          <w:p>
+            <w:pPr>
+              <w:pStyle w:val="Compact"/>
             </w:pPr>
             <w:r>
               <w:t xml:space="preserve">Browser file picker + downloads</w:t>
@@ -1813,10 +1755,10 @@
           </w:p>
         </w:tc>
         <w:tc>
-          <w:p>
-            <w:pPr>
-              <w:pStyle w:val="Compact"/>
-              <w:jc w:val="left"/>
+          <w:tcPr/>
+          <w:p>
+            <w:pPr>
+              <w:pStyle w:val="Compact"/>
             </w:pPr>
             <w:r>
               <w:t xml:space="preserve">D4</w:t>
@@ -1824,10 +1766,10 @@
           </w:p>
         </w:tc>
         <w:tc>
-          <w:p>
-            <w:pPr>
-              <w:pStyle w:val="Compact"/>
-              <w:jc w:val="left"/>
+          <w:tcPr/>
+          <w:p>
+            <w:pPr>
+              <w:pStyle w:val="Compact"/>
             </w:pPr>
             <w:r>
               <w:t xml:space="preserve">Stable;</w:t>
@@ -1852,10 +1794,10 @@
       </w:tr>
       <w:tr>
         <w:tc>
-          <w:p>
-            <w:pPr>
-              <w:pStyle w:val="Compact"/>
-              <w:jc w:val="left"/>
+          <w:tcPr/>
+          <w:p>
+            <w:pPr>
+              <w:pStyle w:val="Compact"/>
             </w:pPr>
             <w:r>
               <w:t xml:space="preserve">Save / load intermediate state</w:t>
@@ -1863,10 +1805,10 @@
           </w:p>
         </w:tc>
         <w:tc>
-          <w:p>
-            <w:pPr>
-              <w:pStyle w:val="Compact"/>
-              <w:jc w:val="left"/>
+          <w:tcPr/>
+          <w:p>
+            <w:pPr>
+              <w:pStyle w:val="Compact"/>
             </w:pPr>
             <w:r>
               <w:t xml:space="preserve">D4</w:t>
@@ -1874,10 +1816,10 @@
           </w:p>
         </w:tc>
         <w:tc>
-          <w:p>
-            <w:pPr>
-              <w:pStyle w:val="Compact"/>
-              <w:jc w:val="left"/>
+          <w:tcPr/>
+          <w:p>
+            <w:pPr>
+              <w:pStyle w:val="Compact"/>
             </w:pPr>
             <w:r>
               <w:t xml:space="preserve">Stable; covered by</w:t>
@@ -1914,10 +1856,10 @@
       </w:tr>
       <w:tr>
         <w:tc>
-          <w:p>
-            <w:pPr>
-              <w:pStyle w:val="Compact"/>
-              <w:jc w:val="left"/>
+          <w:tcPr/>
+          <w:p>
+            <w:pPr>
+              <w:pStyle w:val="Compact"/>
             </w:pPr>
             <w:r>
               <w:t xml:space="preserve">Bundled state (CourseFile + PeopleFile + Setting)</w:t>
@@ -1925,10 +1867,10 @@
           </w:p>
         </w:tc>
         <w:tc>
-          <w:p>
-            <w:pPr>
-              <w:pStyle w:val="Compact"/>
-              <w:jc w:val="left"/>
+          <w:tcPr/>
+          <w:p>
+            <w:pPr>
+              <w:pStyle w:val="Compact"/>
             </w:pPr>
             <w:r>
               <w:t xml:space="preserve">D4/D5</w:t>
@@ -1936,10 +1878,10 @@
           </w:p>
         </w:tc>
         <w:tc>
-          <w:p>
-            <w:pPr>
-              <w:pStyle w:val="Compact"/>
-              <w:jc w:val="left"/>
+          <w:tcPr/>
+          <w:p>
+            <w:pPr>
+              <w:pStyle w:val="Compact"/>
             </w:pPr>
             <w:r>
               <w:t xml:space="preserve">Stable; covered by</w:t>
@@ -1961,10 +1903,10 @@
       </w:tr>
       <w:tr>
         <w:tc>
-          <w:p>
-            <w:pPr>
-              <w:pStyle w:val="Compact"/>
-              <w:jc w:val="left"/>
+          <w:tcPr/>
+          <w:p>
+            <w:pPr>
+              <w:pStyle w:val="Compact"/>
             </w:pPr>
             <w:r>
               <w:t xml:space="preserve">Autosave / hardsave in</w:t>
@@ -1981,10 +1923,10 @@
           </w:p>
         </w:tc>
         <w:tc>
-          <w:p>
-            <w:pPr>
-              <w:pStyle w:val="Compact"/>
-              <w:jc w:val="left"/>
+          <w:tcPr/>
+          <w:p>
+            <w:pPr>
+              <w:pStyle w:val="Compact"/>
             </w:pPr>
             <w:r>
               <w:t xml:space="preserve">D4</w:t>
@@ -1992,10 +1934,10 @@
           </w:p>
         </w:tc>
         <w:tc>
-          <w:p>
-            <w:pPr>
-              <w:pStyle w:val="Compact"/>
-              <w:jc w:val="left"/>
+          <w:tcPr/>
+          <w:p>
+            <w:pPr>
+              <w:pStyle w:val="Compact"/>
             </w:pPr>
             <w:r>
               <w:t xml:space="preserve">Stable;</w:t>
@@ -2017,10 +1959,10 @@
       </w:tr>
       <w:tr>
         <w:tc>
-          <w:p>
-            <w:pPr>
-              <w:pStyle w:val="Compact"/>
-              <w:jc w:val="left"/>
+          <w:tcPr/>
+          <w:p>
+            <w:pPr>
+              <w:pStyle w:val="Compact"/>
             </w:pPr>
             <w:r>
               <w:t xml:space="preserve">Coordinator workflow (</w:t>
@@ -2049,10 +1991,10 @@
           </w:p>
         </w:tc>
         <w:tc>
-          <w:p>
-            <w:pPr>
-              <w:pStyle w:val="Compact"/>
-              <w:jc w:val="left"/>
+          <w:tcPr/>
+          <w:p>
+            <w:pPr>
+              <w:pStyle w:val="Compact"/>
             </w:pPr>
             <w:r>
               <w:t xml:space="preserve">D4/D5</w:t>
@@ -2060,10 +2002,10 @@
           </w:p>
         </w:tc>
         <w:tc>
-          <w:p>
-            <w:pPr>
-              <w:pStyle w:val="Compact"/>
-              <w:jc w:val="left"/>
+          <w:tcPr/>
+          <w:p>
+            <w:pPr>
+              <w:pStyle w:val="Compact"/>
             </w:pPr>
             <w:r>
               <w:t xml:space="preserve">Stable;</w:t>
@@ -2097,10 +2039,10 @@
       </w:tr>
       <w:tr>
         <w:tc>
-          <w:p>
-            <w:pPr>
-              <w:pStyle w:val="Compact"/>
-              <w:jc w:val="left"/>
+          <w:tcPr/>
+          <w:p>
+            <w:pPr>
+              <w:pStyle w:val="Compact"/>
             </w:pPr>
             <w:r>
               <w:t xml:space="preserve">Recomputation after scheduling/drop changes</w:t>
@@ -2108,10 +2050,10 @@
           </w:p>
         </w:tc>
         <w:tc>
-          <w:p>
-            <w:pPr>
-              <w:pStyle w:val="Compact"/>
-              <w:jc w:val="left"/>
+          <w:tcPr/>
+          <w:p>
+            <w:pPr>
+              <w:pStyle w:val="Compact"/>
             </w:pPr>
             <w:r>
               <w:t xml:space="preserve">D5</w:t>
@@ -2119,10 +2061,10 @@
           </w:p>
         </w:tc>
         <w:tc>
-          <w:p>
-            <w:pPr>
-              <w:pStyle w:val="Compact"/>
-              <w:jc w:val="left"/>
+          <w:tcPr/>
+          <w:p>
+            <w:pPr>
+              <w:pStyle w:val="Compact"/>
             </w:pPr>
             <w:r>
               <w:t xml:space="preserve">Stable;</w:t>
@@ -2144,10 +2086,10 @@
       </w:tr>
       <w:tr>
         <w:tc>
-          <w:p>
-            <w:pPr>
-              <w:pStyle w:val="Compact"/>
-              <w:jc w:val="left"/>
+          <w:tcPr/>
+          <w:p>
+            <w:pPr>
+              <w:pStyle w:val="Compact"/>
             </w:pPr>
             <w:r>
               <w:t xml:space="preserve">Schedule deselection</w:t>
@@ -2155,10 +2097,10 @@
           </w:p>
         </w:tc>
         <w:tc>
-          <w:p>
-            <w:pPr>
-              <w:pStyle w:val="Compact"/>
-              <w:jc w:val="left"/>
+          <w:tcPr/>
+          <w:p>
+            <w:pPr>
+              <w:pStyle w:val="Compact"/>
             </w:pPr>
             <w:r>
               <w:t xml:space="preserve">D6</w:t>
@@ -2166,10 +2108,10 @@
           </w:p>
         </w:tc>
         <w:tc>
-          <w:p>
-            <w:pPr>
-              <w:pStyle w:val="Compact"/>
-              <w:jc w:val="left"/>
+          <w:tcPr/>
+          <w:p>
+            <w:pPr>
+              <w:pStyle w:val="Compact"/>
             </w:pPr>
             <w:r>
               <w:t xml:space="preserve">Stable;</w:t>
@@ -2191,10 +2133,10 @@
       </w:tr>
       <w:tr>
         <w:tc>
-          <w:p>
-            <w:pPr>
-              <w:pStyle w:val="Compact"/>
-              <w:jc w:val="left"/>
+          <w:tcPr/>
+          <w:p>
+            <w:pPr>
+              <w:pStyle w:val="Compact"/>
             </w:pPr>
             <w:r>
               <w:t xml:space="preserve">Filename-on-export consistency (early/final/mail-merge/unmet-wants)</w:t>
@@ -2202,10 +2144,10 @@
           </w:p>
         </w:tc>
         <w:tc>
-          <w:p>
-            <w:pPr>
-              <w:pStyle w:val="Compact"/>
-              <w:jc w:val="left"/>
+          <w:tcPr/>
+          <w:p>
+            <w:pPr>
+              <w:pStyle w:val="Compact"/>
             </w:pPr>
             <w:r>
               <w:t xml:space="preserve">D6</w:t>
@@ -2213,10 +2155,10 @@
           </w:p>
         </w:tc>
         <w:tc>
-          <w:p>
-            <w:pPr>
-              <w:pStyle w:val="Compact"/>
-              <w:jc w:val="left"/>
+          <w:tcPr/>
+          <w:p>
+            <w:pPr>
+              <w:pStyle w:val="Compact"/>
             </w:pPr>
             <w:r>
               <w:t xml:space="preserve">Stable;</w:t>
@@ -2238,10 +2180,10 @@
       </w:tr>
       <w:tr>
         <w:tc>
-          <w:p>
-            <w:pPr>
-              <w:pStyle w:val="Compact"/>
-              <w:jc w:val="left"/>
+          <w:tcPr/>
+          <w:p>
+            <w:pPr>
+              <w:pStyle w:val="Compact"/>
             </w:pPr>
             <w:r>
               <w:t xml:space="preserve">Platform gating</w:t>
@@ -2249,10 +2191,10 @@
           </w:p>
         </w:tc>
         <w:tc>
-          <w:p>
-            <w:pPr>
-              <w:pStyle w:val="Compact"/>
-              <w:jc w:val="left"/>
+          <w:tcPr/>
+          <w:p>
+            <w:pPr>
+              <w:pStyle w:val="Compact"/>
             </w:pPr>
             <w:r>
               <w:t xml:space="preserve">D3 onwards</w:t>
@@ -2260,10 +2202,10 @@
           </w:p>
         </w:tc>
         <w:tc>
-          <w:p>
-            <w:pPr>
-              <w:pStyle w:val="Compact"/>
-              <w:jc w:val="left"/>
+          <w:tcPr/>
+          <w:p>
+            <w:pPr>
+              <w:pStyle w:val="Compact"/>
             </w:pPr>
             <w:r>
               <w:t xml:space="preserve">Stable; both grep script and Dart test.</w:t>
@@ -2272,233 +2214,259 @@
         </w:tc>
       </w:tr>
     </w:tbl>
+    <w:bookmarkEnd w:id="17"/>
+    <w:bookmarkStart w:id="18" w:name="X6f7456ef774e0d8be558699ed3cfb0824aee193"/>
     <w:p>
       <w:pPr>
         <w:pStyle w:val="Heading2"/>
       </w:pPr>
-      <w:bookmarkStart w:id="30" w:name="X6f7456ef774e0d8be558699ed3cfb0824aee193"/>
       <w:r>
         <w:t xml:space="preserve">4. Numbers (as of last on-machine run)</w:t>
       </w:r>
-      <w:bookmarkEnd w:id="30"/>
-    </w:p>
-    <w:p>
-      <w:pPr>
+    </w:p>
+    <w:p>
+      <w:pPr>
+        <w:pStyle w:val="Compact"/>
         <w:numPr>
           <w:ilvl w:val="0"/>
           <w:numId w:val="1001"/>
         </w:numPr>
+      </w:pPr>
+      <w:r>
+        <w:rPr>
+          <w:b/>
+          <w:bCs/>
+        </w:rPr>
+        <w:t xml:space="preserve">Test files:</w:t>
+      </w:r>
+      <w:r>
+        <w:t xml:space="preserve"> </w:t>
+      </w:r>
+      <w:r>
+        <w:t xml:space="preserve">21 (+</w:t>
+      </w:r>
+      <w:r>
+        <w:t xml:space="preserve"> </w:t>
+      </w:r>
+      <w:r>
+        <w:rPr>
+          <w:rStyle w:val="VerbatimChar"/>
+        </w:rPr>
+        <w:t xml:space="preserve">test_util.dart</w:t>
+      </w:r>
+      <w:r>
+        <w:t xml:space="preserve">).</w:t>
+      </w:r>
+    </w:p>
+    <w:p>
+      <w:pPr>
         <w:pStyle w:val="Compact"/>
-      </w:pPr>
-      <w:r>
-        <w:rPr>
-          <w:b/>
-        </w:rPr>
-        <w:t xml:space="preserve">Test files:</w:t>
-      </w:r>
-      <w:r>
-        <w:t xml:space="preserve"> </w:t>
-      </w:r>
-      <w:r>
-        <w:t xml:space="preserve">21 (+</w:t>
-      </w:r>
-      <w:r>
-        <w:t xml:space="preserve"> </w:t>
-      </w:r>
-      <w:r>
-        <w:rPr>
-          <w:rStyle w:val="VerbatimChar"/>
-        </w:rPr>
-        <w:t xml:space="preserve">test_util.dart</w:t>
-      </w:r>
-      <w:r>
-        <w:t xml:space="preserve">).</w:t>
-      </w:r>
-    </w:p>
-    <w:p>
-      <w:pPr>
         <w:numPr>
           <w:ilvl w:val="0"/>
           <w:numId w:val="1001"/>
         </w:numPr>
+      </w:pPr>
+      <w:r>
+        <w:rPr>
+          <w:b/>
+          <w:bCs/>
+        </w:rPr>
+        <w:t xml:space="preserve">Tests passing:</w:t>
+      </w:r>
+      <w:r>
+        <w:t xml:space="preserve"> </w:t>
+      </w:r>
+      <w:r>
+        <w:t xml:space="preserve">98/98 on the latest verification run (branch</w:t>
+      </w:r>
+      <w:r>
+        <w:t xml:space="preserve"> </w:t>
+      </w:r>
+      <w:r>
+        <w:rPr>
+          <w:rStyle w:val="VerbatimChar"/>
+        </w:rPr>
+        <w:t xml:space="preserve">codex/fix-state-load</w:t>
+      </w:r>
+      <w:r>
+        <w:t xml:space="preserve">, 2026-04-30). The PR #11 post-D7 bundled-state fix expanded</w:t>
+      </w:r>
+      <w:r>
+        <w:t xml:space="preserve"> </w:t>
+      </w:r>
+      <w:r>
+        <w:rPr>
+          <w:rStyle w:val="VerbatimChar"/>
+        </w:rPr>
+        <w:t xml:space="preserve">bundled_state_test.dart</w:t>
+      </w:r>
+      <w:r>
+        <w:t xml:space="preserve"> </w:t>
+      </w:r>
+      <w:r>
+        <w:t xml:space="preserve">and</w:t>
+      </w:r>
+      <w:r>
+        <w:t xml:space="preserve"> </w:t>
+      </w:r>
+      <w:r>
+        <w:rPr>
+          <w:rStyle w:val="VerbatimChar"/>
+        </w:rPr>
+        <w:t xml:space="preserve">save_load_compatibility_test.dart</w:t>
+      </w:r>
+      <w:r>
+        <w:t xml:space="preserve">, adding 8 tests. D7 baseline was 90/90 at commit</w:t>
+      </w:r>
+      <w:r>
+        <w:t xml:space="preserve"> </w:t>
+      </w:r>
+      <w:r>
+        <w:rPr>
+          <w:rStyle w:val="VerbatimChar"/>
+        </w:rPr>
+        <w:t xml:space="preserve">8a38334</w:t>
+      </w:r>
+      <w:r>
+        <w:t xml:space="preserve">.</w:t>
+      </w:r>
+    </w:p>
+    <w:p>
+      <w:pPr>
         <w:pStyle w:val="Compact"/>
-      </w:pPr>
-      <w:r>
-        <w:rPr>
-          <w:b/>
-        </w:rPr>
-        <w:t xml:space="preserve">Tests passing:</w:t>
-      </w:r>
-      <w:r>
-        <w:t xml:space="preserve"> </w:t>
-      </w:r>
-      <w:r>
-        <w:t xml:space="preserve">90/90 on the latest D7 verification run against official</w:t>
-      </w:r>
-      <w:r>
-        <w:t xml:space="preserve"> </w:t>
-      </w:r>
-      <w:r>
-        <w:rPr>
-          <w:rStyle w:val="VerbatimChar"/>
-        </w:rPr>
-        <w:t xml:space="preserve">origin/main</w:t>
-      </w:r>
-      <w:r>
-        <w:t xml:space="preserve"> </w:t>
-      </w:r>
-      <w:r>
-        <w:t xml:space="preserve">commit</w:t>
-      </w:r>
-      <w:r>
-        <w:t xml:space="preserve"> </w:t>
-      </w:r>
-      <w:r>
-        <w:rPr>
-          <w:rStyle w:val="VerbatimChar"/>
-        </w:rPr>
-        <w:t xml:space="preserve">8a38334</w:t>
-      </w:r>
-      <w:r>
-        <w:t xml:space="preserve"> </w:t>
-      </w:r>
-      <w:r>
-        <w:t xml:space="preserve">(the post-merge head after PR #9 landed).</w:t>
-      </w:r>
-    </w:p>
-    <w:p>
-      <w:pPr>
         <w:numPr>
           <w:ilvl w:val="0"/>
           <w:numId w:val="1001"/>
         </w:numPr>
+      </w:pPr>
+      <w:r>
+        <w:rPr>
+          <w:b/>
+          <w:bCs/>
+        </w:rPr>
+        <w:t xml:space="preserve">Static analysis:</w:t>
+      </w:r>
+      <w:r>
+        <w:t xml:space="preserve"> </w:t>
+      </w:r>
+      <w:r>
+        <w:t xml:space="preserve">0 issues.</w:t>
+      </w:r>
+    </w:p>
+    <w:p>
+      <w:pPr>
         <w:pStyle w:val="Compact"/>
-      </w:pPr>
-      <w:r>
-        <w:rPr>
-          <w:b/>
-        </w:rPr>
-        <w:t xml:space="preserve">Static analysis:</w:t>
-      </w:r>
-      <w:r>
-        <w:t xml:space="preserve"> </w:t>
-      </w:r>
-      <w:r>
-        <w:t xml:space="preserve">0 issues.</w:t>
-      </w:r>
-    </w:p>
-    <w:p>
-      <w:pPr>
         <w:numPr>
           <w:ilvl w:val="0"/>
           <w:numId w:val="1001"/>
         </w:numPr>
+      </w:pPr>
+      <w:r>
+        <w:rPr>
+          <w:b/>
+          <w:bCs/>
+        </w:rPr>
+        <w:t xml:space="preserve">Web release build:</w:t>
+      </w:r>
+      <w:r>
+        <w:t xml:space="preserve"> </w:t>
+      </w:r>
+      <w:r>
+        <w:t xml:space="preserve">passes with non-blocking advisories only (Flutter service-worker / Wasm notes).</w:t>
+      </w:r>
+    </w:p>
+    <w:p>
+      <w:pPr>
         <w:pStyle w:val="Compact"/>
-      </w:pPr>
-      <w:r>
-        <w:rPr>
-          <w:b/>
-        </w:rPr>
-        <w:t xml:space="preserve">Web release build:</w:t>
-      </w:r>
-      <w:r>
-        <w:t xml:space="preserve"> </w:t>
-      </w:r>
-      <w:r>
-        <w:t xml:space="preserve">passes with non-blocking advisories only (Flutter service-worker / Wasm notes).</w:t>
-      </w:r>
-    </w:p>
-    <w:p>
-      <w:pPr>
         <w:numPr>
           <w:ilvl w:val="0"/>
           <w:numId w:val="1001"/>
         </w:numPr>
+      </w:pPr>
+      <w:r>
+        <w:rPr>
+          <w:b/>
+          <w:bCs/>
+        </w:rPr>
+        <w:t xml:space="preserve">Coverage tooling:</w:t>
+      </w:r>
+      <w:r>
+        <w:t xml:space="preserve"> </w:t>
+      </w:r>
+      <w:r>
+        <w:t xml:space="preserve">not configured. Adding</w:t>
+      </w:r>
+      <w:r>
+        <w:t xml:space="preserve"> </w:t>
+      </w:r>
+      <w:r>
+        <w:rPr>
+          <w:rStyle w:val="VerbatimChar"/>
+        </w:rPr>
+        <w:t xml:space="preserve">flutter test --coverage</w:t>
+      </w:r>
+      <w:r>
+        <w:t xml:space="preserve"> </w:t>
+      </w:r>
+      <w:r>
+        <w:t xml:space="preserve">and an LCOV report is filed as P2 in the backlog.</w:t>
+      </w:r>
+    </w:p>
+    <w:bookmarkEnd w:id="18"/>
+    <w:bookmarkStart w:id="20" w:name="X1ab7f70165ebbcccd2108c82df37794ce43ed11"/>
+    <w:p>
+      <w:pPr>
+        <w:pStyle w:val="Heading2"/>
+      </w:pPr>
+      <w:r>
+        <w:t xml:space="preserve">5. Manual QA Script (run against the live URL after every deploy)</w:t>
+      </w:r>
+    </w:p>
+    <w:p>
+      <w:pPr>
+        <w:pStyle w:val="FirstParagraph"/>
+      </w:pPr>
+      <w:r>
+        <w:t xml:space="preserve">Use</w:t>
+      </w:r>
+      <w:r>
+        <w:t xml:space="preserve"> </w:t>
+      </w:r>
+      <w:r>
+        <w:rPr>
+          <w:rStyle w:val="VerbatimChar"/>
+        </w:rPr>
+        <w:t xml:space="preserve">test/resources/course.txt</w:t>
+      </w:r>
+      <w:r>
+        <w:t xml:space="preserve"> </w:t>
+      </w:r>
+      <w:r>
+        <w:t xml:space="preserve">and</w:t>
+      </w:r>
+      <w:r>
+        <w:t xml:space="preserve"> </w:t>
+      </w:r>
+      <w:r>
+        <w:rPr>
+          <w:rStyle w:val="VerbatimChar"/>
+        </w:rPr>
+        <w:t xml:space="preserve">test/resources/people.txt</w:t>
+      </w:r>
+      <w:r>
+        <w:t xml:space="preserve"> </w:t>
+      </w:r>
+      <w:r>
+        <w:t xml:space="preserve">unless the stakeholder provides current term data.</w:t>
+      </w:r>
+    </w:p>
+    <w:p>
+      <w:pPr>
         <w:pStyle w:val="Compact"/>
-      </w:pPr>
-      <w:r>
-        <w:rPr>
-          <w:b/>
-        </w:rPr>
-        <w:t xml:space="preserve">Coverage tooling:</w:t>
-      </w:r>
-      <w:r>
-        <w:t xml:space="preserve"> </w:t>
-      </w:r>
-      <w:r>
-        <w:t xml:space="preserve">not configured. Adding</w:t>
-      </w:r>
-      <w:r>
-        <w:t xml:space="preserve"> </w:t>
-      </w:r>
-      <w:r>
-        <w:rPr>
-          <w:rStyle w:val="VerbatimChar"/>
-        </w:rPr>
-        <w:t xml:space="preserve">flutter test --coverage</w:t>
-      </w:r>
-      <w:r>
-        <w:t xml:space="preserve"> </w:t>
-      </w:r>
-      <w:r>
-        <w:t xml:space="preserve">and an LCOV report is filed as P2 in the backlog.</w:t>
-      </w:r>
-    </w:p>
-    <w:p>
-      <w:pPr>
-        <w:pStyle w:val="Heading2"/>
-      </w:pPr>
-      <w:bookmarkStart w:id="31" w:name="X1ab7f70165ebbcccd2108c82df37794ce43ed11"/>
-      <w:r>
-        <w:t xml:space="preserve">5. Manual QA Script (run against the live URL after every deploy)</w:t>
-      </w:r>
-      <w:bookmarkEnd w:id="31"/>
-    </w:p>
-    <w:p>
-      <w:pPr>
-        <w:pStyle w:val="FirstParagraph"/>
-      </w:pPr>
-      <w:r>
-        <w:t xml:space="preserve">Use</w:t>
-      </w:r>
-      <w:r>
-        <w:t xml:space="preserve"> </w:t>
-      </w:r>
-      <w:r>
-        <w:rPr>
-          <w:rStyle w:val="VerbatimChar"/>
-        </w:rPr>
-        <w:t xml:space="preserve">test/resources/course.txt</w:t>
-      </w:r>
-      <w:r>
-        <w:t xml:space="preserve"> </w:t>
-      </w:r>
-      <w:r>
-        <w:t xml:space="preserve">and</w:t>
-      </w:r>
-      <w:r>
-        <w:t xml:space="preserve"> </w:t>
-      </w:r>
-      <w:r>
-        <w:rPr>
-          <w:rStyle w:val="VerbatimChar"/>
-        </w:rPr>
-        <w:t xml:space="preserve">test/resources/people.txt</w:t>
-      </w:r>
-      <w:r>
-        <w:t xml:space="preserve"> </w:t>
-      </w:r>
-      <w:r>
-        <w:t xml:space="preserve">unless the stakeholder provides current term data.</w:t>
-      </w:r>
-    </w:p>
-    <w:p>
-      <w:pPr>
         <w:numPr>
           <w:ilvl w:val="0"/>
           <w:numId w:val="1002"/>
         </w:numPr>
-        <w:pStyle w:val="Compact"/>
       </w:pPr>
       <w:r>
         <w:t xml:space="preserve">Open</w:t>
@@ -2506,7 +2474,7 @@
       <w:r>
         <w:t xml:space="preserve"> </w:t>
       </w:r>
-      <w:hyperlink r:id="rId32">
+      <w:hyperlink r:id="rId19">
         <w:r>
           <w:rPr>
             <w:rStyle w:val="Hyperlink"/>
@@ -2532,520 +2500,529 @@
     </w:p>
     <w:p>
       <w:pPr>
+        <w:pStyle w:val="Compact"/>
         <w:numPr>
           <w:ilvl w:val="0"/>
           <w:numId w:val="1002"/>
         </w:numPr>
+      </w:pPr>
+      <w:r>
+        <w:rPr>
+          <w:b/>
+          <w:bCs/>
+        </w:rPr>
+        <w:t xml:space="preserve">File → Import Course</w:t>
+      </w:r>
+      <w:r>
+        <w:t xml:space="preserve"> </w:t>
+      </w:r>
+      <w:r>
+        <w:t xml:space="preserve">→</w:t>
+      </w:r>
+      <w:r>
+        <w:t xml:space="preserve"> </w:t>
+      </w:r>
+      <w:r>
+        <w:rPr>
+          <w:rStyle w:val="VerbatimChar"/>
+        </w:rPr>
+        <w:t xml:space="preserve">course.txt</w:t>
+      </w:r>
+      <w:r>
+        <w:t xml:space="preserve">. State indicator becomes</w:t>
+      </w:r>
+      <w:r>
+        <w:t xml:space="preserve"> </w:t>
+      </w:r>
+      <w:r>
+        <w:rPr>
+          <w:rStyle w:val="VerbatimChar"/>
+        </w:rPr>
+        <w:t xml:space="preserve">needPeople</w:t>
+      </w:r>
+      <w:r>
+        <w:t xml:space="preserve">.</w:t>
+      </w:r>
+    </w:p>
+    <w:p>
+      <w:pPr>
         <w:pStyle w:val="Compact"/>
-      </w:pPr>
-      <w:r>
-        <w:rPr>
-          <w:b/>
-        </w:rPr>
-        <w:t xml:space="preserve">File → Import Course</w:t>
-      </w:r>
-      <w:r>
-        <w:t xml:space="preserve"> </w:t>
-      </w:r>
-      <w:r>
-        <w:t xml:space="preserve">→</w:t>
-      </w:r>
-      <w:r>
-        <w:t xml:space="preserve"> </w:t>
-      </w:r>
-      <w:r>
-        <w:rPr>
-          <w:rStyle w:val="VerbatimChar"/>
-        </w:rPr>
-        <w:t xml:space="preserve">course.txt</w:t>
-      </w:r>
-      <w:r>
-        <w:t xml:space="preserve">. State indicator becomes</w:t>
-      </w:r>
-      <w:r>
-        <w:t xml:space="preserve"> </w:t>
-      </w:r>
-      <w:r>
-        <w:rPr>
-          <w:rStyle w:val="VerbatimChar"/>
-        </w:rPr>
-        <w:t xml:space="preserve">needPeople</w:t>
-      </w:r>
-      <w:r>
-        <w:t xml:space="preserve">.</w:t>
-      </w:r>
-    </w:p>
-    <w:p>
-      <w:pPr>
         <w:numPr>
           <w:ilvl w:val="0"/>
           <w:numId w:val="1002"/>
         </w:numPr>
+      </w:pPr>
+      <w:r>
+        <w:rPr>
+          <w:b/>
+          <w:bCs/>
+        </w:rPr>
+        <w:t xml:space="preserve">File → Import People</w:t>
+      </w:r>
+      <w:r>
+        <w:t xml:space="preserve"> </w:t>
+      </w:r>
+      <w:r>
+        <w:t xml:space="preserve">→</w:t>
+      </w:r>
+      <w:r>
+        <w:t xml:space="preserve"> </w:t>
+      </w:r>
+      <w:r>
+        <w:rPr>
+          <w:rStyle w:val="VerbatimChar"/>
+        </w:rPr>
+        <w:t xml:space="preserve">people.txt</w:t>
+      </w:r>
+      <w:r>
+        <w:t xml:space="preserve">. Overview/stats panel populates.</w:t>
+      </w:r>
+    </w:p>
+    <w:p>
+      <w:pPr>
         <w:pStyle w:val="Compact"/>
-      </w:pPr>
-      <w:r>
-        <w:rPr>
-          <w:b/>
-        </w:rPr>
-        <w:t xml:space="preserve">File → Import People</w:t>
-      </w:r>
-      <w:r>
-        <w:t xml:space="preserve"> </w:t>
-      </w:r>
-      <w:r>
-        <w:t xml:space="preserve">→</w:t>
-      </w:r>
-      <w:r>
-        <w:t xml:space="preserve"> </w:t>
-      </w:r>
-      <w:r>
-        <w:rPr>
-          <w:rStyle w:val="VerbatimChar"/>
-        </w:rPr>
-        <w:t xml:space="preserve">people.txt</w:t>
-      </w:r>
-      <w:r>
-        <w:t xml:space="preserve">. Overview/stats panel populates.</w:t>
-      </w:r>
-    </w:p>
-    <w:p>
-      <w:pPr>
         <w:numPr>
           <w:ilvl w:val="0"/>
           <w:numId w:val="1002"/>
         </w:numPr>
+      </w:pPr>
+      <w:r>
+        <w:t xml:space="preserve">Confirm at least one class is flagged as undersize and at least one as oversize. Otherwise, set a custom</w:t>
+      </w:r>
+      <w:r>
+        <w:t xml:space="preserve"> </w:t>
+      </w:r>
+      <w:r>
+        <w:rPr>
+          <w:rStyle w:val="VerbatimChar"/>
+        </w:rPr>
+        <w:t xml:space="preserve">min</w:t>
+      </w:r>
+      <w:r>
+        <w:t xml:space="preserve">/</w:t>
+      </w:r>
+      <w:r>
+        <w:rPr>
+          <w:rStyle w:val="VerbatimChar"/>
+        </w:rPr>
+        <w:t xml:space="preserve">max</w:t>
+      </w:r>
+      <w:r>
+        <w:t xml:space="preserve"> </w:t>
+      </w:r>
+      <w:r>
+        <w:t xml:space="preserve">to force one of each.</w:t>
+      </w:r>
+    </w:p>
+    <w:p>
+      <w:pPr>
         <w:pStyle w:val="Compact"/>
-      </w:pPr>
-      <w:r>
-        <w:t xml:space="preserve">Confirm at least one class is flagged as undersize and at least one as oversize. Otherwise, set a custom</w:t>
-      </w:r>
-      <w:r>
-        <w:t xml:space="preserve"> </w:t>
-      </w:r>
-      <w:r>
-        <w:rPr>
-          <w:rStyle w:val="VerbatimChar"/>
-        </w:rPr>
-        <w:t xml:space="preserve">min</w:t>
-      </w:r>
-      <w:r>
-        <w:t xml:space="preserve">/</w:t>
-      </w:r>
-      <w:r>
-        <w:rPr>
-          <w:rStyle w:val="VerbatimChar"/>
-        </w:rPr>
-        <w:t xml:space="preserve">max</w:t>
-      </w:r>
-      <w:r>
-        <w:t xml:space="preserve"> </w:t>
-      </w:r>
-      <w:r>
-        <w:t xml:space="preserve">to force one of each.</w:t>
-      </w:r>
-    </w:p>
-    <w:p>
-      <w:pPr>
         <w:numPr>
           <w:ilvl w:val="0"/>
           <w:numId w:val="1002"/>
         </w:numPr>
+      </w:pPr>
+      <w:r>
+        <w:t xml:space="preserve">Drop one undersize class. Choose</w:t>
+      </w:r>
+      <w:r>
+        <w:t xml:space="preserve"> </w:t>
+      </w:r>
+      <w:r>
+        <w:rPr>
+          <w:rStyle w:val="VerbatimChar"/>
+        </w:rPr>
+        <w:t xml:space="preserve">Limit</w:t>
+      </w:r>
+      <w:r>
+        <w:t xml:space="preserve"> </w:t>
+      </w:r>
+      <w:r>
+        <w:t xml:space="preserve">(cap-at-max) for one and</w:t>
+      </w:r>
+      <w:r>
+        <w:t xml:space="preserve"> </w:t>
+      </w:r>
+      <w:r>
+        <w:rPr>
+          <w:rStyle w:val="VerbatimChar"/>
+        </w:rPr>
+        <w:t xml:space="preserve">Split</w:t>
+      </w:r>
+      <w:r>
+        <w:t xml:space="preserve"> </w:t>
+      </w:r>
+      <w:r>
+        <w:t xml:space="preserve">(preview) for another oversize class.</w:t>
+      </w:r>
+    </w:p>
+    <w:p>
+      <w:pPr>
         <w:pStyle w:val="Compact"/>
-      </w:pPr>
-      <w:r>
-        <w:t xml:space="preserve">Drop one undersize class. Choose</w:t>
-      </w:r>
-      <w:r>
-        <w:t xml:space="preserve"> </w:t>
-      </w:r>
-      <w:r>
-        <w:rPr>
-          <w:rStyle w:val="VerbatimChar"/>
-        </w:rPr>
-        <w:t xml:space="preserve">Limit</w:t>
-      </w:r>
-      <w:r>
-        <w:t xml:space="preserve"> </w:t>
-      </w:r>
-      <w:r>
-        <w:t xml:space="preserve">(cap-at-max) for one and</w:t>
-      </w:r>
-      <w:r>
-        <w:t xml:space="preserve"> </w:t>
-      </w:r>
-      <w:r>
-        <w:rPr>
-          <w:rStyle w:val="VerbatimChar"/>
-        </w:rPr>
-        <w:t xml:space="preserve">Split</w:t>
-      </w:r>
-      <w:r>
-        <w:t xml:space="preserve"> </w:t>
-      </w:r>
-      <w:r>
-        <w:t xml:space="preserve">(preview) for another oversize class.</w:t>
-      </w:r>
-    </w:p>
-    <w:p>
-      <w:pPr>
         <w:numPr>
           <w:ilvl w:val="0"/>
           <w:numId w:val="1002"/>
         </w:numPr>
+      </w:pPr>
+      <w:r>
+        <w:t xml:space="preserve">Open</w:t>
+      </w:r>
+      <w:r>
+        <w:t xml:space="preserve"> </w:t>
+      </w:r>
+      <w:r>
+        <w:rPr>
+          <w:b/>
+          <w:bCs/>
+        </w:rPr>
+        <w:t xml:space="preserve">Show Splits</w:t>
+      </w:r>
+      <w:r>
+        <w:t xml:space="preserve"> </w:t>
+      </w:r>
+      <w:r>
+        <w:t xml:space="preserve">for an oversize class. Move at least one person between preview groups.</w:t>
+      </w:r>
+      <w:r>
+        <w:t xml:space="preserve"> </w:t>
+      </w:r>
+      <w:r>
+        <w:rPr>
+          <w:b/>
+          <w:bCs/>
+        </w:rPr>
+        <w:t xml:space="preserve">Cancel</w:t>
+      </w:r>
+      <w:r>
+        <w:t xml:space="preserve"> </w:t>
+      </w:r>
+      <w:r>
+        <w:t xml:space="preserve">once. Re-enter, then</w:t>
+      </w:r>
+      <w:r>
+        <w:t xml:space="preserve"> </w:t>
+      </w:r>
+      <w:r>
+        <w:rPr>
+          <w:b/>
+          <w:bCs/>
+        </w:rPr>
+        <w:t xml:space="preserve">Implement</w:t>
+      </w:r>
+      <w:r>
+        <w:t xml:space="preserve">.</w:t>
+      </w:r>
+    </w:p>
+    <w:p>
+      <w:pPr>
         <w:pStyle w:val="Compact"/>
-      </w:pPr>
-      <w:r>
-        <w:t xml:space="preserve">Open</w:t>
-      </w:r>
-      <w:r>
-        <w:t xml:space="preserve"> </w:t>
-      </w:r>
-      <w:r>
-        <w:rPr>
-          <w:b/>
-        </w:rPr>
-        <w:t xml:space="preserve">Show Splits</w:t>
-      </w:r>
-      <w:r>
-        <w:t xml:space="preserve"> </w:t>
-      </w:r>
-      <w:r>
-        <w:t xml:space="preserve">for an oversize class. Move at least one person between preview groups.</w:t>
-      </w:r>
-      <w:r>
-        <w:t xml:space="preserve"> </w:t>
-      </w:r>
-      <w:r>
-        <w:rPr>
-          <w:b/>
-        </w:rPr>
-        <w:t xml:space="preserve">Cancel</w:t>
-      </w:r>
-      <w:r>
-        <w:t xml:space="preserve"> </w:t>
-      </w:r>
-      <w:r>
-        <w:t xml:space="preserve">once. Re-enter, then</w:t>
-      </w:r>
-      <w:r>
-        <w:t xml:space="preserve"> </w:t>
-      </w:r>
-      <w:r>
-        <w:rPr>
-          <w:b/>
-        </w:rPr>
-        <w:t xml:space="preserve">Implement</w:t>
-      </w:r>
-      <w:r>
-        <w:t xml:space="preserve">.</w:t>
-      </w:r>
-    </w:p>
-    <w:p>
-      <w:pPr>
         <w:numPr>
           <w:ilvl w:val="0"/>
           <w:numId w:val="1002"/>
         </w:numPr>
+      </w:pPr>
+      <w:r>
+        <w:t xml:space="preserve">Open the schedule grid. Assign every surviving class to a 0–19 slot. Click an assigned slot again — confirm it deselects and the class returns to unscheduled.</w:t>
+      </w:r>
+    </w:p>
+    <w:p>
+      <w:pPr>
         <w:pStyle w:val="Compact"/>
-      </w:pPr>
-      <w:r>
-        <w:t xml:space="preserve">Open the schedule grid. Assign every surviving class to a 0–19 slot. Click an assigned slot again — confirm it deselects and the class returns to unscheduled.</w:t>
-      </w:r>
-    </w:p>
-    <w:p>
-      <w:pPr>
         <w:numPr>
           <w:ilvl w:val="0"/>
           <w:numId w:val="1002"/>
         </w:numPr>
+      </w:pPr>
+      <w:r>
+        <w:t xml:space="preserve">Open the coordinator panel. Assign</w:t>
+      </w:r>
+      <w:r>
+        <w:t xml:space="preserve"> </w:t>
+      </w:r>
+      <w:r>
+        <w:rPr>
+          <w:b/>
+          <w:bCs/>
+        </w:rPr>
+        <w:t xml:space="preserve">C / CC</w:t>
+      </w:r>
+      <w:r>
+        <w:t xml:space="preserve"> </w:t>
+      </w:r>
+      <w:r>
+        <w:t xml:space="preserve">on one class and</w:t>
+      </w:r>
+      <w:r>
+        <w:t xml:space="preserve"> </w:t>
+      </w:r>
+      <w:r>
+        <w:rPr>
+          <w:b/>
+          <w:bCs/>
+        </w:rPr>
+        <w:t xml:space="preserve">CC1 / CC2</w:t>
+      </w:r>
+      <w:r>
+        <w:t xml:space="preserve"> </w:t>
+      </w:r>
+      <w:r>
+        <w:t xml:space="preserve">(equal) on another.</w:t>
+      </w:r>
+    </w:p>
+    <w:p>
+      <w:pPr>
         <w:pStyle w:val="Compact"/>
-      </w:pPr>
-      <w:r>
-        <w:t xml:space="preserve">Open the coordinator panel. Assign</w:t>
-      </w:r>
-      <w:r>
-        <w:t xml:space="preserve"> </w:t>
-      </w:r>
-      <w:r>
-        <w:rPr>
-          <w:b/>
-        </w:rPr>
-        <w:t xml:space="preserve">C / CC</w:t>
-      </w:r>
-      <w:r>
-        <w:t xml:space="preserve"> </w:t>
-      </w:r>
-      <w:r>
-        <w:t xml:space="preserve">on one class and</w:t>
-      </w:r>
-      <w:r>
-        <w:t xml:space="preserve"> </w:t>
-      </w:r>
-      <w:r>
-        <w:rPr>
-          <w:b/>
-        </w:rPr>
-        <w:t xml:space="preserve">CC1 / CC2</w:t>
-      </w:r>
-      <w:r>
-        <w:t xml:space="preserve"> </w:t>
-      </w:r>
-      <w:r>
-        <w:t xml:space="preserve">(equal) on another.</w:t>
-      </w:r>
-    </w:p>
-    <w:p>
-      <w:pPr>
         <w:numPr>
           <w:ilvl w:val="0"/>
           <w:numId w:val="1002"/>
         </w:numPr>
+      </w:pPr>
+      <w:r>
+        <w:t xml:space="preserve">Tap a highlighted name on a coordinator-assigned course; confirm the assignment clears.</w:t>
+      </w:r>
+    </w:p>
+    <w:p>
+      <w:pPr>
         <w:pStyle w:val="Compact"/>
-      </w:pPr>
-      <w:r>
-        <w:t xml:space="preserve">Tap a highlighted name on a coordinator-assigned course; confirm the assignment clears.</w:t>
-      </w:r>
-    </w:p>
-    <w:p>
-      <w:pPr>
         <w:numPr>
           <w:ilvl w:val="0"/>
           <w:numId w:val="1002"/>
         </w:numPr>
+      </w:pPr>
+      <w:r>
+        <w:t xml:space="preserve">Export each artifact. Verify each file is non-empty and named correctly:</w:t>
+      </w:r>
+    </w:p>
+    <w:p>
+      <w:pPr>
         <w:pStyle w:val="Compact"/>
-      </w:pPr>
-      <w:r>
-        <w:t xml:space="preserve">Export each artifact. Verify each file is non-empty and named correctly:</w:t>
-      </w:r>
-    </w:p>
-    <w:p>
-      <w:pPr>
         <w:numPr>
           <w:ilvl w:val="1"/>
           <w:numId w:val="1003"/>
         </w:numPr>
+      </w:pPr>
+      <w:r>
+        <w:rPr>
+          <w:rStyle w:val="VerbatimChar"/>
+        </w:rPr>
+        <w:t xml:space="preserve">early_roster_YYYY-MM-DD_HHMM.txt</w:t>
+      </w:r>
+      <w:r>
+        <w:t xml:space="preserve"> </w:t>
+      </w:r>
+      <w:r>
+        <w:t xml:space="preserve">(phone-roster style early export)</w:t>
+      </w:r>
+    </w:p>
+    <w:p>
+      <w:pPr>
         <w:pStyle w:val="Compact"/>
-      </w:pPr>
-      <w:r>
-        <w:rPr>
-          <w:rStyle w:val="VerbatimChar"/>
-        </w:rPr>
-        <w:t xml:space="preserve">early_roster_YYYY-MM-DD_HHMM.txt</w:t>
-      </w:r>
-      <w:r>
-        <w:t xml:space="preserve"> </w:t>
-      </w:r>
-      <w:r>
-        <w:t xml:space="preserve">(phone-roster style early export)</w:t>
-      </w:r>
-    </w:p>
-    <w:p>
-      <w:pPr>
         <w:numPr>
           <w:ilvl w:val="1"/>
           <w:numId w:val="1003"/>
         </w:numPr>
+      </w:pPr>
+      <w:r>
+        <w:rPr>
+          <w:rStyle w:val="VerbatimChar"/>
+        </w:rPr>
+        <w:t xml:space="preserve">final_roster_YYYY-MM-DD_HHMM.txt</w:t>
+      </w:r>
+      <w:r>
+        <w:t xml:space="preserve"> </w:t>
+      </w:r>
+      <w:r>
+        <w:t xml:space="preserve">(with</w:t>
+      </w:r>
+      <w:r>
+        <w:t xml:space="preserve"> </w:t>
+      </w:r>
+      <w:r>
+        <w:rPr>
+          <w:rStyle w:val="VerbatimChar"/>
+        </w:rPr>
+        <w:t xml:space="preserve">(C)</w:t>
+      </w:r>
+      <w:r>
+        <w:t xml:space="preserve"> </w:t>
+      </w:r>
+      <w:r>
+        <w:t xml:space="preserve">and</w:t>
+      </w:r>
+      <w:r>
+        <w:t xml:space="preserve"> </w:t>
+      </w:r>
+      <w:r>
+        <w:rPr>
+          <w:rStyle w:val="VerbatimChar"/>
+        </w:rPr>
+        <w:t xml:space="preserve">(CC)</w:t>
+      </w:r>
+      <w:r>
+        <w:t xml:space="preserve">)</w:t>
+      </w:r>
+    </w:p>
+    <w:p>
+      <w:pPr>
         <w:pStyle w:val="Compact"/>
-      </w:pPr>
-      <w:r>
-        <w:rPr>
-          <w:rStyle w:val="VerbatimChar"/>
-        </w:rPr>
-        <w:t xml:space="preserve">final_roster_YYYY-MM-DD_HHMM.txt</w:t>
-      </w:r>
-      <w:r>
-        <w:t xml:space="preserve"> </w:t>
-      </w:r>
-      <w:r>
-        <w:t xml:space="preserve">(with</w:t>
-      </w:r>
-      <w:r>
-        <w:t xml:space="preserve"> </w:t>
-      </w:r>
-      <w:r>
-        <w:rPr>
-          <w:rStyle w:val="VerbatimChar"/>
-        </w:rPr>
-        <w:t xml:space="preserve">(C)</w:t>
-      </w:r>
-      <w:r>
-        <w:t xml:space="preserve"> </w:t>
-      </w:r>
-      <w:r>
-        <w:t xml:space="preserve">and</w:t>
-      </w:r>
-      <w:r>
-        <w:t xml:space="preserve"> </w:t>
-      </w:r>
-      <w:r>
-        <w:rPr>
-          <w:rStyle w:val="VerbatimChar"/>
-        </w:rPr>
-        <w:t xml:space="preserve">(CC)</w:t>
-      </w:r>
-      <w:r>
-        <w:t xml:space="preserve">)</w:t>
-      </w:r>
-    </w:p>
-    <w:p>
-      <w:pPr>
         <w:numPr>
           <w:ilvl w:val="1"/>
           <w:numId w:val="1003"/>
         </w:numPr>
+      </w:pPr>
+      <w:r>
+        <w:rPr>
+          <w:rStyle w:val="VerbatimChar"/>
+        </w:rPr>
+        <w:t xml:space="preserve">mail_merge_YYYY-MM-DD_HHMM.txt</w:t>
+      </w:r>
+      <w:r>
+        <w:t xml:space="preserve"> </w:t>
+      </w:r>
+      <w:r>
+        <w:t xml:space="preserve">(tab-delimited; check at least one row has 9+ class columns)</w:t>
+      </w:r>
+    </w:p>
+    <w:p>
+      <w:pPr>
         <w:pStyle w:val="Compact"/>
-      </w:pPr>
-      <w:r>
-        <w:rPr>
-          <w:rStyle w:val="VerbatimChar"/>
-        </w:rPr>
-        <w:t xml:space="preserve">mail_merge_YYYY-MM-DD_HHMM.txt</w:t>
-      </w:r>
-      <w:r>
-        <w:t xml:space="preserve"> </w:t>
-      </w:r>
-      <w:r>
-        <w:t xml:space="preserve">(tab-delimited; check at least one row has 9+ class columns)</w:t>
-      </w:r>
-    </w:p>
-    <w:p>
-      <w:pPr>
         <w:numPr>
           <w:ilvl w:val="1"/>
           <w:numId w:val="1003"/>
         </w:numPr>
+      </w:pPr>
+      <w:r>
+        <w:rPr>
+          <w:rStyle w:val="VerbatimChar"/>
+        </w:rPr>
+        <w:t xml:space="preserve">unmet_wants_YYYY-MM-DD_HHMM.txt</w:t>
+      </w:r>
+      <w:r>
+        <w:t xml:space="preserve"> </w:t>
+      </w:r>
+      <w:r>
+        <w:t xml:space="preserve">(per-person</w:t>
+      </w:r>
+      <w:r>
+        <w:t xml:space="preserve"> </w:t>
+      </w:r>
+      <w:r>
+        <w:rPr>
+          <w:rStyle w:val="VerbatimChar"/>
+        </w:rPr>
+        <w:t xml:space="preserve">Wants/Unmet/Assigned</w:t>
+      </w:r>
+      <w:r>
+        <w:t xml:space="preserve"> </w:t>
+      </w:r>
+      <w:r>
+        <w:t xml:space="preserve">blocks)</w:t>
+      </w:r>
+    </w:p>
+    <w:p>
+      <w:pPr>
         <w:pStyle w:val="Compact"/>
-      </w:pPr>
-      <w:r>
-        <w:rPr>
-          <w:rStyle w:val="VerbatimChar"/>
-        </w:rPr>
-        <w:t xml:space="preserve">unmet_wants_YYYY-MM-DD_HHMM.txt</w:t>
-      </w:r>
-      <w:r>
-        <w:t xml:space="preserve"> </w:t>
-      </w:r>
-      <w:r>
-        <w:t xml:space="preserve">(per-person</w:t>
-      </w:r>
-      <w:r>
-        <w:t xml:space="preserve"> </w:t>
-      </w:r>
-      <w:r>
-        <w:rPr>
-          <w:rStyle w:val="VerbatimChar"/>
-        </w:rPr>
-        <w:t xml:space="preserve">Wants/Unmet/Assigned</w:t>
-      </w:r>
-      <w:r>
-        <w:t xml:space="preserve"> </w:t>
-      </w:r>
-      <w:r>
-        <w:t xml:space="preserve">blocks)</w:t>
-      </w:r>
-    </w:p>
-    <w:p>
-      <w:pPr>
         <w:numPr>
           <w:ilvl w:val="0"/>
           <w:numId w:val="1002"/>
         </w:numPr>
+      </w:pPr>
+      <w:r>
+        <w:rPr>
+          <w:b/>
+          <w:bCs/>
+        </w:rPr>
+        <w:t xml:space="preserve">Save As</w:t>
+      </w:r>
+      <w:r>
+        <w:t xml:space="preserve"> </w:t>
+      </w:r>
+      <w:r>
+        <w:t xml:space="preserve">to a bundled file. Inspect it in a text editor — confirm the three sections (</w:t>
+      </w:r>
+      <w:r>
+        <w:rPr>
+          <w:rStyle w:val="VerbatimChar"/>
+        </w:rPr>
+        <w:t xml:space="preserve">CourseFile:</w:t>
+      </w:r>
+      <w:r>
+        <w:t xml:space="preserve">,</w:t>
+      </w:r>
+      <w:r>
+        <w:t xml:space="preserve"> </w:t>
+      </w:r>
+      <w:r>
+        <w:rPr>
+          <w:rStyle w:val="VerbatimChar"/>
+        </w:rPr>
+        <w:t xml:space="preserve">PeopleFile:</w:t>
+      </w:r>
+      <w:r>
+        <w:t xml:space="preserve">,</w:t>
+      </w:r>
+      <w:r>
+        <w:t xml:space="preserve"> </w:t>
+      </w:r>
+      <w:r>
+        <w:rPr>
+          <w:rStyle w:val="VerbatimChar"/>
+        </w:rPr>
+        <w:t xml:space="preserve">Setting:</w:t>
+      </w:r>
+      <w:r>
+        <w:t xml:space="preserve">).</w:t>
+      </w:r>
+    </w:p>
+    <w:p>
+      <w:pPr>
         <w:pStyle w:val="Compact"/>
-      </w:pPr>
-      <w:r>
-        <w:rPr>
-          <w:b/>
-        </w:rPr>
-        <w:t xml:space="preserve">Save As</w:t>
-      </w:r>
-      <w:r>
-        <w:t xml:space="preserve"> </w:t>
-      </w:r>
-      <w:r>
-        <w:t xml:space="preserve">to a bundled file. Inspect it in a text editor — confirm the three sections (</w:t>
-      </w:r>
-      <w:r>
-        <w:rPr>
-          <w:rStyle w:val="VerbatimChar"/>
-        </w:rPr>
-        <w:t xml:space="preserve">CourseFile:</w:t>
-      </w:r>
-      <w:r>
-        <w:t xml:space="preserve">,</w:t>
-      </w:r>
-      <w:r>
-        <w:t xml:space="preserve"> </w:t>
-      </w:r>
-      <w:r>
-        <w:rPr>
-          <w:rStyle w:val="VerbatimChar"/>
-        </w:rPr>
-        <w:t xml:space="preserve">PeopleFile:</w:t>
-      </w:r>
-      <w:r>
-        <w:t xml:space="preserve">,</w:t>
-      </w:r>
-      <w:r>
-        <w:t xml:space="preserve"> </w:t>
-      </w:r>
-      <w:r>
-        <w:rPr>
-          <w:rStyle w:val="VerbatimChar"/>
-        </w:rPr>
-        <w:t xml:space="preserve">Setting:</w:t>
-      </w:r>
-      <w:r>
-        <w:t xml:space="preserve">).</w:t>
-      </w:r>
-    </w:p>
-    <w:p>
-      <w:pPr>
         <w:numPr>
           <w:ilvl w:val="0"/>
           <w:numId w:val="1002"/>
         </w:numPr>
+      </w:pPr>
+      <w:r>
+        <w:t xml:space="preserve">Refresh the page. Decline the autosave restore prompt. Open</w:t>
+      </w:r>
+      <w:r>
+        <w:t xml:space="preserve"> </w:t>
+      </w:r>
+      <w:r>
+        <w:rPr>
+          <w:b/>
+          <w:bCs/>
+        </w:rPr>
+        <w:t xml:space="preserve">Load</w:t>
+      </w:r>
+      <w:r>
+        <w:t xml:space="preserve"> </w:t>
+      </w:r>
+      <w:r>
+        <w:t xml:space="preserve">and pick the bundled file you just saved.</w:t>
+      </w:r>
+    </w:p>
+    <w:p>
+      <w:pPr>
         <w:pStyle w:val="Compact"/>
-      </w:pPr>
-      <w:r>
-        <w:t xml:space="preserve">Refresh the page. Decline the autosave restore prompt. Open</w:t>
-      </w:r>
-      <w:r>
-        <w:t xml:space="preserve"> </w:t>
-      </w:r>
-      <w:r>
-        <w:rPr>
-          <w:b/>
-        </w:rPr>
-        <w:t xml:space="preserve">Load</w:t>
-      </w:r>
-      <w:r>
-        <w:t xml:space="preserve"> </w:t>
-      </w:r>
-      <w:r>
-        <w:t xml:space="preserve">and pick the bundled file you just saved.</w:t>
-      </w:r>
-    </w:p>
-    <w:p>
-      <w:pPr>
         <w:numPr>
           <w:ilvl w:val="0"/>
           <w:numId w:val="1002"/>
         </w:numPr>
-        <w:pStyle w:val="Compact"/>
       </w:pPr>
       <w:r>
         <w:t xml:space="preserve">Confirm course list, people list, drops, splits, schedule, and coordinators all match.</w:t>
       </w:r>
     </w:p>
+    <w:bookmarkEnd w:id="20"/>
+    <w:bookmarkStart w:id="21" w:name="X8ceff66ce25ee0102b23ab6674964ed5317ace5"/>
     <w:p>
       <w:pPr>
         <w:pStyle w:val="Heading2"/>
       </w:pPr>
-      <w:bookmarkStart w:id="33" w:name="X8ceff66ce25ee0102b23ab6674964ed5317ace5"/>
       <w:r>
         <w:t xml:space="preserve">6. Known QA gaps</w:t>
       </w:r>
-      <w:bookmarkEnd w:id="33"/>
     </w:p>
     <w:p>
       <w:pPr>
@@ -3058,30 +3035,23 @@
     <w:tbl>
       <w:tblPr>
         <w:tblStyle w:val="Table"/>
-        <w:tblW w:type="pct" w:w="0.0"/>
-        <w:tblLook w:firstRow="1"/>
+        <w:tblW w:type="auto" w:w="0"/>
+        <w:tblLook w:firstRow="1" w:lastRow="0" w:firstColumn="0" w:lastColumn="0" w:noHBand="0" w:noVBand="0" w:val="0020"/>
       </w:tblPr>
       <w:tblGrid>
-        <w:gridCol w:w="3120"/>
-        <w:gridCol w:w="3120"/>
-        <w:gridCol w:w="3120"/>
+        <w:gridCol w:w="2640"/>
+        <w:gridCol w:w="2640"/>
+        <w:gridCol w:w="2640"/>
       </w:tblGrid>
-      <w:tblGrid/>
       <w:tr>
         <w:trPr>
-          <w:cnfStyle w:firstRow="1"/>
+          <w:tblHeader w:val="on"/>
         </w:trPr>
         <w:tc>
-          <w:tcPr>
-            <w:tcBorders>
-              <w:bottom w:val="single"/>
-            </w:tcBorders>
-            <w:vAlign w:val="bottom"/>
-          </w:tcPr>
-          <w:p>
-            <w:pPr>
-              <w:pStyle w:val="Compact"/>
-              <w:jc w:val="left"/>
+          <w:tcPr/>
+          <w:p>
+            <w:pPr>
+              <w:pStyle w:val="Compact"/>
             </w:pPr>
             <w:r>
               <w:t xml:space="preserve">Gap</w:t>
@@ -3089,16 +3059,10 @@
           </w:p>
         </w:tc>
         <w:tc>
-          <w:tcPr>
-            <w:tcBorders>
-              <w:bottom w:val="single"/>
-            </w:tcBorders>
-            <w:vAlign w:val="bottom"/>
-          </w:tcPr>
-          <w:p>
-            <w:pPr>
-              <w:pStyle w:val="Compact"/>
-              <w:jc w:val="left"/>
+          <w:tcPr/>
+          <w:p>
+            <w:pPr>
+              <w:pStyle w:val="Compact"/>
             </w:pPr>
             <w:r>
               <w:t xml:space="preserve">Why</w:t>
@@ -3106,16 +3070,10 @@
           </w:p>
         </w:tc>
         <w:tc>
-          <w:tcPr>
-            <w:tcBorders>
-              <w:bottom w:val="single"/>
-            </w:tcBorders>
-            <w:vAlign w:val="bottom"/>
-          </w:tcPr>
-          <w:p>
-            <w:pPr>
-              <w:pStyle w:val="Compact"/>
-              <w:jc w:val="left"/>
+          <w:tcPr/>
+          <w:p>
+            <w:pPr>
+              <w:pStyle w:val="Compact"/>
             </w:pPr>
             <w:r>
               <w:t xml:space="preserve">Mitigation / next step</w:t>
@@ -3125,10 +3083,10 @@
       </w:tr>
       <w:tr>
         <w:tc>
-          <w:p>
-            <w:pPr>
-              <w:pStyle w:val="Compact"/>
-              <w:jc w:val="left"/>
+          <w:tcPr/>
+          <w:p>
+            <w:pPr>
+              <w:pStyle w:val="Compact"/>
             </w:pPr>
             <w:r>
               <w:t xml:space="preserve">Stakeholder-data live smoke test</w:t>
@@ -3136,10 +3094,10 @@
           </w:p>
         </w:tc>
         <w:tc>
-          <w:p>
-            <w:pPr>
-              <w:pStyle w:val="Compact"/>
-              <w:jc w:val="left"/>
+          <w:tcPr/>
+          <w:p>
+            <w:pPr>
+              <w:pStyle w:val="Compact"/>
             </w:pPr>
             <w:r>
               <w:t xml:space="preserve">Final stakeholder data isn't checked in (privacy)</w:t>
@@ -3147,10 +3105,10 @@
           </w:p>
         </w:tc>
         <w:tc>
-          <w:p>
-            <w:pPr>
-              <w:pStyle w:val="Compact"/>
-              <w:jc w:val="left"/>
+          <w:tcPr/>
+          <w:p>
+            <w:pPr>
+              <w:pStyle w:val="Compact"/>
             </w:pPr>
             <w:r>
               <w:t xml:space="preserve">Run the manual script on the deployed URL with stakeholder data once available. Filed P0 in backlog.</w:t>
@@ -3160,10 +3118,10 @@
       </w:tr>
       <w:tr>
         <w:tc>
-          <w:p>
-            <w:pPr>
-              <w:pStyle w:val="Compact"/>
-              <w:jc w:val="left"/>
+          <w:tcPr/>
+          <w:p>
+            <w:pPr>
+              <w:pStyle w:val="Compact"/>
             </w:pPr>
             <w:r>
               <w:t xml:space="preserve">Demo video</w:t>
@@ -3171,10 +3129,10 @@
           </w:p>
         </w:tc>
         <w:tc>
-          <w:p>
-            <w:pPr>
-              <w:pStyle w:val="Compact"/>
-              <w:jc w:val="left"/>
+          <w:tcPr/>
+          <w:p>
+            <w:pPr>
+              <w:pStyle w:val="Compact"/>
             </w:pPr>
             <w:r>
               <w:t xml:space="preserve">Not yet recorded</w:t>
@@ -3182,10 +3140,10 @@
           </w:p>
         </w:tc>
         <w:tc>
-          <w:p>
-            <w:pPr>
-              <w:pStyle w:val="Compact"/>
-              <w:jc w:val="left"/>
+          <w:tcPr/>
+          <w:p>
+            <w:pPr>
+              <w:pStyle w:val="Compact"/>
             </w:pPr>
             <w:r>
               <w:t xml:space="preserve">Use</w:t>
@@ -3207,10 +3165,10 @@
       </w:tr>
       <w:tr>
         <w:tc>
-          <w:p>
-            <w:pPr>
-              <w:pStyle w:val="Compact"/>
-              <w:jc w:val="left"/>
+          <w:tcPr/>
+          <w:p>
+            <w:pPr>
+              <w:pStyle w:val="Compact"/>
             </w:pPr>
             <w:r>
               <w:t xml:space="preserve">Code coverage report</w:t>
@@ -3218,10 +3176,10 @@
           </w:p>
         </w:tc>
         <w:tc>
-          <w:p>
-            <w:pPr>
-              <w:pStyle w:val="Compact"/>
-              <w:jc w:val="left"/>
+          <w:tcPr/>
+          <w:p>
+            <w:pPr>
+              <w:pStyle w:val="Compact"/>
             </w:pPr>
             <w:r>
               <w:t xml:space="preserve">Not configured</w:t>
@@ -3229,10 +3187,10 @@
           </w:p>
         </w:tc>
         <w:tc>
-          <w:p>
-            <w:pPr>
-              <w:pStyle w:val="Compact"/>
-              <w:jc w:val="left"/>
+          <w:tcPr/>
+          <w:p>
+            <w:pPr>
+              <w:pStyle w:val="Compact"/>
             </w:pPr>
             <w:r>
               <w:t xml:space="preserve">Add</w:t>
@@ -3257,10 +3215,10 @@
       </w:tr>
       <w:tr>
         <w:tc>
-          <w:p>
-            <w:pPr>
-              <w:pStyle w:val="Compact"/>
-              <w:jc w:val="left"/>
+          <w:tcPr/>
+          <w:p>
+            <w:pPr>
+              <w:pStyle w:val="Compact"/>
             </w:pPr>
             <w:r>
               <w:t xml:space="preserve">Cross-browser save-dialog matrix</w:t>
@@ -3268,10 +3226,10 @@
           </w:p>
         </w:tc>
         <w:tc>
-          <w:p>
-            <w:pPr>
-              <w:pStyle w:val="Compact"/>
-              <w:jc w:val="left"/>
+          <w:tcPr/>
+          <w:p>
+            <w:pPr>
+              <w:pStyle w:val="Compact"/>
             </w:pPr>
             <w:r>
               <w:rPr>
@@ -3288,10 +3246,10 @@
           </w:p>
         </w:tc>
         <w:tc>
-          <w:p>
-            <w:pPr>
-              <w:pStyle w:val="Compact"/>
-              <w:jc w:val="left"/>
+          <w:tcPr/>
+          <w:p>
+            <w:pPr>
+              <w:pStyle w:val="Compact"/>
             </w:pPr>
             <w:r>
               <w:t xml:space="preserve">Manual matrix across Chrome/Edge/Safari/Firefox at next QA cycle. P2.</w:t>
@@ -3301,10 +3259,10 @@
       </w:tr>
       <w:tr>
         <w:tc>
-          <w:p>
-            <w:pPr>
-              <w:pStyle w:val="Compact"/>
-              <w:jc w:val="left"/>
+          <w:tcPr/>
+          <w:p>
+            <w:pPr>
+              <w:pStyle w:val="Compact"/>
             </w:pPr>
             <w:r>
               <w:t xml:space="preserve">Performance with very large datasets</w:t>
@@ -3312,10 +3270,10 @@
           </w:p>
         </w:tc>
         <w:tc>
-          <w:p>
-            <w:pPr>
-              <w:pStyle w:val="Compact"/>
-              <w:jc w:val="left"/>
+          <w:tcPr/>
+          <w:p>
+            <w:pPr>
+              <w:pStyle w:val="Compact"/>
             </w:pPr>
             <w:r>
               <w:t xml:space="preserve">Canonical fixture is 24/267</w:t>
@@ -3323,10 +3281,10 @@
           </w:p>
         </w:tc>
         <w:tc>
-          <w:p>
-            <w:pPr>
-              <w:pStyle w:val="Compact"/>
-              <w:jc w:val="left"/>
+          <w:tcPr/>
+          <w:p>
+            <w:pPr>
+              <w:pStyle w:val="Compact"/>
             </w:pPr>
             <w:r>
               <w:t xml:space="preserve">Profile load+split+schedule with 5–10× data; document p50/p95. P2.</w:t>
@@ -3336,10 +3294,10 @@
       </w:tr>
       <w:tr>
         <w:tc>
-          <w:p>
-            <w:pPr>
-              <w:pStyle w:val="Compact"/>
-              <w:jc w:val="left"/>
+          <w:tcPr/>
+          <w:p>
+            <w:pPr>
+              <w:pStyle w:val="Compact"/>
             </w:pPr>
             <w:r>
               <w:t xml:space="preserve">Keyboard-only navigation</w:t>
@@ -3347,10 +3305,10 @@
           </w:p>
         </w:tc>
         <w:tc>
-          <w:p>
-            <w:pPr>
-              <w:pStyle w:val="Compact"/>
-              <w:jc w:val="left"/>
+          <w:tcPr/>
+          <w:p>
+            <w:pPr>
+              <w:pStyle w:val="Compact"/>
             </w:pPr>
             <w:r>
               <w:t xml:space="preserve">Not separately validated</w:t>
@@ -3358,10 +3316,10 @@
           </w:p>
         </w:tc>
         <w:tc>
-          <w:p>
-            <w:pPr>
-              <w:pStyle w:val="Compact"/>
-              <w:jc w:val="left"/>
+          <w:tcPr/>
+          <w:p>
+            <w:pPr>
+              <w:pStyle w:val="Compact"/>
             </w:pPr>
             <w:r>
               <w:t xml:space="preserve">Run keyboard-only QA pass; add focus traps where missing. P3.</w:t>
@@ -3371,10 +3329,10 @@
       </w:tr>
       <w:tr>
         <w:tc>
-          <w:p>
-            <w:pPr>
-              <w:pStyle w:val="Compact"/>
-              <w:jc w:val="left"/>
+          <w:tcPr/>
+          <w:p>
+            <w:pPr>
+              <w:pStyle w:val="Compact"/>
             </w:pPr>
             <w:r>
               <w:t xml:space="preserve">Screen-reader labels</w:t>
@@ -3382,10 +3340,10 @@
           </w:p>
         </w:tc>
         <w:tc>
-          <w:p>
-            <w:pPr>
-              <w:pStyle w:val="Compact"/>
-              <w:jc w:val="left"/>
+          <w:tcPr/>
+          <w:p>
+            <w:pPr>
+              <w:pStyle w:val="Compact"/>
             </w:pPr>
             <w:r>
               <w:t xml:space="preserve">Many controls are icon-only</w:t>
@@ -3393,10 +3351,10 @@
           </w:p>
         </w:tc>
         <w:tc>
-          <w:p>
-            <w:pPr>
-              <w:pStyle w:val="Compact"/>
-              <w:jc w:val="left"/>
+          <w:tcPr/>
+          <w:p>
+            <w:pPr>
+              <w:pStyle w:val="Compact"/>
             </w:pPr>
             <w:r>
               <w:t xml:space="preserve">Add Semantics labels on the table and coordinator widgets. P3.</w:t>
@@ -3405,40 +3363,43 @@
         </w:tc>
       </w:tr>
     </w:tbl>
+    <w:bookmarkEnd w:id="21"/>
+    <w:bookmarkStart w:id="22" w:name="Xf925142511cef8f37a9f84c65af5cfa4cb69098"/>
     <w:p>
       <w:pPr>
         <w:pStyle w:val="Heading2"/>
       </w:pPr>
-      <w:bookmarkStart w:id="34" w:name="Xf925142511cef8f37a9f84c65af5cfa4cb69098"/>
       <w:r>
         <w:t xml:space="preserve">7. CI signals to watch</w:t>
       </w:r>
-      <w:bookmarkEnd w:id="34"/>
-    </w:p>
-    <w:p>
-      <w:pPr>
+    </w:p>
+    <w:p>
+      <w:pPr>
+        <w:pStyle w:val="Compact"/>
         <w:numPr>
           <w:ilvl w:val="0"/>
           <w:numId w:val="1004"/>
         </w:numPr>
-        <w:pStyle w:val="Compact"/>
       </w:pPr>
       <w:r>
         <w:rPr>
           <w:rStyle w:val="VerbatimChar"/>
           <w:b/>
+          <w:bCs/>
         </w:rPr>
         <w:t xml:space="preserve">Test</w:t>
       </w:r>
       <w:r>
         <w:rPr>
           <w:b/>
+          <w:bCs/>
         </w:rPr>
         <w:t xml:space="preserve"> </w:t>
       </w:r>
       <w:r>
         <w:rPr>
           <w:b/>
+          <w:bCs/>
         </w:rPr>
         <w:t xml:space="preserve">workflow</w:t>
       </w:r>
@@ -3451,28 +3412,31 @@
     </w:p>
     <w:p>
       <w:pPr>
+        <w:pStyle w:val="Compact"/>
         <w:numPr>
           <w:ilvl w:val="0"/>
           <w:numId w:val="1004"/>
         </w:numPr>
-        <w:pStyle w:val="Compact"/>
       </w:pPr>
       <w:r>
         <w:rPr>
           <w:rStyle w:val="VerbatimChar"/>
           <w:b/>
+          <w:bCs/>
         </w:rPr>
         <w:t xml:space="preserve">Deploy Web</w:t>
       </w:r>
       <w:r>
         <w:rPr>
           <w:b/>
+          <w:bCs/>
         </w:rPr>
         <w:t xml:space="preserve"> </w:t>
       </w:r>
       <w:r>
         <w:rPr>
           <w:b/>
+          <w:bCs/>
         </w:rPr>
         <w:t xml:space="preserve">workflow</w:t>
       </w:r>
@@ -3497,11 +3461,11 @@
     </w:p>
     <w:p>
       <w:pPr>
+        <w:pStyle w:val="Compact"/>
         <w:numPr>
           <w:ilvl w:val="0"/>
           <w:numId w:val="1004"/>
         </w:numPr>
-        <w:pStyle w:val="Compact"/>
       </w:pPr>
       <w:r>
         <w:t xml:space="preserve">The</w:t>
@@ -3512,6 +3476,7 @@
       <w:r>
         <w:rPr>
           <w:b/>
+          <w:bCs/>
         </w:rPr>
         <w:t xml:space="preserve">revoke ingress</w:t>
       </w:r>
@@ -3582,7 +3547,13 @@
         <w:t xml:space="preserve">(Operations Runbook §6).</w:t>
       </w:r>
     </w:p>
-    <w:sectPr/>
+    <w:bookmarkEnd w:id="22"/>
+    <w:bookmarkEnd w:id="23"/>
+    <w:sectPr>
+      <w:footnotePr>
+        <w:numRestart w:val="eachSect"/>
+      </w:footnotePr>
+    </w:sectPr>
   </w:body>
 </w:document>
 </file>
@@ -3613,17 +3584,14 @@
 <file path=word/numbering.xml><?xml version="1.0" encoding="utf-8"?>
 <w:numbering xmlns:w="http://schemas.openxmlformats.org/wordprocessingml/2006/main">
   <w:abstractNum w:abstractNumId="990">
-    <w:nsid w:val="2c1ae401"/>
+    <w:nsid w:val="0000A990"/>
     <w:multiLevelType w:val="multilevel"/>
     <w:lvl w:ilvl="0">
       <w:numFmt w:val="bullet"/>
       <w:lvlText w:val=" "/>
       <w:lvlJc w:val="left"/>
       <w:pPr>
-        <w:tabs>
-          <w:tab w:val="num" w:pos="0"/>
-        </w:tabs>
-        <w:ind w:left="480" w:hanging="480"/>
+        <w:ind w:left="720" w:hanging="360"/>
       </w:pPr>
     </w:lvl>
     <w:lvl w:ilvl="1">
@@ -3631,10 +3599,7 @@
       <w:lvlText w:val=" "/>
       <w:lvlJc w:val="left"/>
       <w:pPr>
-        <w:tabs>
-          <w:tab w:val="num" w:pos="720"/>
-        </w:tabs>
-        <w:ind w:left="1200" w:hanging="480"/>
+        <w:ind w:left="1440" w:hanging="360"/>
       </w:pPr>
     </w:lvl>
     <w:lvl w:ilvl="2">
@@ -3642,10 +3607,7 @@
       <w:lvlText w:val=" "/>
       <w:lvlJc w:val="left"/>
       <w:pPr>
-        <w:tabs>
-          <w:tab w:val="num" w:pos="1440"/>
-        </w:tabs>
-        <w:ind w:left="1920" w:hanging="480"/>
+        <w:ind w:left="2160" w:hanging="360"/>
       </w:pPr>
     </w:lvl>
     <w:lvl w:ilvl="3">
@@ -3653,10 +3615,7 @@
       <w:lvlText w:val=" "/>
       <w:lvlJc w:val="left"/>
       <w:pPr>
-        <w:tabs>
-          <w:tab w:val="num" w:pos="2160"/>
-        </w:tabs>
-        <w:ind w:left="2640" w:hanging="480"/>
+        <w:ind w:left="2880" w:hanging="360"/>
       </w:pPr>
     </w:lvl>
     <w:lvl w:ilvl="4">
@@ -3664,10 +3623,7 @@
       <w:lvlText w:val=" "/>
       <w:lvlJc w:val="left"/>
       <w:pPr>
-        <w:tabs>
-          <w:tab w:val="num" w:pos="2880"/>
-        </w:tabs>
-        <w:ind w:left="3360" w:hanging="480"/>
+        <w:ind w:left="3600" w:hanging="360"/>
       </w:pPr>
     </w:lvl>
     <w:lvl w:ilvl="5">
@@ -3675,10 +3631,7 @@
       <w:lvlText w:val=" "/>
       <w:lvlJc w:val="left"/>
       <w:pPr>
-        <w:tabs>
-          <w:tab w:val="num" w:pos="3600"/>
-        </w:tabs>
-        <w:ind w:left="4080" w:hanging="480"/>
+        <w:ind w:left="4320" w:hanging="360"/>
       </w:pPr>
     </w:lvl>
     <w:lvl w:ilvl="6">
@@ -3686,10 +3639,7 @@
       <w:lvlText w:val=" "/>
       <w:lvlJc w:val="left"/>
       <w:pPr>
-        <w:tabs>
-          <w:tab w:val="num" w:pos="4320"/>
-        </w:tabs>
-        <w:ind w:left="4800" w:hanging="480"/>
+        <w:ind w:left="5040" w:hanging="360"/>
       </w:pPr>
     </w:lvl>
     <w:lvl w:ilvl="7">
@@ -3697,10 +3647,7 @@
       <w:lvlText w:val=" "/>
       <w:lvlJc w:val="left"/>
       <w:pPr>
-        <w:tabs>
-          <w:tab w:val="num" w:pos="5040"/>
-        </w:tabs>
-        <w:ind w:left="5520" w:hanging="480"/>
+        <w:ind w:left="5760" w:hanging="360"/>
       </w:pPr>
     </w:lvl>
     <w:lvl w:ilvl="8">
@@ -3708,118 +3655,115 @@
       <w:lvlText w:val=" "/>
       <w:lvlJc w:val="left"/>
       <w:pPr>
-        <w:tabs>
-          <w:tab w:val="num" w:pos="5760"/>
-        </w:tabs>
-        <w:ind w:left="6240" w:hanging="480"/>
+        <w:ind w:left="6480" w:hanging="360"/>
       </w:pPr>
     </w:lvl>
   </w:abstractNum>
   <w:abstractNum w:abstractNumId="991">
-    <w:nsid w:val="ea454b4c"/>
+    <w:nsid w:val="0000A991"/>
     <w:multiLevelType w:val="multilevel"/>
     <w:lvl w:ilvl="0">
       <w:numFmt w:val="bullet"/>
-      <w:lvlText w:val="•"/>
+      <w:lvlText w:val=""/>
       <w:lvlJc w:val="left"/>
       <w:pPr>
-        <w:tabs>
-          <w:tab w:val="num" w:pos="0"/>
-        </w:tabs>
-        <w:ind w:left="480" w:hanging="480"/>
-      </w:pPr>
+        <w:ind w:left="720" w:hanging="360"/>
+      </w:pPr>
+      <w:rPr>
+        <w:rFonts w:ascii="Symbol" w:hAnsi="Symbol" w:cs="Symbol" w:hint="default"/>
+      </w:rPr>
     </w:lvl>
     <w:lvl w:ilvl="1">
       <w:numFmt w:val="bullet"/>
-      <w:lvlText w:val="–"/>
+      <w:lvlText w:val="o"/>
       <w:lvlJc w:val="left"/>
       <w:pPr>
-        <w:tabs>
-          <w:tab w:val="num" w:pos="720"/>
-        </w:tabs>
-        <w:ind w:left="1200" w:hanging="480"/>
-      </w:pPr>
+        <w:ind w:left="1440" w:hanging="360"/>
+      </w:pPr>
+      <w:rPr>
+        <w:rFonts w:ascii="Courier New" w:hAnsi="Courier New" w:cs="Courier New" w:hint="default"/>
+      </w:rPr>
     </w:lvl>
     <w:lvl w:ilvl="2">
       <w:numFmt w:val="bullet"/>
-      <w:lvlText w:val="•"/>
+      <w:lvlText w:val=""/>
       <w:lvlJc w:val="left"/>
       <w:pPr>
-        <w:tabs>
-          <w:tab w:val="num" w:pos="1440"/>
-        </w:tabs>
-        <w:ind w:left="1920" w:hanging="480"/>
-      </w:pPr>
+        <w:ind w:left="2160" w:hanging="360"/>
+      </w:pPr>
+      <w:rPr>
+        <w:rFonts w:ascii="Wingdings" w:hAnsi="Wingdings" w:cs="Wingdings" w:hint="default"/>
+      </w:rPr>
     </w:lvl>
     <w:lvl w:ilvl="3">
       <w:numFmt w:val="bullet"/>
-      <w:lvlText w:val="–"/>
+      <w:lvlText w:val=""/>
       <w:lvlJc w:val="left"/>
       <w:pPr>
-        <w:tabs>
-          <w:tab w:val="num" w:pos="2160"/>
-        </w:tabs>
-        <w:ind w:left="2640" w:hanging="480"/>
-      </w:pPr>
+        <w:ind w:left="2880" w:hanging="360"/>
+      </w:pPr>
+      <w:rPr>
+        <w:rFonts w:ascii="Symbol" w:hAnsi="Symbol" w:cs="Symbol" w:hint="default"/>
+      </w:rPr>
     </w:lvl>
     <w:lvl w:ilvl="4">
       <w:numFmt w:val="bullet"/>
-      <w:lvlText w:val="•"/>
+      <w:lvlText w:val="o"/>
       <w:lvlJc w:val="left"/>
       <w:pPr>
-        <w:tabs>
-          <w:tab w:val="num" w:pos="2880"/>
-        </w:tabs>
-        <w:ind w:left="3360" w:hanging="480"/>
-      </w:pPr>
+        <w:ind w:left="3600" w:hanging="360"/>
+      </w:pPr>
+      <w:rPr>
+        <w:rFonts w:ascii="Courier New" w:hAnsi="Courier New" w:cs="Courier New" w:hint="default"/>
+      </w:rPr>
     </w:lvl>
     <w:lvl w:ilvl="5">
       <w:numFmt w:val="bullet"/>
-      <w:lvlText w:val="–"/>
+      <w:lvlText w:val=""/>
       <w:lvlJc w:val="left"/>
       <w:pPr>
-        <w:tabs>
-          <w:tab w:val="num" w:pos="3600"/>
-        </w:tabs>
-        <w:ind w:left="4080" w:hanging="480"/>
-      </w:pPr>
+        <w:ind w:left="4320" w:hanging="360"/>
+      </w:pPr>
+      <w:rPr>
+        <w:rFonts w:ascii="Wingdings" w:hAnsi="Wingdings" w:cs="Wingdings" w:hint="default"/>
+      </w:rPr>
     </w:lvl>
     <w:lvl w:ilvl="6">
       <w:numFmt w:val="bullet"/>
-      <w:lvlText w:val="•"/>
+      <w:lvlText w:val=""/>
       <w:lvlJc w:val="left"/>
       <w:pPr>
-        <w:tabs>
-          <w:tab w:val="num" w:pos="4320"/>
-        </w:tabs>
-        <w:ind w:left="4800" w:hanging="480"/>
-      </w:pPr>
+        <w:ind w:left="5040" w:hanging="360"/>
+      </w:pPr>
+      <w:rPr>
+        <w:rFonts w:ascii="Symbol" w:hAnsi="Symbol" w:cs="Symbol" w:hint="default"/>
+      </w:rPr>
     </w:lvl>
     <w:lvl w:ilvl="7">
       <w:numFmt w:val="bullet"/>
-      <w:lvlText w:val="–"/>
+      <w:lvlText w:val="o"/>
       <w:lvlJc w:val="left"/>
       <w:pPr>
-        <w:tabs>
-          <w:tab w:val="num" w:pos="5040"/>
-        </w:tabs>
-        <w:ind w:left="5520" w:hanging="480"/>
-      </w:pPr>
+        <w:ind w:left="5760" w:hanging="360"/>
+      </w:pPr>
+      <w:rPr>
+        <w:rFonts w:ascii="Courier New" w:hAnsi="Courier New" w:cs="Courier New" w:hint="default"/>
+      </w:rPr>
     </w:lvl>
     <w:lvl w:ilvl="8">
       <w:numFmt w:val="bullet"/>
-      <w:lvlText w:val="•"/>
+      <w:lvlText w:val=""/>
       <w:lvlJc w:val="left"/>
       <w:pPr>
-        <w:tabs>
-          <w:tab w:val="num" w:pos="5760"/>
-        </w:tabs>
-        <w:ind w:left="6240" w:hanging="480"/>
-      </w:pPr>
+        <w:ind w:left="6480" w:hanging="360"/>
+      </w:pPr>
+      <w:rPr>
+        <w:rFonts w:ascii="Wingdings" w:hAnsi="Wingdings" w:cs="Wingdings" w:hint="default"/>
+      </w:rPr>
     </w:lvl>
   </w:abstractNum>
-  <w:abstractNum w:abstractNumId="99211">
-    <w:nsid w:val="71315dca"/>
+  <w:abstractNum w:abstractNumId="99411">
+    <w:nsid w:val="00A99411"/>
     <w:multiLevelType w:val="multilevel"/>
     <w:lvl w:ilvl="0">
       <w:start w:val="1"/>
@@ -3827,34 +3771,25 @@
       <w:lvlText w:val="%1."/>
       <w:lvlJc w:val="left"/>
       <w:pPr>
-        <w:tabs>
-          <w:tab w:val="num" w:pos="0"/>
-        </w:tabs>
-        <w:ind w:left="480" w:hanging="480"/>
+        <w:ind w:left="720" w:hanging="360"/>
       </w:pPr>
     </w:lvl>
     <w:lvl w:ilvl="1">
       <w:start w:val="1"/>
-      <w:numFmt w:val="lowerLetter"/>
+      <w:numFmt w:val="decimal"/>
       <w:lvlText w:val="%2."/>
       <w:lvlJc w:val="left"/>
       <w:pPr>
-        <w:tabs>
-          <w:tab w:val="num" w:pos="720"/>
-        </w:tabs>
-        <w:ind w:left="1200" w:hanging="480"/>
+        <w:ind w:left="1440" w:hanging="360"/>
       </w:pPr>
     </w:lvl>
     <w:lvl w:ilvl="2">
       <w:start w:val="1"/>
-      <w:numFmt w:val="lowerRoman"/>
+      <w:numFmt w:val="decimal"/>
       <w:lvlText w:val="%3."/>
       <w:lvlJc w:val="left"/>
       <w:pPr>
-        <w:tabs>
-          <w:tab w:val="num" w:pos="1440"/>
-        </w:tabs>
-        <w:ind w:left="1920" w:hanging="480"/>
+        <w:ind w:left="2160" w:hanging="360"/>
       </w:pPr>
     </w:lvl>
     <w:lvl w:ilvl="3">
@@ -3863,34 +3798,25 @@
       <w:lvlText w:val="%4."/>
       <w:lvlJc w:val="left"/>
       <w:pPr>
-        <w:tabs>
-          <w:tab w:val="num" w:pos="2160"/>
-        </w:tabs>
-        <w:ind w:left="2640" w:hanging="480"/>
+        <w:ind w:left="2880" w:hanging="360"/>
       </w:pPr>
     </w:lvl>
     <w:lvl w:ilvl="4">
       <w:start w:val="1"/>
-      <w:numFmt w:val="lowerLetter"/>
+      <w:numFmt w:val="decimal"/>
       <w:lvlText w:val="%5."/>
       <w:lvlJc w:val="left"/>
       <w:pPr>
-        <w:tabs>
-          <w:tab w:val="num" w:pos="2880"/>
-        </w:tabs>
-        <w:ind w:left="3360" w:hanging="480"/>
+        <w:ind w:left="3600" w:hanging="360"/>
       </w:pPr>
     </w:lvl>
     <w:lvl w:ilvl="5">
       <w:start w:val="1"/>
-      <w:numFmt w:val="lowerRoman"/>
+      <w:numFmt w:val="decimal"/>
       <w:lvlText w:val="%6."/>
       <w:lvlJc w:val="left"/>
       <w:pPr>
-        <w:tabs>
-          <w:tab w:val="num" w:pos="3600"/>
-        </w:tabs>
-        <w:ind w:left="4080" w:hanging="480"/>
+        <w:ind w:left="4320" w:hanging="360"/>
       </w:pPr>
     </w:lvl>
     <w:lvl w:ilvl="6">
@@ -3899,34 +3825,25 @@
       <w:lvlText w:val="%7."/>
       <w:lvlJc w:val="left"/>
       <w:pPr>
-        <w:tabs>
-          <w:tab w:val="num" w:pos="4320"/>
-        </w:tabs>
-        <w:ind w:left="4800" w:hanging="480"/>
+        <w:ind w:left="5040" w:hanging="360"/>
       </w:pPr>
     </w:lvl>
     <w:lvl w:ilvl="7">
       <w:start w:val="1"/>
-      <w:numFmt w:val="lowerLetter"/>
+      <w:numFmt w:val="decimal"/>
       <w:lvlText w:val="%8."/>
       <w:lvlJc w:val="left"/>
       <w:pPr>
-        <w:tabs>
-          <w:tab w:val="num" w:pos="5040"/>
-        </w:tabs>
-        <w:ind w:left="5520" w:hanging="480"/>
+        <w:ind w:left="5760" w:hanging="360"/>
       </w:pPr>
     </w:lvl>
     <w:lvl w:ilvl="8">
       <w:start w:val="1"/>
-      <w:numFmt w:val="lowerRoman"/>
+      <w:numFmt w:val="decimal"/>
       <w:lvlText w:val="%9."/>
       <w:lvlJc w:val="left"/>
       <w:pPr>
-        <w:tabs>
-          <w:tab w:val="num" w:pos="5760"/>
-        </w:tabs>
-        <w:ind w:left="6240" w:hanging="480"/>
+        <w:ind w:left="6480" w:hanging="360"/>
       </w:pPr>
     </w:lvl>
   </w:abstractNum>
@@ -3937,7 +3854,7 @@
     <w:abstractNumId w:val="991"/>
   </w:num>
   <w:num w:numId="1002">
-    <w:abstractNumId w:val="99211"/>
+    <w:abstractNumId w:val="99411"/>
     <w:lvlOverride w:ilvl="0">
       <w:startOverride w:val="1"/>
     </w:lvlOverride>
@@ -3980,10 +3897,10 @@
   <w:docDefaults>
     <w:rPrDefault>
       <w:rPr>
-        <w:rFonts w:asciiTheme="minorHAnsi" w:eastAsiaTheme="minorHAnsi" w:hAnsiTheme="minorHAnsi" w:cstheme="minorBidi"/>
+        <w:rFonts w:asciiTheme="minorHAnsi" w:cstheme="minorBidi" w:eastAsiaTheme="minorEastAsia" w:hAnsiTheme="minorHAnsi"/>
         <w:sz w:val="24"/>
         <w:szCs w:val="24"/>
-        <w:lang w:val="en-US" w:eastAsia="en-US" w:bidi="ar-SA"/>
+        <w:lang w:bidi="ar-SA" w:eastAsia="zh-CN" w:val="en-US"/>
       </w:rPr>
     </w:rPrDefault>
     <w:pPrDefault>
@@ -3992,91 +3909,145 @@
       </w:pPr>
     </w:pPrDefault>
   </w:docDefaults>
-  <w:latentStyles w:defLockedState="0" w:defUIPriority="0" w:defSemiHidden="0" w:defUnhideWhenUsed="0" w:defQFormat="0" w:count="276"/>
-  <w:style w:type="paragraph" w:default="1" w:styleId="Normal">
+  <w:latentStyles w:count="276" w:defLockedState="0" w:defQFormat="0" w:defSemiHidden="0" w:defUIPriority="0" w:defUnhideWhenUsed="0"/>
+  <w:style w:default="1" w:styleId="Normal" w:type="paragraph">
     <w:name w:val="Normal"/>
     <w:qFormat/>
   </w:style>
-  <w:style w:type="paragraph" w:styleId="BodyText">
+  <w:style w:styleId="BodyText" w:type="paragraph">
     <w:name w:val="Body Text"/>
     <w:basedOn w:val="Normal"/>
     <w:link w:val="BodyTextChar"/>
+    <w:qFormat/>
     <w:pPr>
-      <w:spacing w:before="180" w:after="180"/>
+      <w:spacing w:after="180" w:before="180"/>
     </w:pPr>
-    <w:qFormat/>
-  </w:style>
-  <w:style w:type="paragraph" w:customStyle="1" w:styleId="FirstParagraph">
+  </w:style>
+  <w:style w:customStyle="1" w:styleId="FirstParagraph" w:type="paragraph">
     <w:name w:val="First Paragraph"/>
     <w:basedOn w:val="BodyText"/>
     <w:next w:val="BodyText"/>
     <w:qFormat/>
   </w:style>
-  <w:style w:type="paragraph" w:customStyle="1" w:styleId="Compact">
+  <w:style w:customStyle="1" w:styleId="Compact" w:type="paragraph">
     <w:name w:val="Compact"/>
     <w:basedOn w:val="BodyText"/>
     <w:qFormat/>
     <w:pPr>
-      <w:spacing w:before="36" w:after="36"/>
+      <w:spacing w:after="36" w:before="36"/>
     </w:pPr>
   </w:style>
-  <w:style w:type="paragraph" w:styleId="Title">
+  <w:style w:styleId="Title" w:type="paragraph">
     <w:name w:val="Title"/>
     <w:basedOn w:val="Normal"/>
     <w:next w:val="BodyText"/>
+    <w:link w:val="TitleChar"/>
+    <w:uiPriority w:val="10"/>
     <w:qFormat/>
+    <w:rsid w:val="00A10FD9"/>
     <w:pPr>
-      <w:keepNext/>
-      <w:keepLines/>
-      <w:spacing w:before="480" w:after="240"/>
+      <w:spacing w:after="80" w:line="240" w:lineRule="auto"/>
+      <w:contextualSpacing/>
       <w:jc w:val="center"/>
     </w:pPr>
     <w:rPr>
-      <w:rFonts w:asciiTheme="majorHAnsi" w:eastAsiaTheme="majorEastAsia" w:hAnsiTheme="majorHAnsi" w:cstheme="majorBidi"/>
-      <w:b/>
-      <w:bCs/>
-      <w:color w:val="345A8A" w:themeColor="accent1" w:themeShade="B5"/>
-      <w:sz w:val="36"/>
-      <w:szCs w:val="36"/>
-    </w:rPr>
-  </w:style>
-  <w:style w:type="paragraph" w:styleId="Subtitle">
+      <w:rFonts w:asciiTheme="majorHAnsi" w:cstheme="majorBidi" w:eastAsiaTheme="majorEastAsia" w:hAnsiTheme="majorHAnsi"/>
+      <w:sz w:val="56"/>
+      <w:szCs w:val="56"/>
+    </w:rPr>
+  </w:style>
+  <w:style w:customStyle="1" w:styleId="TitleChar" w:type="character">
+    <w:name w:val="Title Char"/>
+    <w:basedOn w:val="DefaultParagraphFont"/>
+    <w:link w:val="Title"/>
+    <w:uiPriority w:val="10"/>
+    <w:rsid w:val="00A10FD9"/>
+    <w:rPr>
+      <w:rFonts w:asciiTheme="majorHAnsi" w:cstheme="majorBidi" w:eastAsiaTheme="majorEastAsia" w:hAnsiTheme="majorHAnsi"/>
+      <w:sz w:val="56"/>
+      <w:szCs w:val="56"/>
+    </w:rPr>
+  </w:style>
+  <w:style w:styleId="Subtitle" w:type="paragraph">
     <w:name w:val="Subtitle"/>
+    <w:basedOn w:val="Title"/>
+    <w:next w:val="BodyText"/>
+    <w:link w:val="SubtitleChar"/>
+    <w:uiPriority w:val="11"/>
+    <w:qFormat/>
+    <w:rsid w:val="00A10FD9"/>
+    <w:pPr>
+      <w:numPr>
+        <w:ilvl w:val="1"/>
+      </w:numPr>
+    </w:pPr>
+    <w:rPr>
+      <w:rFonts w:cstheme="majorBidi" w:eastAsiaTheme="majorEastAsia"/>
+      <w:spacing w:val="15"/>
+      <w:sz w:val="28"/>
+      <w:szCs w:val="28"/>
+    </w:rPr>
+  </w:style>
+  <w:style w:customStyle="1" w:styleId="SubtitleChar" w:type="character">
+    <w:name w:val="Subtitle Char"/>
+    <w:basedOn w:val="DefaultParagraphFont"/>
+    <w:link w:val="Subtitle"/>
+    <w:uiPriority w:val="11"/>
+    <w:rsid w:val="00A10FD9"/>
+    <w:rPr>
+      <w:rFonts w:cstheme="majorBidi" w:eastAsiaTheme="majorEastAsia"/>
+      <w:color w:themeColor="text1" w:themeTint="A6" w:val="595959"/>
+      <w:spacing w:val="15"/>
+      <w:sz w:val="28"/>
+      <w:szCs w:val="28"/>
+    </w:rPr>
+  </w:style>
+  <w:style w:customStyle="1" w:styleId="Author" w:type="paragraph">
+    <w:name w:val="Author"/>
     <w:basedOn w:val="Title"/>
     <w:next w:val="BodyText"/>
     <w:qFormat/>
     <w:pPr>
       <w:keepNext/>
       <w:keepLines/>
-      <w:spacing w:before="240" w:after="240"/>
-      <w:jc w:val="center"/>
     </w:pPr>
     <w:rPr>
-      <w:sz w:val="30"/>
-      <w:szCs w:val="30"/>
-    </w:rPr>
-  </w:style>
-  <w:style w:type="paragraph" w:customStyle="1" w:styleId="Author">
-    <w:name w:val="Author"/>
+      <w:sz w:val="24"/>
+      <w:szCs w:val="24"/>
+    </w:rPr>
+  </w:style>
+  <w:style w:styleId="Date" w:type="paragraph">
+    <w:name w:val="Date"/>
+    <w:basedOn w:val="Title"/>
     <w:next w:val="BodyText"/>
     <w:qFormat/>
     <w:pPr>
       <w:keepNext/>
       <w:keepLines/>
-      <w:jc w:val="center"/>
     </w:pPr>
-  </w:style>
-  <w:style w:type="paragraph" w:styleId="Date">
-    <w:name w:val="Date"/>
-    <w:next w:val="BodyText"/>
+    <w:rPr>
+      <w:sz w:val="24"/>
+      <w:szCs w:val="24"/>
+    </w:rPr>
+  </w:style>
+  <w:style w:customStyle="1" w:styleId="AbstractTitle" w:type="paragraph">
+    <w:name w:val="Abstract Title"/>
+    <w:basedOn w:val="Normal"/>
+    <w:next w:val="Abstract"/>
     <w:qFormat/>
     <w:pPr>
       <w:keepNext/>
       <w:keepLines/>
+      <w:spacing w:after="0" w:before="300"/>
       <w:jc w:val="center"/>
     </w:pPr>
-  </w:style>
-  <w:style w:type="paragraph" w:customStyle="1" w:styleId="Abstract">
+    <w:rPr>
+      <w:b/>
+      <w:sz w:val="20"/>
+      <w:szCs w:val="20"/>
+    </w:rPr>
+  </w:style>
+  <w:style w:customStyle="1" w:styleId="Abstract" w:type="paragraph">
     <w:name w:val="Abstract"/>
     <w:basedOn w:val="Normal"/>
     <w:next w:val="BodyText"/>
@@ -4084,14 +4055,14 @@
     <w:pPr>
       <w:keepNext/>
       <w:keepLines/>
-      <w:spacing w:before="300" w:after="300"/>
+      <w:spacing w:after="300" w:before="100"/>
     </w:pPr>
     <w:rPr>
       <w:sz w:val="20"/>
       <w:szCs w:val="20"/>
     </w:rPr>
   </w:style>
-  <w:style w:type="paragraph" w:styleId="Bibliography">
+  <w:style w:styleId="Bibliography" w:type="paragraph">
     <w:name w:val="Bibliography"/>
     <w:basedOn w:val="Normal"/>
     <w:next w:val="Bibliography"/>
@@ -4099,195 +4070,325 @@
     <w:pPr/>
     <w:rPr/>
   </w:style>
-  <w:style w:type="paragraph" w:styleId="Heading1">
-    <w:name w:val="Heading 1"/>
+  <w:style w:styleId="Heading1" w:type="paragraph">
+    <w:name w:val="heading 1"/>
     <w:basedOn w:val="Normal"/>
     <w:next w:val="BodyText"/>
+    <w:link w:val="Heading1Char"/>
     <w:uiPriority w:val="9"/>
     <w:qFormat/>
+    <w:rsid w:val="00A10FD9"/>
     <w:pPr>
       <w:keepNext/>
       <w:keepLines/>
-      <w:spacing w:before="480" w:after="0"/>
+      <w:spacing w:after="80" w:before="360"/>
       <w:outlineLvl w:val="0"/>
     </w:pPr>
     <w:rPr>
-      <w:rFonts w:asciiTheme="majorHAnsi" w:eastAsiaTheme="majorEastAsia" w:hAnsiTheme="majorHAnsi" w:cstheme="majorBidi"/>
-      <w:b/>
-      <w:bCs/>
-      <w:color w:val="4F81BD" w:themeColor="accent1"/>
-      <w:sz w:val="32"/>
-      <w:szCs w:val="32"/>
-    </w:rPr>
-  </w:style>
-  <w:style w:type="paragraph" w:styleId="Heading2">
-    <w:name w:val="Heading 2"/>
+      <w:rFonts w:asciiTheme="majorHAnsi" w:cstheme="majorBidi" w:eastAsiaTheme="majorEastAsia" w:hAnsiTheme="majorHAnsi"/>
+      <w:color w:themeColor="accent1" w:themeShade="BF" w:val="0F4761"/>
+      <w:sz w:val="40"/>
+      <w:szCs w:val="40"/>
+    </w:rPr>
+  </w:style>
+  <w:style w:styleId="Heading2" w:type="paragraph">
+    <w:name w:val="heading 2"/>
     <w:basedOn w:val="Normal"/>
     <w:next w:val="BodyText"/>
+    <w:link w:val="Heading2Char"/>
     <w:uiPriority w:val="9"/>
+    <w:semiHidden/>
     <w:unhideWhenUsed/>
     <w:qFormat/>
+    <w:rsid w:val="00A10FD9"/>
     <w:pPr>
       <w:keepNext/>
       <w:keepLines/>
-      <w:spacing w:before="200" w:after="0"/>
+      <w:spacing w:after="80" w:before="160"/>
       <w:outlineLvl w:val="1"/>
     </w:pPr>
     <w:rPr>
-      <w:rFonts w:asciiTheme="majorHAnsi" w:eastAsiaTheme="majorEastAsia" w:hAnsiTheme="majorHAnsi" w:cstheme="majorBidi"/>
-      <w:b/>
-      <w:bCs/>
-      <w:color w:val="4F81BD" w:themeColor="accent1"/>
-      <w:sz w:val="28"/>
-      <w:szCs w:val="28"/>
-    </w:rPr>
-  </w:style>
-  <w:style w:type="paragraph" w:styleId="Heading3">
-    <w:name w:val="Heading 3"/>
+      <w:rFonts w:asciiTheme="majorHAnsi" w:cstheme="majorBidi" w:eastAsiaTheme="majorEastAsia" w:hAnsiTheme="majorHAnsi"/>
+      <w:color w:themeColor="accent1" w:themeShade="BF" w:val="0F4761"/>
+      <w:sz w:val="32"/>
+      <w:szCs w:val="32"/>
+    </w:rPr>
+  </w:style>
+  <w:style w:styleId="Heading3" w:type="paragraph">
+    <w:name w:val="heading 3"/>
     <w:basedOn w:val="Normal"/>
     <w:next w:val="BodyText"/>
+    <w:link w:val="Heading3Char"/>
     <w:uiPriority w:val="9"/>
+    <w:semiHidden/>
     <w:unhideWhenUsed/>
     <w:qFormat/>
+    <w:rsid w:val="00A10FD9"/>
     <w:pPr>
       <w:keepNext/>
       <w:keepLines/>
-      <w:spacing w:before="200" w:after="0"/>
+      <w:spacing w:after="80" w:before="160"/>
       <w:outlineLvl w:val="2"/>
     </w:pPr>
     <w:rPr>
-      <w:rFonts w:asciiTheme="majorHAnsi" w:eastAsiaTheme="majorEastAsia" w:hAnsiTheme="majorHAnsi" w:cstheme="majorBidi"/>
-      <w:b/>
-      <w:bCs/>
-      <w:color w:val="4F81BD" w:themeColor="accent1"/>
-      <w:sz w:val="24"/>
-      <w:szCs w:val="24"/>
-    </w:rPr>
-  </w:style>
-  <w:style w:type="paragraph" w:styleId="Heading4">
-    <w:name w:val="Heading 4"/>
+      <w:rFonts w:cstheme="majorBidi" w:eastAsiaTheme="majorEastAsia"/>
+      <w:color w:themeColor="accent1" w:themeShade="BF" w:val="0F4761"/>
+      <w:sz w:val="28"/>
+      <w:szCs w:val="28"/>
+    </w:rPr>
+  </w:style>
+  <w:style w:styleId="Heading4" w:type="paragraph">
+    <w:name w:val="heading 4"/>
     <w:basedOn w:val="Normal"/>
     <w:next w:val="BodyText"/>
+    <w:link w:val="Heading4Char"/>
     <w:uiPriority w:val="9"/>
+    <w:semiHidden/>
     <w:unhideWhenUsed/>
     <w:qFormat/>
+    <w:rsid w:val="00A10FD9"/>
     <w:pPr>
       <w:keepNext/>
       <w:keepLines/>
-      <w:spacing w:before="200" w:after="0"/>
+      <w:spacing w:after="40" w:before="80"/>
       <w:outlineLvl w:val="3"/>
     </w:pPr>
     <w:rPr>
-      <w:rFonts w:asciiTheme="majorHAnsi" w:eastAsiaTheme="majorEastAsia" w:hAnsiTheme="majorHAnsi" w:cstheme="majorBidi"/>
+      <w:rFonts w:cstheme="majorBidi" w:eastAsiaTheme="majorEastAsia"/>
       <w:i/>
-      <w:bCs/>
-      <w:color w:val="4F81BD" w:themeColor="accent1"/>
-      <w:sz w:val="24"/>
-      <w:szCs w:val="24"/>
-    </w:rPr>
-  </w:style>
-  <w:style w:type="paragraph" w:styleId="Heading5">
-    <w:name w:val="Heading 5"/>
+      <w:iCs/>
+      <w:color w:themeColor="accent1" w:themeShade="BF" w:val="0F4761"/>
+    </w:rPr>
+  </w:style>
+  <w:style w:styleId="Heading5" w:type="paragraph">
+    <w:name w:val="heading 5"/>
     <w:basedOn w:val="Normal"/>
     <w:next w:val="BodyText"/>
+    <w:link w:val="Heading5Char"/>
     <w:uiPriority w:val="9"/>
+    <w:semiHidden/>
     <w:unhideWhenUsed/>
     <w:qFormat/>
+    <w:rsid w:val="00A10FD9"/>
     <w:pPr>
       <w:keepNext/>
       <w:keepLines/>
-      <w:spacing w:before="200" w:after="0"/>
+      <w:spacing w:after="40" w:before="80"/>
       <w:outlineLvl w:val="4"/>
     </w:pPr>
     <w:rPr>
-      <w:rFonts w:asciiTheme="majorHAnsi" w:eastAsiaTheme="majorEastAsia" w:hAnsiTheme="majorHAnsi" w:cstheme="majorBidi"/>
-      <w:iCs/>
-      <w:color w:val="4F81BD" w:themeColor="accent1"/>
-      <w:sz w:val="24"/>
-      <w:szCs w:val="24"/>
-    </w:rPr>
-  </w:style>
-  <w:style w:type="paragraph" w:styleId="Heading6">
-    <w:name w:val="Heading 6"/>
+      <w:rFonts w:cstheme="majorBidi" w:eastAsiaTheme="majorEastAsia"/>
+      <w:color w:themeColor="accent1" w:themeShade="BF" w:val="0F4761"/>
+    </w:rPr>
+  </w:style>
+  <w:style w:styleId="Heading6" w:type="paragraph">
+    <w:name w:val="heading 6"/>
     <w:basedOn w:val="Normal"/>
     <w:next w:val="BodyText"/>
+    <w:link w:val="Heading6Char"/>
     <w:uiPriority w:val="9"/>
+    <w:semiHidden/>
     <w:unhideWhenUsed/>
     <w:qFormat/>
+    <w:rsid w:val="00A10FD9"/>
     <w:pPr>
       <w:keepNext/>
       <w:keepLines/>
-      <w:spacing w:before="200" w:after="0"/>
+      <w:spacing w:after="0" w:before="40"/>
       <w:outlineLvl w:val="5"/>
     </w:pPr>
     <w:rPr>
-      <w:rFonts w:asciiTheme="majorHAnsi" w:eastAsiaTheme="majorEastAsia" w:hAnsiTheme="majorHAnsi" w:cstheme="majorBidi"/>
-      <w:color w:val="4F81BD" w:themeColor="accent1"/>
-      <w:sz w:val="24"/>
-      <w:szCs w:val="24"/>
-    </w:rPr>
-  </w:style>
-  <w:style w:type="paragraph" w:styleId="Heading7">
-    <w:name w:val="Heading 7"/>
+      <w:rFonts w:cstheme="majorBidi" w:eastAsiaTheme="majorEastAsia"/>
+      <w:i/>
+      <w:iCs/>
+      <w:color w:themeColor="text1" w:themeTint="A6" w:val="595959"/>
+    </w:rPr>
+  </w:style>
+  <w:style w:styleId="Heading7" w:type="paragraph">
+    <w:name w:val="heading 7"/>
     <w:basedOn w:val="Normal"/>
     <w:next w:val="BodyText"/>
+    <w:link w:val="Heading7Char"/>
     <w:uiPriority w:val="9"/>
+    <w:semiHidden/>
     <w:unhideWhenUsed/>
     <w:qFormat/>
+    <w:rsid w:val="00A10FD9"/>
     <w:pPr>
       <w:keepNext/>
       <w:keepLines/>
-      <w:spacing w:before="200" w:after="0"/>
+      <w:spacing w:after="0" w:before="40"/>
       <w:outlineLvl w:val="6"/>
     </w:pPr>
     <w:rPr>
-      <w:rFonts w:asciiTheme="majorHAnsi" w:eastAsiaTheme="majorEastAsia" w:hAnsiTheme="majorHAnsi" w:cstheme="majorBidi"/>
-      <w:color w:val="4F81BD" w:themeColor="accent1"/>
-      <w:sz w:val="24"/>
-      <w:szCs w:val="24"/>
-    </w:rPr>
-  </w:style>
-  <w:style w:type="paragraph" w:styleId="Heading8">
-    <w:name w:val="Heading 8"/>
+      <w:rFonts w:cstheme="majorBidi" w:eastAsiaTheme="majorEastAsia"/>
+      <w:color w:themeColor="text1" w:themeTint="A6" w:val="595959"/>
+    </w:rPr>
+  </w:style>
+  <w:style w:styleId="Heading8" w:type="paragraph">
+    <w:name w:val="heading 8"/>
     <w:basedOn w:val="Normal"/>
     <w:next w:val="BodyText"/>
+    <w:link w:val="Heading8Char"/>
     <w:uiPriority w:val="9"/>
+    <w:semiHidden/>
     <w:unhideWhenUsed/>
     <w:qFormat/>
+    <w:rsid w:val="00A10FD9"/>
     <w:pPr>
       <w:keepNext/>
       <w:keepLines/>
-      <w:spacing w:before="200" w:after="0"/>
+      <w:spacing w:after="0"/>
       <w:outlineLvl w:val="7"/>
     </w:pPr>
     <w:rPr>
-      <w:rFonts w:asciiTheme="majorHAnsi" w:eastAsiaTheme="majorEastAsia" w:hAnsiTheme="majorHAnsi" w:cstheme="majorBidi"/>
-      <w:color w:val="4F81BD" w:themeColor="accent1"/>
-      <w:sz w:val="24"/>
-      <w:szCs w:val="24"/>
-    </w:rPr>
-  </w:style>
-  <w:style w:type="paragraph" w:styleId="Heading9">
-    <w:name w:val="Heading 9"/>
+      <w:rFonts w:cstheme="majorBidi" w:eastAsiaTheme="majorEastAsia"/>
+      <w:i/>
+      <w:iCs/>
+      <w:color w:themeColor="text1" w:themeTint="D8" w:val="272727"/>
+    </w:rPr>
+  </w:style>
+  <w:style w:styleId="Heading9" w:type="paragraph">
+    <w:name w:val="heading 9"/>
     <w:basedOn w:val="Normal"/>
     <w:next w:val="BodyText"/>
+    <w:link w:val="Heading9Char"/>
     <w:uiPriority w:val="9"/>
+    <w:semiHidden/>
     <w:unhideWhenUsed/>
     <w:qFormat/>
+    <w:rsid w:val="00A10FD9"/>
     <w:pPr>
       <w:keepNext/>
       <w:keepLines/>
-      <w:spacing w:before="200" w:after="0"/>
+      <w:spacing w:after="0"/>
       <w:outlineLvl w:val="8"/>
     </w:pPr>
     <w:rPr>
-      <w:rFonts w:asciiTheme="majorHAnsi" w:eastAsiaTheme="majorEastAsia" w:hAnsiTheme="majorHAnsi" w:cstheme="majorBidi"/>
-      <w:color w:val="4F81BD" w:themeColor="accent1"/>
-      <w:sz w:val="24"/>
-      <w:szCs w:val="24"/>
-    </w:rPr>
-  </w:style>
-  <w:style w:type="paragraph" w:styleId="BlockText">
+      <w:rFonts w:cstheme="majorBidi" w:eastAsiaTheme="majorEastAsia"/>
+      <w:color w:themeColor="text1" w:themeTint="D8" w:val="272727"/>
+    </w:rPr>
+  </w:style>
+  <w:style w:customStyle="1" w:styleId="Heading1Char" w:type="character">
+    <w:name w:val="Heading 1 Char"/>
+    <w:basedOn w:val="DefaultParagraphFont"/>
+    <w:link w:val="Heading1"/>
+    <w:uiPriority w:val="9"/>
+    <w:rsid w:val="00A10FD9"/>
+    <w:rPr>
+      <w:rFonts w:asciiTheme="majorHAnsi" w:cstheme="majorBidi" w:eastAsiaTheme="majorEastAsia" w:hAnsiTheme="majorHAnsi"/>
+      <w:color w:themeColor="accent1" w:themeShade="BF" w:val="0F4761"/>
+      <w:sz w:val="40"/>
+      <w:szCs w:val="40"/>
+    </w:rPr>
+  </w:style>
+  <w:style w:customStyle="1" w:styleId="Heading2Char" w:type="character">
+    <w:name w:val="Heading 2 Char"/>
+    <w:basedOn w:val="DefaultParagraphFont"/>
+    <w:link w:val="Heading2"/>
+    <w:uiPriority w:val="9"/>
+    <w:semiHidden/>
+    <w:rsid w:val="00A10FD9"/>
+    <w:rPr>
+      <w:rFonts w:asciiTheme="majorHAnsi" w:cstheme="majorBidi" w:eastAsiaTheme="majorEastAsia" w:hAnsiTheme="majorHAnsi"/>
+      <w:color w:themeColor="accent1" w:themeShade="BF" w:val="0F4761"/>
+      <w:sz w:val="32"/>
+      <w:szCs w:val="32"/>
+    </w:rPr>
+  </w:style>
+  <w:style w:customStyle="1" w:styleId="Heading3Char" w:type="character">
+    <w:name w:val="Heading 3 Char"/>
+    <w:basedOn w:val="DefaultParagraphFont"/>
+    <w:link w:val="Heading3"/>
+    <w:uiPriority w:val="9"/>
+    <w:semiHidden/>
+    <w:rsid w:val="00A10FD9"/>
+    <w:rPr>
+      <w:rFonts w:cstheme="majorBidi" w:eastAsiaTheme="majorEastAsia"/>
+      <w:color w:themeColor="accent1" w:themeShade="BF" w:val="0F4761"/>
+      <w:sz w:val="28"/>
+      <w:szCs w:val="28"/>
+    </w:rPr>
+  </w:style>
+  <w:style w:customStyle="1" w:styleId="Heading4Char" w:type="character">
+    <w:name w:val="Heading 4 Char"/>
+    <w:basedOn w:val="DefaultParagraphFont"/>
+    <w:link w:val="Heading4"/>
+    <w:uiPriority w:val="9"/>
+    <w:semiHidden/>
+    <w:rsid w:val="00A10FD9"/>
+    <w:rPr>
+      <w:rFonts w:cstheme="majorBidi" w:eastAsiaTheme="majorEastAsia"/>
+      <w:i/>
+      <w:iCs/>
+      <w:color w:themeColor="accent1" w:themeShade="BF" w:val="0F4761"/>
+    </w:rPr>
+  </w:style>
+  <w:style w:customStyle="1" w:styleId="Heading5Char" w:type="character">
+    <w:name w:val="Heading 5 Char"/>
+    <w:basedOn w:val="DefaultParagraphFont"/>
+    <w:link w:val="Heading5"/>
+    <w:uiPriority w:val="9"/>
+    <w:semiHidden/>
+    <w:rsid w:val="00A10FD9"/>
+    <w:rPr>
+      <w:rFonts w:cstheme="majorBidi" w:eastAsiaTheme="majorEastAsia"/>
+      <w:color w:themeColor="accent1" w:themeShade="BF" w:val="0F4761"/>
+    </w:rPr>
+  </w:style>
+  <w:style w:customStyle="1" w:styleId="Heading6Char" w:type="character">
+    <w:name w:val="Heading 6 Char"/>
+    <w:basedOn w:val="DefaultParagraphFont"/>
+    <w:link w:val="Heading6"/>
+    <w:uiPriority w:val="9"/>
+    <w:semiHidden/>
+    <w:rsid w:val="00A10FD9"/>
+    <w:rPr>
+      <w:rFonts w:cstheme="majorBidi" w:eastAsiaTheme="majorEastAsia"/>
+      <w:i/>
+      <w:iCs/>
+      <w:color w:themeColor="text1" w:themeTint="A6" w:val="595959"/>
+    </w:rPr>
+  </w:style>
+  <w:style w:customStyle="1" w:styleId="Heading7Char" w:type="character">
+    <w:name w:val="Heading 7 Char"/>
+    <w:basedOn w:val="DefaultParagraphFont"/>
+    <w:link w:val="Heading7"/>
+    <w:uiPriority w:val="9"/>
+    <w:semiHidden/>
+    <w:rsid w:val="00A10FD9"/>
+    <w:rPr>
+      <w:rFonts w:cstheme="majorBidi" w:eastAsiaTheme="majorEastAsia"/>
+      <w:color w:themeColor="text1" w:themeTint="A6" w:val="595959"/>
+    </w:rPr>
+  </w:style>
+  <w:style w:customStyle="1" w:styleId="Heading8Char" w:type="character">
+    <w:name w:val="Heading 8 Char"/>
+    <w:basedOn w:val="DefaultParagraphFont"/>
+    <w:link w:val="Heading8"/>
+    <w:uiPriority w:val="9"/>
+    <w:semiHidden/>
+    <w:rsid w:val="00A10FD9"/>
+    <w:rPr>
+      <w:rFonts w:cstheme="majorBidi" w:eastAsiaTheme="majorEastAsia"/>
+      <w:i/>
+      <w:iCs/>
+      <w:color w:themeColor="text1" w:themeTint="D8" w:val="272727"/>
+    </w:rPr>
+  </w:style>
+  <w:style w:customStyle="1" w:styleId="Heading9Char" w:type="character">
+    <w:name w:val="Heading 9 Char"/>
+    <w:basedOn w:val="DefaultParagraphFont"/>
+    <w:link w:val="Heading9"/>
+    <w:uiPriority w:val="9"/>
+    <w:semiHidden/>
+    <w:rsid w:val="00A10FD9"/>
+    <w:rPr>
+      <w:rFonts w:cstheme="majorBidi" w:eastAsiaTheme="majorEastAsia"/>
+      <w:color w:themeColor="text1" w:themeTint="D8" w:val="272727"/>
+    </w:rPr>
+  </w:style>
+  <w:style w:styleId="BlockText" w:type="paragraph">
     <w:name w:val="Block Text"/>
     <w:basedOn w:val="BodyText"/>
     <w:next w:val="BodyText"/>
@@ -4295,11 +4396,11 @@
     <w:unhideWhenUsed/>
     <w:qFormat/>
     <w:pPr>
-      <w:spacing w:before="100" w:after="100"/>
+      <w:spacing w:after="100" w:before="100"/>
       <w:ind w:firstLine="0" w:left="480" w:right="480"/>
     </w:pPr>
   </w:style>
-  <w:style w:type="paragraph" w:styleId="FootnoteText">
+  <w:style w:styleId="FootnoteText" w:type="paragraph">
     <w:name w:val="Footnote Text"/>
     <w:basedOn w:val="Normal"/>
     <w:next w:val="FootnoteText"/>
@@ -4307,28 +4408,48 @@
     <w:unhideWhenUsed/>
     <w:qFormat/>
   </w:style>
-  <w:style w:type="character" w:default="1" w:styleId="DefaultParagraphFont">
+  <w:style w:styleId="FootnoteBlockText" w:type="paragraph">
+    <w:name w:val="Footnote Block Text"/>
+    <w:basedOn w:val="FootnoteText"/>
+    <w:next w:val="FootnoteText"/>
+    <w:uiPriority w:val="9"/>
+    <w:unhideWhenUsed/>
+    <w:qFormat/>
+    <w:pPr>
+      <w:spacing w:after="100" w:before="100"/>
+      <w:ind w:firstLine="0" w:left="480" w:right="480"/>
+    </w:pPr>
+  </w:style>
+  <w:style w:default="1" w:styleId="DefaultParagraphFont" w:type="character">
     <w:name w:val="Default Paragraph Font"/>
     <w:semiHidden/>
     <w:unhideWhenUsed/>
   </w:style>
-  <w:style w:type="table" w:default="1" w:styleId="Table">
+  <w:style w:default="1" w:styleId="Table" w:type="table">
     <w:name w:val="Table"/>
     <w:basedOn w:val="TableNormal"/>
     <w:semiHidden/>
     <w:unhideWhenUsed/>
     <w:qFormat/>
     <w:tblPr>
-      <w:tblInd w:w="0" w:type="dxa"/>
+      <w:tblInd w:type="dxa" w:w="0"/>
       <w:tblCellMar>
-        <w:top w:w="0" w:type="dxa"/>
-        <w:left w:w="108" w:type="dxa"/>
-        <w:bottom w:w="0" w:type="dxa"/>
-        <w:right w:w="108" w:type="dxa"/>
+        <w:top w:type="dxa" w:w="0"/>
+        <w:left w:type="dxa" w:w="108"/>
+        <w:bottom w:type="dxa" w:w="0"/>
+        <w:right w:type="dxa" w:w="108"/>
       </w:tblCellMar>
     </w:tblPr>
-  </w:style>
-  <w:style w:type="paragraph" w:customStyle="1" w:styleId="DefinitionTerm">
+    <w:tblStylePr w:type="firstRow">
+      <w:tcPr>
+        <w:tcBorders>
+          <w:bottom w:val="single"/>
+        </w:tcBorders>
+        <w:vAlign w:val="bottom"/>
+      </w:tcPr>
+    </w:tblStylePr>
+  </w:style>
+  <w:style w:customStyle="1" w:styleId="DefinitionTerm" w:type="paragraph">
     <w:name w:val="Definition Term"/>
     <w:basedOn w:val="Normal"/>
     <w:next w:val="Definition"/>
@@ -4341,49 +4462,49 @@
       <w:b/>
     </w:rPr>
   </w:style>
-  <w:style w:type="paragraph" w:customStyle="1" w:styleId="Definition">
+  <w:style w:customStyle="1" w:styleId="Definition" w:type="paragraph">
     <w:name w:val="Definition"/>
     <w:basedOn w:val="Normal"/>
   </w:style>
-  <w:style w:type="paragraph" w:styleId="Caption">
+  <w:style w:styleId="Caption" w:type="paragraph">
     <w:name w:val="Caption"/>
     <w:basedOn w:val="Normal"/>
     <w:link w:val="BodyTextChar"/>
     <w:pPr>
-      <w:spacing w:before="0" w:after="120"/>
+      <w:spacing w:after="120" w:before="0"/>
     </w:pPr>
     <w:rPr>
       <w:i/>
     </w:rPr>
   </w:style>
-  <w:style w:type="paragraph" w:customStyle="1" w:styleId="TableCaption">
+  <w:style w:customStyle="1" w:styleId="TableCaption" w:type="paragraph">
     <w:name w:val="Table Caption"/>
     <w:basedOn w:val="Caption"/>
     <w:pPr>
       <w:keepNext/>
     </w:pPr>
   </w:style>
-  <w:style w:type="paragraph" w:customStyle="1" w:styleId="ImageCaption">
+  <w:style w:customStyle="1" w:styleId="ImageCaption" w:type="paragraph">
     <w:name w:val="Image Caption"/>
     <w:basedOn w:val="Caption"/>
   </w:style>
-  <w:style w:type="paragraph" w:customStyle="1" w:styleId="Figure">
+  <w:style w:customStyle="1" w:styleId="Figure" w:type="paragraph">
     <w:name w:val="Figure"/>
     <w:basedOn w:val="Normal"/>
   </w:style>
-  <w:style w:type="paragraph" w:customStyle="1" w:styleId="CaptionedFigure">
+  <w:style w:customStyle="1" w:styleId="CaptionedFigure" w:type="paragraph">
     <w:name w:val="Captioned Figure"/>
     <w:basedOn w:val="Figure"/>
     <w:pPr>
       <w:keepNext/>
     </w:pPr>
   </w:style>
-  <w:style w:type="character" w:customStyle="1" w:styleId="BodyTextChar">
+  <w:style w:customStyle="1" w:styleId="BodyTextChar" w:type="character">
     <w:name w:val="Body Text Char"/>
     <w:basedOn w:val="DefaultParagraphFont"/>
     <w:link w:val="BodyText"/>
   </w:style>
-  <w:style w:type="character" w:customStyle="1" w:styleId="VerbatimChar">
+  <w:style w:customStyle="1" w:styleId="VerbatimChar" w:type="character">
     <w:name w:val="Verbatim Char"/>
     <w:basedOn w:val="BodyTextChar"/>
     <w:rPr>
@@ -4391,21 +4512,25 @@
       <w:sz w:val="22"/>
     </w:rPr>
   </w:style>
-  <w:style w:type="character" w:styleId="FootnoteReference">
+  <w:style w:customStyle="1" w:styleId="SectionNumber" w:type="character">
+    <w:name w:val="Section Number"/>
+    <w:basedOn w:val="BodyTextChar"/>
+  </w:style>
+  <w:style w:styleId="FootnoteReference" w:type="character">
     <w:name w:val="Footnote Reference"/>
     <w:basedOn w:val="BodyTextChar"/>
     <w:rPr>
       <w:vertAlign w:val="superscript"/>
     </w:rPr>
   </w:style>
-  <w:style w:type="character" w:styleId="Hyperlink">
+  <w:style w:styleId="Hyperlink" w:type="character">
     <w:name w:val="Hyperlink"/>
     <w:basedOn w:val="BodyTextChar"/>
     <w:rPr>
-      <w:color w:val="4F81BD" w:themeColor="accent1"/>
-    </w:rPr>
-  </w:style>
-  <w:style w:type="paragraph" w:styleId="TOCHeading">
+      <w:color w:themeColor="accent1" w:val="4F81BD"/>
+    </w:rPr>
+  </w:style>
+  <w:style w:styleId="TOCHeading" w:type="paragraph">
     <w:name w:val="TOC Heading"/>
     <w:basedOn w:val="Heading1"/>
     <w:next w:val="BodyText"/>
@@ -4417,10 +4542,10 @@
       <w:outlineLvl w:val="9"/>
     </w:pPr>
     <w:rPr>
-      <w:rFonts w:asciiTheme="majorHAnsi" w:eastAsiaTheme="majorEastAsia" w:hAnsiTheme="majorHAnsi" w:cstheme="majorBidi"/>
+      <w:rFonts w:asciiTheme="majorHAnsi" w:cstheme="majorBidi" w:eastAsiaTheme="majorEastAsia" w:hAnsiTheme="majorHAnsi"/>
       <w:b w:val="0"/>
       <w:bCs w:val="0"/>
-      <w:color w:val="365F91" w:themeColor="accent1" w:themeShade="BF"/>
+      <w:color w:themeColor="accent1" w:themeShade="BF" w:val="365F91"/>
     </w:rPr>
   </w:style>
   <w:style w:type="paragraph" w:customStyle="1" w:styleId="SourceCode">
@@ -4435,8 +4560,8 @@
     <w:name w:val="KeywordTok"/>
     <w:basedOn w:val="VerbatimChar"/>
     <w:rPr>
+      <w:b/>
       <w:color w:val="007020"/>
-      <w:b/>
     </w:rPr>
   </w:style>
   <w:style w:type="character" w:customStyle="1" w:styleId="DataTypeTok">
@@ -4512,40 +4637,43 @@
   <w:style w:type="character" w:customStyle="1" w:styleId="ImportTok">
     <w:name w:val="ImportTok"/>
     <w:basedOn w:val="VerbatimChar"/>
-    <w:rPr/>
+    <w:rPr>
+      <w:b/>
+      <w:color w:val="008000"/>
+    </w:rPr>
   </w:style>
   <w:style w:type="character" w:customStyle="1" w:styleId="CommentTok">
     <w:name w:val="CommentTok"/>
     <w:basedOn w:val="VerbatimChar"/>
     <w:rPr>
+      <w:i/>
       <w:color w:val="60a0b0"/>
-      <w:i/>
     </w:rPr>
   </w:style>
   <w:style w:type="character" w:customStyle="1" w:styleId="DocumentationTok">
     <w:name w:val="DocumentationTok"/>
     <w:basedOn w:val="VerbatimChar"/>
     <w:rPr>
+      <w:i/>
       <w:color w:val="ba2121"/>
-      <w:i/>
     </w:rPr>
   </w:style>
   <w:style w:type="character" w:customStyle="1" w:styleId="AnnotationTok">
     <w:name w:val="AnnotationTok"/>
     <w:basedOn w:val="VerbatimChar"/>
     <w:rPr>
-      <w:color w:val="60a0b0"/>
       <w:b/>
       <w:i/>
+      <w:color w:val="60a0b0"/>
     </w:rPr>
   </w:style>
   <w:style w:type="character" w:customStyle="1" w:styleId="CommentVarTok">
     <w:name w:val="CommentVarTok"/>
     <w:basedOn w:val="VerbatimChar"/>
     <w:rPr>
-      <w:color w:val="60a0b0"/>
       <w:b/>
       <w:i/>
+      <w:color w:val="60a0b0"/>
     </w:rPr>
   </w:style>
   <w:style w:type="character" w:customStyle="1" w:styleId="OtherTok">
@@ -4573,8 +4701,8 @@
     <w:name w:val="ControlFlowTok"/>
     <w:basedOn w:val="VerbatimChar"/>
     <w:rPr>
+      <w:b/>
       <w:color w:val="007020"/>
-      <w:b/>
     </w:rPr>
   </w:style>
   <w:style w:type="character" w:customStyle="1" w:styleId="OperatorTok">
@@ -4587,7 +4715,9 @@
   <w:style w:type="character" w:customStyle="1" w:styleId="BuiltInTok">
     <w:name w:val="BuiltInTok"/>
     <w:basedOn w:val="VerbatimChar"/>
-    <w:rPr/>
+    <w:rPr>
+      <w:color w:val="008000"/>
+    </w:rPr>
   </w:style>
   <w:style w:type="character" w:customStyle="1" w:styleId="ExtensionTok">
     <w:name w:val="ExtensionTok"/>
@@ -4617,34 +4747,34 @@
     <w:name w:val="InformationTok"/>
     <w:basedOn w:val="VerbatimChar"/>
     <w:rPr>
-      <w:color w:val="60a0b0"/>
       <w:b/>
       <w:i/>
+      <w:color w:val="60a0b0"/>
     </w:rPr>
   </w:style>
   <w:style w:type="character" w:customStyle="1" w:styleId="WarningTok">
     <w:name w:val="WarningTok"/>
     <w:basedOn w:val="VerbatimChar"/>
     <w:rPr>
-      <w:color w:val="60a0b0"/>
       <w:b/>
       <w:i/>
+      <w:color w:val="60a0b0"/>
     </w:rPr>
   </w:style>
   <w:style w:type="character" w:customStyle="1" w:styleId="AlertTok">
     <w:name w:val="AlertTok"/>
     <w:basedOn w:val="VerbatimChar"/>
     <w:rPr>
+      <w:b/>
       <w:color w:val="ff0000"/>
-      <w:b/>
     </w:rPr>
   </w:style>
   <w:style w:type="character" w:customStyle="1" w:styleId="ErrorTok">
     <w:name w:val="ErrorTok"/>
     <w:basedOn w:val="VerbatimChar"/>
     <w:rPr>
+      <w:b/>
       <w:color w:val="ff0000"/>
-      <w:b/>
     </w:rPr>
   </w:style>
   <w:style w:type="character" w:customStyle="1" w:styleId="NormalTok">
@@ -4666,44 +4796,44 @@
         <a:sysClr val="window" lastClr="FFFFFF"/>
       </a:lt1>
       <a:dk2>
-        <a:srgbClr val="1F497D"/>
+        <a:srgbClr val="0E2841"/>
       </a:dk2>
       <a:lt2>
-        <a:srgbClr val="EEECE1"/>
+        <a:srgbClr val="E8E8E8"/>
       </a:lt2>
       <a:accent1>
-        <a:srgbClr val="4F81BD"/>
+        <a:srgbClr val="156082"/>
       </a:accent1>
       <a:accent2>
-        <a:srgbClr val="C0504D"/>
+        <a:srgbClr val="E97132"/>
       </a:accent2>
       <a:accent3>
-        <a:srgbClr val="9BBB59"/>
+        <a:srgbClr val="196B24"/>
       </a:accent3>
       <a:accent4>
-        <a:srgbClr val="8064A2"/>
+        <a:srgbClr val="0F9ED5"/>
       </a:accent4>
       <a:accent5>
-        <a:srgbClr val="4BACC6"/>
+        <a:srgbClr val="A02B93"/>
       </a:accent5>
       <a:accent6>
-        <a:srgbClr val="F79646"/>
+        <a:srgbClr val="4EA72E"/>
       </a:accent6>
       <a:hlink>
-        <a:srgbClr val="0000FF"/>
+        <a:srgbClr val="467886"/>
       </a:hlink>
       <a:folHlink>
-        <a:srgbClr val="800080"/>
+        <a:srgbClr val="96607D"/>
       </a:folHlink>
     </a:clrScheme>
     <a:fontScheme name="Office">
       <a:majorFont>
-        <a:latin typeface="Calibri"/>
+        <a:latin typeface="Aptos Display" panose="02110004020202020204"/>
         <a:ea typeface=""/>
         <a:cs typeface=""/>
-        <a:font script="Jpan" typeface="ＭＳ ゴシック"/>
+        <a:font script="Jpan" typeface="游ゴシック Light"/>
         <a:font script="Hang" typeface="맑은 고딕"/>
-        <a:font script="Hans" typeface="宋体"/>
+        <a:font script="Hans" typeface="等线 Light"/>
         <a:font script="Hant" typeface="新細明體"/>
         <a:font script="Arab" typeface="Times New Roman"/>
         <a:font script="Hebr" typeface="Times New Roman"/>
@@ -4730,14 +4860,32 @@
         <a:font script="Mong" typeface="Mongolian Baiti"/>
         <a:font script="Viet" typeface="Times New Roman"/>
         <a:font script="Uigh" typeface="Microsoft Uighur"/>
+        <a:font script="Geor" typeface="Sylfaen"/>
+        <a:font script="Armn" typeface="Arial"/>
+        <a:font script="Bugi" typeface="Leelawadee UI"/>
+        <a:font script="Bopo" typeface="Microsoft JhengHei"/>
+        <a:font script="Java" typeface="Javanese Text"/>
+        <a:font script="Lisu" typeface="Segoe UI"/>
+        <a:font script="Mymr" typeface="Myanmar Text"/>
+        <a:font script="Nkoo" typeface="Ebrima"/>
+        <a:font script="Olck" typeface="Nirmala UI"/>
+        <a:font script="Osma" typeface="Ebrima"/>
+        <a:font script="Phag" typeface="Phagspa"/>
+        <a:font script="Syrn" typeface="Estrangelo Edessa"/>
+        <a:font script="Syrj" typeface="Estrangelo Edessa"/>
+        <a:font script="Syre" typeface="Estrangelo Edessa"/>
+        <a:font script="Sora" typeface="Nirmala UI"/>
+        <a:font script="Tale" typeface="Microsoft Tai Le"/>
+        <a:font script="Talu" typeface="Microsoft New Tai Lue"/>
+        <a:font script="Tfng" typeface="Ebrima"/>
       </a:majorFont>
       <a:minorFont>
-        <a:latin typeface="Cambria"/>
+        <a:latin typeface="Aptos" panose="02110004020202020204"/>
         <a:ea typeface=""/>
         <a:cs typeface=""/>
-        <a:font script="Jpan" typeface="ＭＳ 明朝"/>
+        <a:font script="Jpan" typeface="游明朝"/>
         <a:font script="Hang" typeface="맑은 고딕"/>
-        <a:font script="Hans" typeface="宋体"/>
+        <a:font script="Hans" typeface="等线"/>
         <a:font script="Hant" typeface="新細明體"/>
         <a:font script="Arab" typeface="Arial"/>
         <a:font script="Hebr" typeface="Arial"/>
@@ -4764,6 +4912,24 @@
         <a:font script="Mong" typeface="Mongolian Baiti"/>
         <a:font script="Viet" typeface="Arial"/>
         <a:font script="Uigh" typeface="Microsoft Uighur"/>
+        <a:font script="Geor" typeface="Sylfaen"/>
+        <a:font script="Armn" typeface="Arial"/>
+        <a:font script="Bugi" typeface="Leelawadee UI"/>
+        <a:font script="Bopo" typeface="Microsoft JhengHei"/>
+        <a:font script="Java" typeface="Javanese Text"/>
+        <a:font script="Lisu" typeface="Segoe UI"/>
+        <a:font script="Mymr" typeface="Myanmar Text"/>
+        <a:font script="Nkoo" typeface="Ebrima"/>
+        <a:font script="Olck" typeface="Nirmala UI"/>
+        <a:font script="Osma" typeface="Ebrima"/>
+        <a:font script="Phag" typeface="Phagspa"/>
+        <a:font script="Syrn" typeface="Estrangelo Edessa"/>
+        <a:font script="Syrj" typeface="Estrangelo Edessa"/>
+        <a:font script="Syre" typeface="Estrangelo Edessa"/>
+        <a:font script="Sora" typeface="Nirmala UI"/>
+        <a:font script="Tale" typeface="Microsoft Tai Le"/>
+        <a:font script="Talu" typeface="Microsoft New Tai Lue"/>
+        <a:font script="Tfng" typeface="Ebrima"/>
       </a:minorFont>
     </a:fontScheme>
     <a:fmtScheme name="Office">
@@ -4775,200 +4941,141 @@
           <a:gsLst>
             <a:gs pos="0">
               <a:schemeClr val="phClr">
-                <a:tint val="50000"/>
-                <a:satMod val="300000"/>
+                <a:lumMod val="110000"/>
+                <a:satMod val="105000"/>
+                <a:tint val="67000"/>
               </a:schemeClr>
             </a:gs>
-            <a:gs pos="35000">
+            <a:gs pos="50000">
               <a:schemeClr val="phClr">
-                <a:tint val="37000"/>
-                <a:satMod val="300000"/>
+                <a:lumMod val="105000"/>
+                <a:satMod val="103000"/>
+                <a:tint val="73000"/>
               </a:schemeClr>
             </a:gs>
             <a:gs pos="100000">
               <a:schemeClr val="phClr">
-                <a:tint val="15000"/>
-                <a:satMod val="350000"/>
+                <a:lumMod val="105000"/>
+                <a:satMod val="109000"/>
+                <a:tint val="81000"/>
               </a:schemeClr>
             </a:gs>
           </a:gsLst>
-          <a:lin ang="16200000" scaled="1"/>
+          <a:lin ang="5400000" scaled="0"/>
         </a:gradFill>
         <a:gradFill rotWithShape="1">
           <a:gsLst>
             <a:gs pos="0">
               <a:schemeClr val="phClr">
-                <a:tint val="100000"/>
+                <a:satMod val="103000"/>
+                <a:lumMod val="102000"/>
+                <a:tint val="94000"/>
+              </a:schemeClr>
+            </a:gs>
+            <a:gs pos="50000">
+              <a:schemeClr val="phClr">
+                <a:satMod val="110000"/>
+                <a:lumMod val="100000"/>
                 <a:shade val="100000"/>
-                <a:satMod val="130000"/>
               </a:schemeClr>
             </a:gs>
             <a:gs pos="100000">
               <a:schemeClr val="phClr">
-                <a:tint val="50000"/>
-                <a:shade val="100000"/>
-                <a:satMod val="350000"/>
+                <a:lumMod val="99000"/>
+                <a:satMod val="120000"/>
+                <a:shade val="78000"/>
               </a:schemeClr>
             </a:gs>
           </a:gsLst>
-          <a:lin ang="16200000" scaled="0"/>
+          <a:lin ang="5400000" scaled="0"/>
         </a:gradFill>
       </a:fillStyleLst>
       <a:lnStyleLst>
-        <a:ln w="9525" cap="flat" cmpd="sng" algn="ctr">
-          <a:solidFill>
-            <a:schemeClr val="phClr">
-              <a:shade val="95000"/>
-              <a:satMod val="105000"/>
-            </a:schemeClr>
-          </a:solidFill>
-          <a:prstDash val="solid"/>
-        </a:ln>
-        <a:ln w="25400" cap="flat" cmpd="sng" algn="ctr">
+        <a:ln w="6350" cap="flat" cmpd="sng" algn="ctr">
           <a:solidFill>
             <a:schemeClr val="phClr"/>
           </a:solidFill>
           <a:prstDash val="solid"/>
+          <a:miter lim="800000"/>
         </a:ln>
-        <a:ln w="38100" cap="flat" cmpd="sng" algn="ctr">
+        <a:ln w="12700" cap="flat" cmpd="sng" algn="ctr">
           <a:solidFill>
             <a:schemeClr val="phClr"/>
           </a:solidFill>
           <a:prstDash val="solid"/>
+          <a:miter lim="800000"/>
+        </a:ln>
+        <a:ln w="19050" cap="flat" cmpd="sng" algn="ctr">
+          <a:solidFill>
+            <a:schemeClr val="phClr"/>
+          </a:solidFill>
+          <a:prstDash val="solid"/>
+          <a:miter lim="800000"/>
         </a:ln>
       </a:lnStyleLst>
       <a:effectStyleLst>
         <a:effectStyle>
+          <a:effectLst/>
+        </a:effectStyle>
+        <a:effectStyle>
+          <a:effectLst/>
+        </a:effectStyle>
+        <a:effectStyle>
           <a:effectLst>
-            <a:outerShdw blurRad="40000" dist="20000" dir="5400000" rotWithShape="0">
+            <a:outerShdw blurRad="57150" dist="19050" dir="5400000" algn="ctr" rotWithShape="0">
               <a:srgbClr val="000000">
-                <a:alpha val="38000"/>
+                <a:alpha val="63000"/>
               </a:srgbClr>
             </a:outerShdw>
           </a:effectLst>
-        </a:effectStyle>
-        <a:effectStyle>
-          <a:effectLst>
-            <a:outerShdw blurRad="40000" dist="23000" dir="5400000" rotWithShape="0">
-              <a:srgbClr val="000000">
-                <a:alpha val="35000"/>
-              </a:srgbClr>
-            </a:outerShdw>
-          </a:effectLst>
-        </a:effectStyle>
-        <a:effectStyle>
-          <a:effectLst>
-            <a:outerShdw blurRad="40000" dist="23000" dir="5400000" rotWithShape="0">
-              <a:srgbClr val="000000">
-                <a:alpha val="35000"/>
-              </a:srgbClr>
-            </a:outerShdw>
-          </a:effectLst>
-          <a:scene3d>
-            <a:camera prst="orthographicFront">
-              <a:rot lat="0" lon="0" rev="0"/>
-            </a:camera>
-            <a:lightRig rig="threePt" dir="t">
-              <a:rot lat="0" lon="0" rev="1200000"/>
-            </a:lightRig>
-          </a:scene3d>
-          <a:sp3d>
-            <a:bevelT w="63500" h="25400"/>
-          </a:sp3d>
         </a:effectStyle>
       </a:effectStyleLst>
       <a:bgFillStyleLst>
         <a:solidFill>
           <a:schemeClr val="phClr"/>
         </a:solidFill>
+        <a:solidFill>
+          <a:schemeClr val="phClr">
+            <a:tint val="95000"/>
+            <a:satMod val="170000"/>
+          </a:schemeClr>
+        </a:solidFill>
         <a:gradFill rotWithShape="1">
           <a:gsLst>
             <a:gs pos="0">
               <a:schemeClr val="phClr">
-                <a:tint val="40000"/>
-                <a:satMod val="350000"/>
+                <a:tint val="93000"/>
+                <a:satMod val="150000"/>
+                <a:shade val="98000"/>
+                <a:lumMod val="102000"/>
               </a:schemeClr>
             </a:gs>
-            <a:gs pos="40000">
+            <a:gs pos="50000">
               <a:schemeClr val="phClr">
-                <a:tint val="45000"/>
-                <a:shade val="99000"/>
-                <a:satMod val="350000"/>
+                <a:tint val="98000"/>
+                <a:satMod val="130000"/>
+                <a:shade val="90000"/>
+                <a:lumMod val="103000"/>
               </a:schemeClr>
             </a:gs>
             <a:gs pos="100000">
               <a:schemeClr val="phClr">
-                <a:shade val="20000"/>
-                <a:satMod val="255000"/>
+                <a:shade val="63000"/>
+                <a:satMod val="120000"/>
               </a:schemeClr>
             </a:gs>
           </a:gsLst>
-          <a:path path="circle">
-            <a:fillToRect l="50000" t="-80000" r="50000" b="180000"/>
-          </a:path>
-        </a:gradFill>
-        <a:gradFill rotWithShape="1">
-          <a:gsLst>
-            <a:gs pos="0">
-              <a:schemeClr val="phClr">
-                <a:tint val="80000"/>
-                <a:satMod val="300000"/>
-              </a:schemeClr>
-            </a:gs>
-            <a:gs pos="100000">
-              <a:schemeClr val="phClr">
-                <a:shade val="30000"/>
-                <a:satMod val="200000"/>
-              </a:schemeClr>
-            </a:gs>
-          </a:gsLst>
-          <a:path path="circle">
-            <a:fillToRect l="50000" t="50000" r="50000" b="50000"/>
-          </a:path>
+          <a:lin ang="5400000" scaled="0"/>
         </a:gradFill>
       </a:bgFillStyleLst>
     </a:fmtScheme>
   </a:themeElements>
-  <a:objectDefaults>
-    <a:spDef>
-      <a:spPr/>
-      <a:bodyPr/>
-      <a:lstStyle/>
-      <a:style>
-        <a:lnRef idx="1">
-          <a:schemeClr val="accent1"/>
-        </a:lnRef>
-        <a:fillRef idx="3">
-          <a:schemeClr val="accent1"/>
-        </a:fillRef>
-        <a:effectRef idx="2">
-          <a:schemeClr val="accent1"/>
-        </a:effectRef>
-        <a:fontRef idx="minor">
-          <a:schemeClr val="lt1"/>
-        </a:fontRef>
-      </a:style>
-    </a:spDef>
-    <a:lnDef>
-      <a:spPr/>
-      <a:bodyPr/>
-      <a:lstStyle/>
-      <a:style>
-        <a:lnRef idx="2">
-          <a:schemeClr val="accent1"/>
-        </a:lnRef>
-        <a:fillRef idx="0">
-          <a:schemeClr val="accent1"/>
-        </a:fillRef>
-        <a:effectRef idx="1">
-          <a:schemeClr val="accent1"/>
-        </a:effectRef>
-        <a:fontRef idx="minor">
-          <a:schemeClr val="tx1"/>
-        </a:fontRef>
-      </a:style>
-    </a:lnDef>
-  </a:objectDefaults>
+  <a:objectDefaults/>
   <a:extraClrSchemeLst/>
+  <a:extLst>
+    <a:ext uri="{05A4C25C-085E-4340-85A3-A5531E510DB2}">
+      <thm15:themeFamily xmlns:thm15="http://schemas.microsoft.com/office/thememl/2012/main" name="Office Theme" id="{2E142A2C-CD16-42D6-873A-C26D2A0506FA}" vid="{1BDDFF52-6CD6-40A5-AB3C-68EB2F1E4D0A}"/>
+    </a:ext>
+  </a:extLst>
 </a:theme>
 </file>
--- a/Project_Docs_D7/Testing_and_QA_Summary.docx
+++ b/Project_Docs_D7/Testing_and_QA_Summary.docx
@@ -2,7 +2,7 @@
 <file path=word/document.xml><?xml version="1.0" encoding="utf-8"?>
 <w:document xmlns:w="http://schemas.openxmlformats.org/wordprocessingml/2006/main" xmlns:m="http://schemas.openxmlformats.org/officeDocument/2006/math" xmlns:r="http://schemas.openxmlformats.org/officeDocument/2006/relationships" xmlns:o="urn:schemas-microsoft-com:office:office" xmlns:v="urn:schemas-microsoft-com:vml" xmlns:w10="urn:schemas-microsoft-com:office:word" xmlns:a="http://schemas.openxmlformats.org/drawingml/2006/main" xmlns:pic="http://schemas.openxmlformats.org/drawingml/2006/picture" xmlns:wp="http://schemas.openxmlformats.org/drawingml/2006/wordprocessingDrawing">
   <w:body>
-    <w:bookmarkStart w:id="23" w:name="testing-and-qa-summary"/>
+    <w:bookmarkStart w:id="22" w:name="testing-and-qa-summary"/>
     <w:p>
       <w:pPr>
         <w:pStyle w:val="Heading1"/>
@@ -82,7 +82,7 @@
         <w:t xml:space="preserve">. It is the QA contract for the next developer.</w:t>
       </w:r>
     </w:p>
-    <w:bookmarkStart w:id="9" w:name="Xc88c88b98d28fc72515908c9b883d3b332e1498"/>
+    <w:bookmarkStart w:id="9" w:name="how-to-run-the-suite"/>
     <w:p>
       <w:pPr>
         <w:pStyle w:val="Heading2"/>
@@ -294,7 +294,7 @@
       </w:r>
     </w:p>
     <w:bookmarkEnd w:id="9"/>
-    <w:bookmarkStart w:id="16" w:name="X0011d1de1c1a30e2de46bba60a61795b18f4db3"/>
+    <w:bookmarkStart w:id="16" w:name="test-inventory"/>
     <w:p>
       <w:pPr>
         <w:pStyle w:val="Heading2"/>
@@ -354,7 +354,8 @@
     <w:tbl>
       <w:tblPr>
         <w:tblStyle w:val="Table"/>
-        <w:tblW w:type="auto" w:w="0"/>
+        <w:tblW w:type="pct" w:w="5000"/>
+        <w:tblLayout w:type="fixed"/>
         <w:tblLook w:firstRow="1" w:lastRow="0" w:firstColumn="0" w:lastColumn="0" w:noHBand="0" w:noVBand="0" w:val="0020"/>
       </w:tblPr>
       <w:tblGrid>
@@ -579,7 +580,8 @@
     <w:tbl>
       <w:tblPr>
         <w:tblStyle w:val="Table"/>
-        <w:tblW w:type="auto" w:w="0"/>
+        <w:tblW w:type="pct" w:w="5000"/>
+        <w:tblLayout w:type="fixed"/>
         <w:tblLook w:firstRow="1" w:lastRow="0" w:firstColumn="0" w:lastColumn="0" w:noHBand="0" w:noVBand="0" w:val="0020"/>
       </w:tblPr>
       <w:tblGrid>
@@ -686,7 +688,7 @@
               <w:pStyle w:val="Compact"/>
             </w:pPr>
             <w:r>
-              <w:t xml:space="preserve">Split preview vs commit, John Taber's algorithm correctness, history-aware resplitting.</w:t>
+              <w:t xml:space="preserve">Split preview vs commit, John Taber’s algorithm correctness, history-aware resplitting.</w:t>
             </w:r>
           </w:p>
         </w:tc>
@@ -804,7 +806,7 @@
       </w:tr>
     </w:tbl>
     <w:bookmarkEnd w:id="11"/>
-    <w:bookmarkStart w:id="12" w:name="save--load--persistence"/>
+    <w:bookmarkStart w:id="12" w:name="save-load-persistence"/>
     <w:p>
       <w:pPr>
         <w:pStyle w:val="Heading3"/>
@@ -816,7 +818,8 @@
     <w:tbl>
       <w:tblPr>
         <w:tblStyle w:val="Table"/>
-        <w:tblW w:type="auto" w:w="0"/>
+        <w:tblW w:type="pct" w:w="5000"/>
+        <w:tblLayout w:type="fixed"/>
         <w:tblLook w:firstRow="1" w:lastRow="0" w:firstColumn="0" w:lastColumn="0" w:noHBand="0" w:noVBand="0" w:val="0020"/>
       </w:tblPr>
       <w:tblGrid>
@@ -1197,7 +1200,7 @@
       </w:tr>
     </w:tbl>
     <w:bookmarkEnd w:id="12"/>
-    <w:bookmarkStart w:id="13" w:name="widget--ui"/>
+    <w:bookmarkStart w:id="13" w:name="widget-ui"/>
     <w:p>
       <w:pPr>
         <w:pStyle w:val="Heading3"/>
@@ -1209,7 +1212,8 @@
     <w:tbl>
       <w:tblPr>
         <w:tblStyle w:val="Table"/>
-        <w:tblW w:type="auto" w:w="0"/>
+        <w:tblW w:type="pct" w:w="5000"/>
+        <w:tblLayout w:type="fixed"/>
         <w:tblLook w:firstRow="1" w:lastRow="0" w:firstColumn="0" w:lastColumn="0" w:noHBand="0" w:noVBand="0" w:val="0020"/>
       </w:tblPr>
       <w:tblGrid>
@@ -1416,7 +1420,8 @@
     <w:tbl>
       <w:tblPr>
         <w:tblStyle w:val="Table"/>
-        <w:tblW w:type="auto" w:w="0"/>
+        <w:tblW w:type="pct" w:w="5000"/>
+        <w:tblLayout w:type="fixed"/>
         <w:tblLook w:firstRow="1" w:lastRow="0" w:firstColumn="0" w:lastColumn="0" w:noHBand="0" w:noVBand="0" w:val="0020"/>
       </w:tblPr>
       <w:tblGrid>
@@ -1521,7 +1526,8 @@
     <w:tbl>
       <w:tblPr>
         <w:tblStyle w:val="Table"/>
-        <w:tblW w:type="auto" w:w="0"/>
+        <w:tblW w:type="pct" w:w="5000"/>
+        <w:tblLayout w:type="fixed"/>
         <w:tblLook w:firstRow="1" w:lastRow="0" w:firstColumn="0" w:lastColumn="0" w:noHBand="0" w:noVBand="0" w:val="0020"/>
       </w:tblPr>
       <w:tblGrid>
@@ -1594,7 +1600,7 @@
     </w:tbl>
     <w:bookmarkEnd w:id="15"/>
     <w:bookmarkEnd w:id="16"/>
-    <w:bookmarkStart w:id="17" w:name="Xadf9d15b0d7ea1931372a18775cbe4060b04905"/>
+    <w:bookmarkStart w:id="17" w:name="Xab12b7174d809cec07b8b6e8c226095bfe37e73"/>
     <w:p>
       <w:pPr>
         <w:pStyle w:val="Heading2"/>
@@ -1614,7 +1620,8 @@
     <w:tbl>
       <w:tblPr>
         <w:tblStyle w:val="Table"/>
-        <w:tblW w:type="auto" w:w="0"/>
+        <w:tblW w:type="pct" w:w="5000"/>
+        <w:tblLayout w:type="fixed"/>
         <w:tblLook w:firstRow="1" w:lastRow="0" w:firstColumn="0" w:lastColumn="0" w:noHBand="0" w:noVBand="0" w:val="0020"/>
       </w:tblPr>
       <w:tblGrid>
@@ -1896,6 +1903,18 @@
               <w:t xml:space="preserve">bundled_state_test.dart</w:t>
             </w:r>
             <w:r>
+              <w:t xml:space="preserve">. Legacy-autosave recovery (CourseFile without PeopleFile) covered by trial-run patch</w:t>
+            </w:r>
+            <w:r>
+              <w:t xml:space="preserve"> </w:t>
+            </w:r>
+            <w:r>
+              <w:rPr>
+                <w:rStyle w:val="VerbatimChar"/>
+              </w:rPr>
+              <w:t xml:space="preserve">70889a9</w:t>
+            </w:r>
+            <w:r>
               <w:t xml:space="preserve">.</w:t>
             </w:r>
           </w:p>
@@ -2215,7 +2234,7 @@
       </w:tr>
     </w:tbl>
     <w:bookmarkEnd w:id="17"/>
-    <w:bookmarkStart w:id="18" w:name="X6f7456ef774e0d8be558699ed3cfb0824aee193"/>
+    <w:bookmarkStart w:id="18" w:name="numbers-as-of-last-on-machine-run"/>
     <w:p>
       <w:pPr>
         <w:pStyle w:val="Heading2"/>
@@ -2277,7 +2296,7 @@
         <w:t xml:space="preserve"> </w:t>
       </w:r>
       <w:r>
-        <w:t xml:space="preserve">98/98 on the latest verification run (branch</w:t>
+        <w:t xml:space="preserve">99/99 on the latest verification run (branch</w:t>
       </w:r>
       <w:r>
         <w:t xml:space="preserve"> </w:t>
@@ -2289,7 +2308,7 @@
         <w:t xml:space="preserve">codex/fix-state-load</w:t>
       </w:r>
       <w:r>
-        <w:t xml:space="preserve">, 2026-04-30). The PR #11 post-D7 bundled-state fix expanded</w:t>
+        <w:t xml:space="preserve">, commit</w:t>
       </w:r>
       <w:r>
         <w:t xml:space="preserve"> </w:t>
@@ -2298,25 +2317,10 @@
         <w:rPr>
           <w:rStyle w:val="VerbatimChar"/>
         </w:rPr>
-        <w:t xml:space="preserve">bundled_state_test.dart</w:t>
-      </w:r>
-      <w:r>
-        <w:t xml:space="preserve"> </w:t>
-      </w:r>
-      <w:r>
-        <w:t xml:space="preserve">and</w:t>
-      </w:r>
-      <w:r>
-        <w:t xml:space="preserve"> </w:t>
-      </w:r>
-      <w:r>
-        <w:rPr>
-          <w:rStyle w:val="VerbatimChar"/>
-        </w:rPr>
-        <w:t xml:space="preserve">save_load_compatibility_test.dart</w:t>
-      </w:r>
-      <w:r>
-        <w:t xml:space="preserve">, adding 8 tests. D7 baseline was 90/90 at commit</w:t>
+        <w:t xml:space="preserve">70889a9</w:t>
+      </w:r>
+      <w:r>
+        <w:t xml:space="preserve">, 2026-04-30). The PR #11 post-D7 bundled-state fix added 8 tests (98/98); a subsequent trial-run patch added 1 more for the legacy-autosave recovery path (99/99). D7 baseline was 90/90 at commit</w:t>
       </w:r>
       <w:r>
         <w:t xml:space="preserve"> </w:t>
@@ -2413,7 +2417,7 @@
       </w:r>
     </w:p>
     <w:bookmarkEnd w:id="18"/>
-    <w:bookmarkStart w:id="20" w:name="X1ab7f70165ebbcccd2108c82df37794ce43ed11"/>
+    <w:bookmarkStart w:id="19" w:name="X146fffb33ec2bbf768d319631589e1049755253"/>
     <w:p>
       <w:pPr>
         <w:pStyle w:val="Heading2"/>
@@ -2469,21 +2473,7 @@
         </w:numPr>
       </w:pPr>
       <w:r>
-        <w:t xml:space="preserve">Open</w:t>
-      </w:r>
-      <w:r>
-        <w:t xml:space="preserve"> </w:t>
-      </w:r>
-      <w:hyperlink r:id="rId19">
-        <w:r>
-          <w:rPr>
-            <w:rStyle w:val="Hyperlink"/>
-          </w:rPr>
-          <w:t xml:space="preserve">http://scheduler.omnilore.org</w:t>
-        </w:r>
-      </w:hyperlink>
-      <w:r>
-        <w:t xml:space="preserve">. Verify the home screen renders without console errors (</w:t>
+        <w:t xml:space="preserve">Open http://scheduler.omnilore.org. Verify the home screen renders without console errors (</w:t>
       </w:r>
       <w:r>
         <w:rPr>
@@ -3014,8 +3004,8 @@
         <w:t xml:space="preserve">Confirm course list, people list, drops, splits, schedule, and coordinators all match.</w:t>
       </w:r>
     </w:p>
-    <w:bookmarkEnd w:id="20"/>
-    <w:bookmarkStart w:id="21" w:name="X8ceff66ce25ee0102b23ab6674964ed5317ace5"/>
+    <w:bookmarkEnd w:id="19"/>
+    <w:bookmarkStart w:id="20" w:name="known-qa-gaps"/>
     <w:p>
       <w:pPr>
         <w:pStyle w:val="Heading2"/>
@@ -3035,7 +3025,8 @@
     <w:tbl>
       <w:tblPr>
         <w:tblStyle w:val="Table"/>
-        <w:tblW w:type="auto" w:w="0"/>
+        <w:tblW w:type="pct" w:w="5000"/>
+        <w:tblLayout w:type="fixed"/>
         <w:tblLook w:firstRow="1" w:lastRow="0" w:firstColumn="0" w:lastColumn="0" w:noHBand="0" w:noVBand="0" w:val="0020"/>
       </w:tblPr>
       <w:tblGrid>
@@ -3100,18 +3091,57 @@
               <w:pStyle w:val="Compact"/>
             </w:pPr>
             <w:r>
-              <w:t xml:space="preserve">Final stakeholder data isn't checked in (privacy)</w:t>
-            </w:r>
-          </w:p>
-        </w:tc>
-        <w:tc>
-          <w:tcPr/>
-          <w:p>
-            <w:pPr>
-              <w:pStyle w:val="Compact"/>
-            </w:pPr>
-            <w:r>
-              <w:t xml:space="preserve">Run the manual script on the deployed URL with stakeholder data once available. Filed P0 in backlog.</w:t>
+              <w:t xml:space="preserve">A full trial run was performed on 2026-04-30 with live stakeholder data; two bugs found and fixed (commit</w:t>
+            </w:r>
+            <w:r>
+              <w:t xml:space="preserve"> </w:t>
+            </w:r>
+            <w:r>
+              <w:rPr>
+                <w:rStyle w:val="VerbatimChar"/>
+              </w:rPr>
+              <w:t xml:space="preserve">70889a9</w:t>
+            </w:r>
+            <w:r>
+              <w:t xml:space="preserve">).</w:t>
+            </w:r>
+          </w:p>
+        </w:tc>
+        <w:tc>
+          <w:tcPr/>
+          <w:p>
+            <w:pPr>
+              <w:pStyle w:val="Compact"/>
+            </w:pPr>
+            <w:r>
+              <w:t xml:space="preserve">Re-run against the deployed URL after</w:t>
+            </w:r>
+            <w:r>
+              <w:t xml:space="preserve"> </w:t>
+            </w:r>
+            <w:r>
+              <w:rPr>
+                <w:rStyle w:val="VerbatimChar"/>
+              </w:rPr>
+              <w:t xml:space="preserve">codex/fix-state-load</w:t>
+            </w:r>
+            <w:r>
+              <w:t xml:space="preserve"> </w:t>
+            </w:r>
+            <w:r>
+              <w:t xml:space="preserve">merges to</w:t>
+            </w:r>
+            <w:r>
+              <w:t xml:space="preserve"> </w:t>
+            </w:r>
+            <w:r>
+              <w:rPr>
+                <w:rStyle w:val="VerbatimChar"/>
+              </w:rPr>
+              <w:t xml:space="preserve">main</w:t>
+            </w:r>
+            <w:r>
+              <w:t xml:space="preserve">.</w:t>
             </w:r>
           </w:p>
         </w:tc>
@@ -3363,8 +3393,8 @@
         </w:tc>
       </w:tr>
     </w:tbl>
-    <w:bookmarkEnd w:id="21"/>
-    <w:bookmarkStart w:id="22" w:name="Xf925142511cef8f37a9f84c65af5cfa4cb69098"/>
+    <w:bookmarkEnd w:id="20"/>
+    <w:bookmarkStart w:id="21" w:name="ci-signals-to-watch"/>
     <w:p>
       <w:pPr>
         <w:pStyle w:val="Heading2"/>
@@ -3547,8 +3577,8 @@
         <w:t xml:space="preserve">(Operations Runbook §6).</w:t>
       </w:r>
     </w:p>
+    <w:bookmarkEnd w:id="21"/>
     <w:bookmarkEnd w:id="22"/>
-    <w:bookmarkEnd w:id="23"/>
     <w:sectPr>
       <w:footnotePr>
         <w:numRestart w:val="eachSect"/>
